--- a/Thesis_DCT/Portada_Contraportada/tesis-compendio-declaracion-autor_a_en.docx
+++ b/Thesis_DCT/Portada_Contraportada/tesis-compendio-declaracion-autor_a_en.docx
@@ -71,7 +71,6 @@
           <w:rPr>
             <w:rStyle w:val="Estilo5"/>
             <w:szCs w:val="24"/>
-            <w:highlight w:val="lightGray"/>
           </w:rPr>
           <w:id w:val="-1181659025"/>
           <w:placeholder>
@@ -90,19 +89,9 @@
             <w:rPr>
               <w:rStyle w:val="Estilo5"/>
               <w:szCs w:val="24"/>
-              <w:highlight w:val="lightGray"/>
               <w:lang w:val="en-US"/>
             </w:rPr>
-            <w:t>Daniel Conde-T</w:t>
-          </w:r>
-          <w:r>
-            <w:rPr>
-              <w:rStyle w:val="Estilo5"/>
-              <w:szCs w:val="24"/>
-              <w:highlight w:val="lightGray"/>
-              <w:lang w:val="en-US"/>
-            </w:rPr>
-            <w:t>orres</w:t>
+            <w:t>Daniel Conde-Torres</w:t>
           </w:r>
         </w:sdtContent>
       </w:sdt>
@@ -110,7 +99,7 @@
     <w:p>
       <w:pPr>
         <w:rPr>
-          <w:rFonts w:ascii="Aptos" w:hAnsi="Aptos" w:cstheme="minorHAnsi"/>
+          <w:rFonts w:ascii="Aptos" w:hAnsi="Aptos"/>
           <w:sz w:val="24"/>
           <w:szCs w:val="24"/>
           <w:lang w:val="en-US"/>
@@ -157,13 +146,11 @@
           <w:rPr>
             <w:rStyle w:val="Estilo5"/>
             <w:szCs w:val="24"/>
-            <w:highlight w:val="lightGray"/>
           </w:rPr>
           <w:id w:val="-624078328"/>
           <w:placeholder>
             <w:docPart w:val="D9121B7B33EE4B1187DAD05038D55B5A"/>
           </w:placeholder>
-          <w:showingPlcHdr/>
         </w:sdtPr>
         <w:sdtEndPr>
           <w:rPr>
@@ -175,28 +162,24 @@
         <w:sdtContent>
           <w:r>
             <w:rPr>
-              <w:rStyle w:val="Textodelmarcadordeposicin"/>
-              <w:rFonts w:ascii="Aptos" w:hAnsi="Aptos"/>
-              <w:sz w:val="24"/>
+              <w:rStyle w:val="Estilo5"/>
               <w:szCs w:val="24"/>
-              <w:highlight w:val="lightGray"/>
               <w:lang w:val="en-US"/>
             </w:rPr>
-            <w:t>T</w:t>
-          </w:r>
-          <w:r>
-            <w:rPr>
-              <w:rStyle w:val="Textodelmarcadordeposicin"/>
-              <w:rFonts w:ascii="Aptos" w:hAnsi="Aptos"/>
-              <w:sz w:val="24"/>
-              <w:szCs w:val="24"/>
-              <w:highlight w:val="lightGray"/>
-              <w:lang w:val="en-US"/>
-            </w:rPr>
-            <w:t>itle of the thesis</w:t>
+            <w:t>Antimicrobial Peptides at Membrane Interfaces: Classical and Quantum Approaches to Environment-Conditioned Peptide Design</w:t>
           </w:r>
         </w:sdtContent>
       </w:sdt>
+    </w:p>
+    <w:p>
+      <w:pPr>
+        <w:rPr>
+          <w:rFonts w:ascii="Aptos" w:hAnsi="Aptos" w:cstheme="minorHAnsi"/>
+          <w:sz w:val="24"/>
+          <w:szCs w:val="24"/>
+          <w:lang w:val="en-US"/>
+        </w:rPr>
+      </w:pPr>
     </w:p>
     <w:p>
       <w:pPr>
@@ -671,6 +654,30 @@
           <w:lang w:val="en-US"/>
         </w:rPr>
       </w:pPr>
+    </w:p>
+    <w:p>
+      <w:pPr>
+        <w:rPr>
+          <w:rFonts w:ascii="Aptos" w:hAnsi="Aptos" w:cstheme="minorHAnsi"/>
+          <w:b/>
+          <w:bCs/>
+          <w:sz w:val="24"/>
+          <w:szCs w:val="24"/>
+          <w:lang w:val="en-US"/>
+        </w:rPr>
+      </w:pPr>
+    </w:p>
+    <w:p>
+      <w:pPr>
+        <w:rPr>
+          <w:rFonts w:ascii="Aptos" w:hAnsi="Aptos" w:cstheme="minorHAnsi"/>
+          <w:b/>
+          <w:bCs/>
+          <w:sz w:val="24"/>
+          <w:szCs w:val="24"/>
+          <w:lang w:val="en-US"/>
+        </w:rPr>
+      </w:pPr>
       <w:r>
         <w:rPr>
           <w:rFonts w:ascii="Aptos" w:hAnsi="Aptos" w:cstheme="minorHAnsi"/>
@@ -680,7 +687,6 @@
           <w:szCs w:val="24"/>
           <w:lang w:val="en-US"/>
         </w:rPr>
-        <w:lastRenderedPageBreak/>
         <w:t>LIST OF SCIENTIFIC CONTRIBUTIONS FOR THIS MODALITY</w:t>
       </w:r>
     </w:p>
@@ -752,6 +758,8 @@
               <w:rFonts w:cstheme="minorHAnsi"/>
               <w:b/>
               <w:bCs/>
+              <w:sz w:val="21"/>
+              <w:szCs w:val="20"/>
             </w:rPr>
           </w:sdtEndPr>
           <w:sdtContent>
@@ -854,13 +862,31 @@
                 </w:pPr>
                 <w:r>
                   <w:rPr>
-                    <w:szCs w:val="24"/>
-                  </w:rPr>
-                  <w:t xml:space="preserve">Conde-Torres, D., et al. </w:t>
-                </w:r>
-                <w:r>
-                  <w:rPr>
-                    <w:szCs w:val="24"/>
+                    <w:sz w:val="20"/>
+                    <w:szCs w:val="21"/>
+                  </w:rPr>
+                  <w:t xml:space="preserve">Conde-Torres, D., </w:t>
+                </w:r>
+                <w:r>
+                  <w:rPr>
+                    <w:i/>
+                    <w:iCs/>
+                    <w:sz w:val="20"/>
+                    <w:szCs w:val="21"/>
+                  </w:rPr>
+                  <w:t>et al.</w:t>
+                </w:r>
+                <w:r>
+                  <w:rPr>
+                    <w:sz w:val="20"/>
+                    <w:szCs w:val="21"/>
+                  </w:rPr>
+                  <w:t xml:space="preserve"> </w:t>
+                </w:r>
+                <w:r>
+                  <w:rPr>
+                    <w:sz w:val="20"/>
+                    <w:szCs w:val="21"/>
                     <w:lang w:val="en-US"/>
                   </w:rPr>
                   <w:t xml:space="preserve">Unraveling lipid and inflammation interplay in cancer, aging and infection for novel </w:t>
@@ -868,7 +894,8 @@
                 <w:proofErr w:type="spellStart"/>
                 <w:r>
                   <w:rPr>
-                    <w:szCs w:val="24"/>
+                    <w:sz w:val="20"/>
+                    <w:szCs w:val="21"/>
                     <w:lang w:val="en-US"/>
                   </w:rPr>
                   <w:t>theranostic</w:t>
@@ -876,15 +903,69 @@
                 <w:proofErr w:type="spellEnd"/>
                 <w:r>
                   <w:rPr>
-                    <w:szCs w:val="24"/>
+                    <w:sz w:val="20"/>
+                    <w:szCs w:val="21"/>
                     <w:lang w:val="en-US"/>
                   </w:rPr>
-                  <w:t xml:space="preserve"> approaches. Frontiers in Immunology 15,1320779 (2024). </w:t>
+                  <w:t xml:space="preserve"> approaches. </w:t>
+                </w:r>
+                <w:r>
+                  <w:rPr>
+                    <w:i/>
+                    <w:iCs/>
+                    <w:sz w:val="20"/>
+                    <w:szCs w:val="21"/>
+                    <w:lang w:val="en-US"/>
+                  </w:rPr>
+                  <w:t>Frontiers in Immunology</w:t>
+                </w:r>
+                <w:r>
+                  <w:rPr>
+                    <w:sz w:val="20"/>
+                    <w:szCs w:val="21"/>
+                    <w:lang w:val="en-US"/>
+                  </w:rPr>
+                  <w:t xml:space="preserve"> </w:t>
+                </w:r>
+                <w:r>
+                  <w:rPr>
+                    <w:b/>
+                    <w:bCs/>
+                    <w:sz w:val="20"/>
+                    <w:szCs w:val="21"/>
+                    <w:lang w:val="en-US"/>
+                  </w:rPr>
+                  <w:t>15</w:t>
+                </w:r>
+                <w:r>
+                  <w:rPr>
+                    <w:sz w:val="20"/>
+                    <w:szCs w:val="21"/>
+                    <w:lang w:val="en-US"/>
+                  </w:rPr>
+                  <w:t>,</w:t>
+                </w:r>
+                <w:r>
+                  <w:rPr>
+                    <w:sz w:val="20"/>
+                    <w:szCs w:val="21"/>
+                    <w:lang w:val="en-US"/>
+                  </w:rPr>
+                  <w:t xml:space="preserve"> </w:t>
+                </w:r>
+                <w:r>
+                  <w:rPr>
+                    <w:sz w:val="20"/>
+                    <w:szCs w:val="21"/>
+                    <w:lang w:val="en-US"/>
+                  </w:rPr>
+                  <w:t xml:space="preserve">1320779 (2024). </w:t>
                 </w:r>
                 <w:proofErr w:type="spellStart"/>
                 <w:r>
                   <w:rPr>
-                    <w:szCs w:val="24"/>
+                    <w:sz w:val="20"/>
+                    <w:szCs w:val="21"/>
                     <w:lang w:val="en-US"/>
                   </w:rPr>
                   <w:t>doi</w:t>
@@ -892,10 +973,30 @@
                 <w:proofErr w:type="spellEnd"/>
                 <w:r>
                   <w:rPr>
-                    <w:szCs w:val="24"/>
+                    <w:sz w:val="20"/>
+                    <w:szCs w:val="21"/>
                     <w:lang w:val="en-US"/>
                   </w:rPr>
-                  <w:t>: 10.3389/fimmu.2024.1320779.</w:t>
+                  <w:t xml:space="preserve">: </w:t>
+                </w:r>
+                <w:hyperlink r:id="rId11" w:history="1">
+                  <w:r>
+                    <w:rPr>
+                      <w:rStyle w:val="Hipervnculo"/>
+                      <w:sz w:val="20"/>
+                      <w:szCs w:val="21"/>
+                      <w:lang w:val="en-US"/>
+                    </w:rPr>
+                    <w:t>10.3389/fimmu.2024.1320779</w:t>
+                  </w:r>
+                </w:hyperlink>
+                <w:r>
+                  <w:rPr>
+                    <w:sz w:val="20"/>
+                    <w:szCs w:val="21"/>
+                    <w:lang w:val="en-US"/>
+                  </w:rPr>
+                  <w:t>.</w:t>
                 </w:r>
               </w:p>
             </w:tc>
@@ -2343,6 +2444,9 @@
         </w:sdt>
       </w:tr>
       <w:tr>
+        <w:trPr>
+          <w:trHeight w:val="425"/>
+        </w:trPr>
         <w:tc>
           <w:tcPr>
             <w:tcW w:w="1423" w:type="dxa"/>
@@ -2765,60 +2869,7 @@
     <w:p>
       <w:pPr>
         <w:rPr>
-          <w:sz w:val="10"/>
-          <w:szCs w:val="10"/>
-          <w:lang w:val="en-US"/>
-        </w:rPr>
-      </w:pPr>
-    </w:p>
-    <w:p>
-      <w:pPr>
-        <w:rPr>
-          <w:sz w:val="10"/>
-          <w:szCs w:val="10"/>
-          <w:lang w:val="en-US"/>
-        </w:rPr>
-      </w:pPr>
-    </w:p>
-    <w:p>
-      <w:pPr>
-        <w:rPr>
-          <w:sz w:val="10"/>
-          <w:szCs w:val="10"/>
-          <w:lang w:val="en-US"/>
-        </w:rPr>
-      </w:pPr>
-    </w:p>
-    <w:p>
-      <w:pPr>
-        <w:rPr>
-          <w:sz w:val="10"/>
-          <w:szCs w:val="10"/>
-          <w:lang w:val="en-US"/>
-        </w:rPr>
-      </w:pPr>
-    </w:p>
-    <w:p>
-      <w:pPr>
-        <w:rPr>
-          <w:sz w:val="10"/>
-          <w:szCs w:val="10"/>
-          <w:lang w:val="en-US"/>
-        </w:rPr>
-      </w:pPr>
-    </w:p>
-    <w:p>
-      <w:pPr>
-        <w:rPr>
-          <w:sz w:val="10"/>
-          <w:szCs w:val="10"/>
-          <w:lang w:val="en-US"/>
-        </w:rPr>
-      </w:pPr>
-    </w:p>
-    <w:p>
-      <w:pPr>
-        <w:rPr>
+          <w:rFonts w:ascii="Aptos" w:hAnsi="Aptos" w:cstheme="minorHAnsi"/>
           <w:sz w:val="10"/>
           <w:szCs w:val="10"/>
           <w:lang w:val="en-US"/>
@@ -2829,1711 +2880,13 @@
       <w:pPr>
         <w:rPr>
           <w:rFonts w:ascii="Aptos" w:hAnsi="Aptos" w:cstheme="minorHAnsi"/>
-          <w:sz w:val="10"/>
-          <w:szCs w:val="10"/>
-          <w:lang w:val="en-US"/>
+          <w:b/>
+          <w:bCs/>
+          <w:sz w:val="2"/>
+          <w:szCs w:val="2"/>
         </w:rPr>
       </w:pPr>
     </w:p>
-    <w:tbl>
-      <w:tblPr>
-        <w:tblStyle w:val="Tablaconcuadrcula"/>
-        <w:tblW w:w="8589" w:type="dxa"/>
-        <w:tblLook w:val="04A0" w:firstRow="1" w:lastRow="0" w:firstColumn="1" w:lastColumn="0" w:noHBand="0" w:noVBand="1"/>
-      </w:tblPr>
-      <w:tblGrid>
-        <w:gridCol w:w="1423"/>
-        <w:gridCol w:w="4366"/>
-        <w:gridCol w:w="1276"/>
-        <w:gridCol w:w="1518"/>
-        <w:gridCol w:w="6"/>
-      </w:tblGrid>
-      <w:tr>
-        <w:trPr>
-          <w:gridAfter w:val="1"/>
-          <w:wAfter w:w="6" w:type="dxa"/>
-          <w:trHeight w:val="342"/>
-        </w:trPr>
-        <w:tc>
-          <w:tcPr>
-            <w:tcW w:w="8583" w:type="dxa"/>
-            <w:gridSpan w:val="4"/>
-            <w:tcBorders>
-              <w:top w:val="single" w:sz="18" w:space="0" w:color="auto"/>
-              <w:left w:val="single" w:sz="18" w:space="0" w:color="auto"/>
-              <w:bottom w:val="nil"/>
-              <w:right w:val="single" w:sz="18" w:space="0" w:color="auto"/>
-            </w:tcBorders>
-          </w:tcPr>
-          <w:p>
-            <w:pPr>
-              <w:spacing w:before="120" w:after="120"/>
-              <w:rPr>
-                <w:rFonts w:ascii="Aptos" w:hAnsi="Aptos" w:cstheme="minorHAnsi"/>
-                <w:b/>
-                <w:bCs/>
-                <w:sz w:val="24"/>
-                <w:szCs w:val="24"/>
-                <w:lang w:val="en-US"/>
-              </w:rPr>
-            </w:pPr>
-            <w:r>
-              <w:rPr>
-                <w:rFonts w:ascii="Aptos" w:hAnsi="Aptos" w:cstheme="minorHAnsi"/>
-                <w:b/>
-                <w:bCs/>
-                <w:sz w:val="24"/>
-                <w:szCs w:val="24"/>
-                <w:lang w:val="en-US"/>
-              </w:rPr>
-              <w:t>Title and full citation of the publication</w:t>
-            </w:r>
-          </w:p>
-        </w:tc>
-      </w:tr>
-      <w:tr>
-        <w:sdt>
-          <w:sdtPr>
-            <w:rPr>
-              <w:rFonts w:ascii="Aptos" w:hAnsi="Aptos" w:cstheme="minorHAnsi"/>
-              <w:b/>
-              <w:bCs/>
-              <w:sz w:val="24"/>
-              <w:szCs w:val="24"/>
-            </w:rPr>
-            <w:id w:val="1532294995"/>
-            <w:placeholder>
-              <w:docPart w:val="D11E8E4E25764D26BD55C5EC946387CA"/>
-            </w:placeholder>
-          </w:sdtPr>
-          <w:sdtEndPr>
-            <w:rPr>
-              <w:highlight w:val="lightGray"/>
-            </w:rPr>
-          </w:sdtEndPr>
-          <w:sdtContent>
-            <w:tc>
-              <w:tcPr>
-                <w:tcW w:w="8589" w:type="dxa"/>
-                <w:gridSpan w:val="5"/>
-                <w:tcBorders>
-                  <w:top w:val="nil"/>
-                  <w:left w:val="single" w:sz="18" w:space="0" w:color="auto"/>
-                  <w:right w:val="single" w:sz="18" w:space="0" w:color="auto"/>
-                </w:tcBorders>
-              </w:tcPr>
-              <w:p>
-                <w:pPr>
-                  <w:spacing w:before="120" w:after="120"/>
-                  <w:rPr>
-                    <w:b/>
-                    <w:bCs/>
-                    <w:lang w:val="en-US"/>
-                  </w:rPr>
-                </w:pPr>
-                <w:r>
-                  <w:rPr>
-                    <w:rFonts w:ascii="Aptos" w:hAnsi="Aptos" w:cstheme="minorHAnsi"/>
-                    <w:b/>
-                    <w:bCs/>
-                    <w:sz w:val="24"/>
-                    <w:szCs w:val="24"/>
-                    <w:lang w:val="en-US"/>
-                  </w:rPr>
-                  <w:t>U</w:t>
-                </w:r>
-                <w:r>
-                  <w:rPr>
-                    <w:b/>
-                    <w:bCs/>
-                    <w:lang w:val="en-US"/>
-                  </w:rPr>
-                  <w:t>nlocking the specificity of antimicrobial</w:t>
-                </w:r>
-                <w:r>
-                  <w:rPr>
-                    <w:b/>
-                    <w:bCs/>
-                    <w:lang w:val="en-US"/>
-                  </w:rPr>
-                  <w:t xml:space="preserve"> peptide interactions for membrane-targeted therapies</w:t>
-                </w:r>
-              </w:p>
-              <w:p>
-                <w:pPr>
-                  <w:spacing w:before="120" w:after="120"/>
-                  <w:jc w:val="both"/>
-                  <w:rPr>
-                    <w:rFonts w:ascii="Aptos" w:hAnsi="Aptos" w:cstheme="minorHAnsi"/>
-                    <w:b/>
-                    <w:bCs/>
-                    <w:sz w:val="24"/>
-                    <w:szCs w:val="24"/>
-                    <w:highlight w:val="lightGray"/>
-                    <w:lang w:val="en-US"/>
-                  </w:rPr>
-                </w:pPr>
-                <w:r>
-                  <w:rPr>
-                    <w:rFonts w:cstheme="minorHAnsi"/>
-                    <w:lang w:val="en-US"/>
-                  </w:rPr>
-                  <w:t xml:space="preserve">Conde-Torres, D., </w:t>
-                </w:r>
-                <w:proofErr w:type="spellStart"/>
-                <w:r>
-                  <w:rPr>
-                    <w:rFonts w:cstheme="minorHAnsi"/>
-                    <w:lang w:val="en-US"/>
-                  </w:rPr>
-                  <w:t>Calvelo</w:t>
-                </w:r>
-                <w:proofErr w:type="spellEnd"/>
-                <w:r>
-                  <w:rPr>
-                    <w:rFonts w:cstheme="minorHAnsi"/>
-                    <w:lang w:val="en-US"/>
-                  </w:rPr>
-                  <w:t xml:space="preserve">, M., </w:t>
-                </w:r>
-                <w:proofErr w:type="spellStart"/>
-                <w:r>
-                  <w:rPr>
-                    <w:rFonts w:cstheme="minorHAnsi"/>
-                    <w:lang w:val="en-US"/>
-                  </w:rPr>
-                  <w:t>Rovira</w:t>
-                </w:r>
-                <w:proofErr w:type="spellEnd"/>
-                <w:r>
-                  <w:rPr>
-                    <w:rFonts w:cstheme="minorHAnsi"/>
-                    <w:lang w:val="en-US"/>
-                  </w:rPr>
-                  <w:t xml:space="preserve">, C., </w:t>
-                </w:r>
-                <w:proofErr w:type="spellStart"/>
-                <w:r>
-                  <w:rPr>
-                    <w:rFonts w:cstheme="minorHAnsi"/>
-                    <w:lang w:val="en-US"/>
-                  </w:rPr>
-                  <w:t>Piñeiro</w:t>
-                </w:r>
-                <w:proofErr w:type="spellEnd"/>
-                <w:r>
-                  <w:rPr>
-                    <w:rFonts w:cstheme="minorHAnsi"/>
-                    <w:lang w:val="en-US"/>
-                  </w:rPr>
-                  <w:t>, Á. &amp; Garcia-</w:t>
-                </w:r>
-                <w:proofErr w:type="spellStart"/>
-                <w:r>
-                  <w:rPr>
-                    <w:rFonts w:cstheme="minorHAnsi"/>
-                    <w:lang w:val="en-US"/>
-                  </w:rPr>
-                  <w:t>Fandino</w:t>
-                </w:r>
-                <w:proofErr w:type="spellEnd"/>
-                <w:r>
-                  <w:rPr>
-                    <w:rFonts w:cstheme="minorHAnsi"/>
-                    <w:lang w:val="en-US"/>
-                  </w:rPr>
-                  <w:t>, R.</w:t>
-                </w:r>
-                <w:r>
-                  <w:rPr>
-                    <w:rFonts w:cstheme="minorHAnsi"/>
-                    <w:lang w:val="en-US"/>
-                  </w:rPr>
-                  <w:br/>
-                  <w:t>Unlocking the specificity of antimicrobial peptide interactions for membrane-targeted</w:t>
-                </w:r>
-                <w:r>
-                  <w:rPr>
-                    <w:rFonts w:cstheme="minorHAnsi"/>
-                    <w:lang w:val="en-US"/>
-                  </w:rPr>
-                  <w:br/>
-                  <w:t xml:space="preserve">therapies. </w:t>
-                </w:r>
-                <w:proofErr w:type="spellStart"/>
-                <w:r>
-                  <w:rPr>
-                    <w:rFonts w:cstheme="minorHAnsi"/>
-                  </w:rPr>
-                  <w:t>Computational</w:t>
-                </w:r>
-                <w:proofErr w:type="spellEnd"/>
-                <w:r>
-                  <w:rPr>
-                    <w:rFonts w:cstheme="minorHAnsi"/>
-                  </w:rPr>
-                  <w:t xml:space="preserve"> and </w:t>
-                </w:r>
-                <w:proofErr w:type="spellStart"/>
-                <w:r>
-                  <w:rPr>
-                    <w:rFonts w:cstheme="minorHAnsi"/>
-                  </w:rPr>
-                  <w:t>Structural</w:t>
-                </w:r>
-                <w:proofErr w:type="spellEnd"/>
-                <w:r>
-                  <w:rPr>
-                    <w:rFonts w:cstheme="minorHAnsi"/>
-                  </w:rPr>
-                  <w:t xml:space="preserve"> </w:t>
-                </w:r>
-                <w:proofErr w:type="spellStart"/>
-                <w:r>
-                  <w:rPr>
-                    <w:rFonts w:cstheme="minorHAnsi"/>
-                  </w:rPr>
-                  <w:t>Biotechnology</w:t>
-                </w:r>
-                <w:proofErr w:type="spellEnd"/>
-                <w:r>
-                  <w:rPr>
-                    <w:rFonts w:cstheme="minorHAnsi"/>
-                  </w:rPr>
-                  <w:t xml:space="preserve"> </w:t>
-                </w:r>
-                <w:proofErr w:type="spellStart"/>
-                <w:r>
-                  <w:rPr>
-                    <w:rFonts w:cstheme="minorHAnsi"/>
-                  </w:rPr>
-                  <w:t>Journal</w:t>
-                </w:r>
-                <w:proofErr w:type="spellEnd"/>
-                <w:r>
-                  <w:rPr>
-                    <w:rFonts w:cstheme="minorHAnsi"/>
-                  </w:rPr>
-                  <w:t xml:space="preserve"> 25, 61–74 (2024). </w:t>
-                </w:r>
-                <w:proofErr w:type="spellStart"/>
-                <w:r>
-                  <w:rPr>
-                    <w:rFonts w:cstheme="minorHAnsi"/>
-                  </w:rPr>
-                  <w:t>doi</w:t>
-                </w:r>
-                <w:proofErr w:type="spellEnd"/>
-                <w:r>
-                  <w:rPr>
-                    <w:rFonts w:cstheme="minorHAnsi"/>
-                  </w:rPr>
-                  <w:t>:</w:t>
-                </w:r>
-                <w:r>
-                  <w:rPr>
-                    <w:rFonts w:cstheme="minorHAnsi"/>
-                  </w:rPr>
-                  <w:br/>
-                  <w:t>10.1016/j.csbj.2024.04.022.</w:t>
-                </w:r>
-              </w:p>
-            </w:tc>
-          </w:sdtContent>
-        </w:sdt>
-      </w:tr>
-      <w:tr>
-        <w:trPr>
-          <w:gridAfter w:val="1"/>
-          <w:wAfter w:w="6" w:type="dxa"/>
-          <w:trHeight w:val="596"/>
-        </w:trPr>
-        <w:tc>
-          <w:tcPr>
-            <w:tcW w:w="1423" w:type="dxa"/>
-            <w:vMerge w:val="restart"/>
-            <w:tcBorders>
-              <w:left w:val="single" w:sz="18" w:space="0" w:color="auto"/>
-            </w:tcBorders>
-            <w:vAlign w:val="center"/>
-          </w:tcPr>
-          <w:p>
-            <w:pPr>
-              <w:spacing w:before="120" w:after="120"/>
-              <w:rPr>
-                <w:rFonts w:ascii="Aptos" w:hAnsi="Aptos" w:cstheme="minorHAnsi"/>
-                <w:b/>
-                <w:bCs/>
-                <w:sz w:val="24"/>
-                <w:szCs w:val="24"/>
-              </w:rPr>
-            </w:pPr>
-            <w:proofErr w:type="spellStart"/>
-            <w:r>
-              <w:rPr>
-                <w:rFonts w:ascii="Aptos" w:hAnsi="Aptos" w:cstheme="minorHAnsi"/>
-                <w:b/>
-                <w:bCs/>
-                <w:sz w:val="24"/>
-                <w:szCs w:val="24"/>
-              </w:rPr>
-              <w:t>Aut</w:t>
-            </w:r>
-            <w:r>
-              <w:rPr>
-                <w:rFonts w:ascii="Aptos" w:hAnsi="Aptos" w:cstheme="minorHAnsi"/>
-                <w:b/>
-                <w:bCs/>
-                <w:sz w:val="24"/>
-                <w:szCs w:val="24"/>
-              </w:rPr>
-              <w:t>horship</w:t>
-            </w:r>
-            <w:proofErr w:type="spellEnd"/>
-          </w:p>
-        </w:tc>
-        <w:tc>
-          <w:tcPr>
-            <w:tcW w:w="7160" w:type="dxa"/>
-            <w:gridSpan w:val="3"/>
-            <w:tcBorders>
-              <w:bottom w:val="single" w:sz="4" w:space="0" w:color="auto"/>
-              <w:right w:val="single" w:sz="18" w:space="0" w:color="auto"/>
-            </w:tcBorders>
-            <w:vAlign w:val="center"/>
-          </w:tcPr>
-          <w:p>
-            <w:pPr>
-              <w:spacing w:before="120" w:after="120"/>
-              <w:rPr>
-                <w:rFonts w:ascii="Aptos" w:hAnsi="Aptos" w:cstheme="minorHAnsi"/>
-                <w:b/>
-                <w:bCs/>
-                <w:sz w:val="24"/>
-                <w:szCs w:val="24"/>
-                <w:lang w:val="en-US"/>
-              </w:rPr>
-            </w:pPr>
-            <w:sdt>
-              <w:sdtPr>
-                <w:rPr>
-                  <w:rFonts w:ascii="Aptos" w:hAnsi="Aptos" w:cstheme="minorHAnsi"/>
-                  <w:sz w:val="24"/>
-                  <w:szCs w:val="24"/>
-                  <w:lang w:val="en-US"/>
-                </w:rPr>
-                <w:id w:val="-1014302270"/>
-                <w14:checkbox>
-                  <w14:checked w14:val="0"/>
-                  <w14:checkedState w14:val="2612" w14:font="MS Gothic"/>
-                  <w14:uncheckedState w14:val="2610" w14:font="MS Gothic"/>
-                </w14:checkbox>
-              </w:sdtPr>
-              <w:sdtContent>
-                <w:r>
-                  <w:rPr>
-                    <w:rFonts w:ascii="Aptos" w:eastAsia="MS Gothic" w:hAnsi="Aptos" w:cs="Segoe UI Symbol"/>
-                    <w:sz w:val="24"/>
-                    <w:szCs w:val="24"/>
-                    <w:lang w:val="en-US"/>
-                  </w:rPr>
-                  <w:t>☐</w:t>
-                </w:r>
-              </w:sdtContent>
-            </w:sdt>
-            <w:r>
-              <w:rPr>
-                <w:rFonts w:ascii="Aptos" w:hAnsi="Aptos" w:cstheme="minorHAnsi"/>
-                <w:sz w:val="24"/>
-                <w:szCs w:val="24"/>
-                <w:lang w:val="en-US"/>
-              </w:rPr>
-              <w:t xml:space="preserve"> I am the only author</w:t>
-            </w:r>
-          </w:p>
-        </w:tc>
-      </w:tr>
-      <w:tr>
-        <w:trPr>
-          <w:gridAfter w:val="1"/>
-          <w:wAfter w:w="6" w:type="dxa"/>
-          <w:trHeight w:val="639"/>
-        </w:trPr>
-        <w:tc>
-          <w:tcPr>
-            <w:tcW w:w="1423" w:type="dxa"/>
-            <w:vMerge/>
-            <w:tcBorders>
-              <w:left w:val="single" w:sz="18" w:space="0" w:color="auto"/>
-            </w:tcBorders>
-          </w:tcPr>
-          <w:p>
-            <w:pPr>
-              <w:spacing w:before="120" w:after="120"/>
-              <w:rPr>
-                <w:rFonts w:ascii="Aptos" w:hAnsi="Aptos" w:cstheme="minorHAnsi"/>
-                <w:b/>
-                <w:bCs/>
-                <w:sz w:val="24"/>
-                <w:szCs w:val="24"/>
-                <w:lang w:val="en-US"/>
-              </w:rPr>
-            </w:pPr>
-          </w:p>
-        </w:tc>
-        <w:tc>
-          <w:tcPr>
-            <w:tcW w:w="7160" w:type="dxa"/>
-            <w:gridSpan w:val="3"/>
-            <w:tcBorders>
-              <w:bottom w:val="nil"/>
-              <w:right w:val="single" w:sz="18" w:space="0" w:color="auto"/>
-            </w:tcBorders>
-            <w:vAlign w:val="center"/>
-          </w:tcPr>
-          <w:p>
-            <w:pPr>
-              <w:spacing w:before="120" w:after="120"/>
-              <w:rPr>
-                <w:rFonts w:ascii="Aptos" w:hAnsi="Aptos" w:cstheme="minorHAnsi"/>
-                <w:b/>
-                <w:bCs/>
-                <w:sz w:val="24"/>
-                <w:szCs w:val="24"/>
-                <w:lang w:val="en-US"/>
-              </w:rPr>
-            </w:pPr>
-            <w:sdt>
-              <w:sdtPr>
-                <w:rPr>
-                  <w:rFonts w:ascii="Aptos" w:hAnsi="Aptos" w:cstheme="minorHAnsi"/>
-                  <w:sz w:val="24"/>
-                  <w:szCs w:val="24"/>
-                  <w:lang w:val="en-US"/>
-                </w:rPr>
-                <w:id w:val="-17244203"/>
-                <w14:checkbox>
-                  <w14:checked w14:val="1"/>
-                  <w14:checkedState w14:val="2612" w14:font="MS Gothic"/>
-                  <w14:uncheckedState w14:val="2610" w14:font="MS Gothic"/>
-                </w14:checkbox>
-              </w:sdtPr>
-              <w:sdtContent>
-                <w:r>
-                  <w:rPr>
-                    <w:rFonts w:ascii="MS Gothic" w:eastAsia="MS Gothic" w:hAnsi="MS Gothic" w:cstheme="minorHAnsi" w:hint="eastAsia"/>
-                    <w:sz w:val="24"/>
-                    <w:szCs w:val="24"/>
-                    <w:lang w:val="en-US"/>
-                  </w:rPr>
-                  <w:t>☒</w:t>
-                </w:r>
-              </w:sdtContent>
-            </w:sdt>
-            <w:r>
-              <w:rPr>
-                <w:rFonts w:ascii="Aptos" w:hAnsi="Aptos" w:cstheme="minorHAnsi"/>
-                <w:sz w:val="24"/>
-                <w:szCs w:val="24"/>
-                <w:lang w:val="en-US"/>
-              </w:rPr>
-              <w:t xml:space="preserve"> </w:t>
-            </w:r>
-            <w:r>
-              <w:rPr>
-                <w:rFonts w:ascii="Aptos" w:hAnsi="Aptos" w:cstheme="minorHAnsi"/>
-                <w:sz w:val="24"/>
-                <w:szCs w:val="24"/>
-                <w:lang w:val="en"/>
-              </w:rPr>
-              <w:t xml:space="preserve">The publication </w:t>
-            </w:r>
-            <w:r>
-              <w:rPr>
-                <w:rFonts w:ascii="Aptos" w:hAnsi="Aptos" w:cstheme="minorHAnsi"/>
-                <w:sz w:val="24"/>
-                <w:szCs w:val="24"/>
-                <w:lang w:val="en"/>
-              </w:rPr>
-              <w:t xml:space="preserve">includes </w:t>
-            </w:r>
-            <w:r>
-              <w:rPr>
-                <w:rFonts w:ascii="Aptos" w:hAnsi="Aptos" w:cstheme="minorHAnsi"/>
-                <w:sz w:val="24"/>
-                <w:szCs w:val="24"/>
-                <w:lang w:val="en"/>
-              </w:rPr>
-              <w:t>the following co-authors</w:t>
-            </w:r>
-          </w:p>
-        </w:tc>
-      </w:tr>
-      <w:tr>
-        <w:trPr>
-          <w:gridAfter w:val="1"/>
-          <w:wAfter w:w="6" w:type="dxa"/>
-          <w:trHeight w:val="272"/>
-        </w:trPr>
-        <w:tc>
-          <w:tcPr>
-            <w:tcW w:w="1423" w:type="dxa"/>
-            <w:vMerge/>
-            <w:tcBorders>
-              <w:left w:val="single" w:sz="18" w:space="0" w:color="auto"/>
-            </w:tcBorders>
-          </w:tcPr>
-          <w:p>
-            <w:pPr>
-              <w:spacing w:before="120" w:after="120"/>
-              <w:rPr>
-                <w:rFonts w:ascii="Aptos" w:hAnsi="Aptos" w:cstheme="minorHAnsi"/>
-                <w:b/>
-                <w:bCs/>
-                <w:sz w:val="24"/>
-                <w:szCs w:val="24"/>
-                <w:lang w:val="en-US"/>
-              </w:rPr>
-            </w:pPr>
-          </w:p>
-        </w:tc>
-        <w:tc>
-          <w:tcPr>
-            <w:tcW w:w="4366" w:type="dxa"/>
-            <w:tcBorders>
-              <w:top w:val="nil"/>
-              <w:bottom w:val="single" w:sz="4" w:space="0" w:color="auto"/>
-              <w:right w:val="nil"/>
-            </w:tcBorders>
-            <w:vAlign w:val="bottom"/>
-          </w:tcPr>
-          <w:p>
-            <w:pPr>
-              <w:spacing w:before="120" w:after="120"/>
-              <w:rPr>
-                <w:rFonts w:ascii="Aptos" w:hAnsi="Aptos" w:cstheme="minorHAnsi"/>
-                <w:b/>
-                <w:sz w:val="24"/>
-                <w:szCs w:val="24"/>
-                <w:lang w:val="en-US"/>
-              </w:rPr>
-            </w:pPr>
-            <w:r>
-              <w:rPr>
-                <w:rFonts w:ascii="Aptos" w:hAnsi="Aptos" w:cstheme="minorHAnsi"/>
-                <w:b/>
-                <w:sz w:val="24"/>
-                <w:szCs w:val="24"/>
-                <w:lang w:val="en-US"/>
-              </w:rPr>
-              <w:t>Name of the co-author</w:t>
-            </w:r>
-            <w:r>
-              <w:rPr>
-                <w:rFonts w:ascii="Aptos" w:hAnsi="Aptos" w:cstheme="minorHAnsi"/>
-                <w:b/>
-                <w:sz w:val="24"/>
-                <w:szCs w:val="24"/>
-                <w:lang w:val="en-US"/>
-              </w:rPr>
-              <w:br/>
-            </w:r>
-            <w:r>
-              <w:rPr>
-                <w:rFonts w:ascii="Aptos" w:hAnsi="Aptos" w:cstheme="minorHAnsi"/>
-                <w:b/>
-                <w:lang w:val="en-US"/>
-              </w:rPr>
-              <w:t>(including author)</w:t>
-            </w:r>
-          </w:p>
-        </w:tc>
-        <w:tc>
-          <w:tcPr>
-            <w:tcW w:w="1276" w:type="dxa"/>
-            <w:tcBorders>
-              <w:top w:val="nil"/>
-              <w:left w:val="nil"/>
-              <w:bottom w:val="single" w:sz="4" w:space="0" w:color="auto"/>
-              <w:right w:val="nil"/>
-            </w:tcBorders>
-            <w:vAlign w:val="bottom"/>
-          </w:tcPr>
-          <w:p>
-            <w:pPr>
-              <w:spacing w:before="120" w:after="120"/>
-              <w:jc w:val="center"/>
-              <w:rPr>
-                <w:rStyle w:val="Estilo4"/>
-                <w:rFonts w:ascii="Aptos" w:hAnsi="Aptos" w:cstheme="minorHAnsi"/>
-                <w:b/>
-                <w:bCs/>
-                <w:szCs w:val="24"/>
-                <w:highlight w:val="lightGray"/>
-              </w:rPr>
-            </w:pPr>
-            <w:r>
-              <w:rPr>
-                <w:rStyle w:val="Estilo4"/>
-                <w:rFonts w:ascii="Aptos" w:hAnsi="Aptos" w:cstheme="minorHAnsi"/>
-                <w:b/>
-                <w:bCs/>
-                <w:szCs w:val="24"/>
-              </w:rPr>
-              <w:t>D</w:t>
-            </w:r>
-            <w:r>
-              <w:rPr>
-                <w:rStyle w:val="Estilo4"/>
-                <w:rFonts w:ascii="Aptos" w:hAnsi="Aptos"/>
-                <w:b/>
-                <w:szCs w:val="24"/>
-              </w:rPr>
-              <w:t>octor</w:t>
-            </w:r>
-          </w:p>
-        </w:tc>
-        <w:tc>
-          <w:tcPr>
-            <w:tcW w:w="1518" w:type="dxa"/>
-            <w:tcBorders>
-              <w:top w:val="nil"/>
-              <w:left w:val="nil"/>
-              <w:bottom w:val="single" w:sz="4" w:space="0" w:color="auto"/>
-              <w:right w:val="single" w:sz="18" w:space="0" w:color="auto"/>
-            </w:tcBorders>
-            <w:vAlign w:val="bottom"/>
-          </w:tcPr>
-          <w:p>
-            <w:pPr>
-              <w:spacing w:before="120" w:after="120"/>
-              <w:jc w:val="center"/>
-              <w:rPr>
-                <w:rFonts w:ascii="Aptos" w:hAnsi="Aptos" w:cstheme="minorHAnsi"/>
-                <w:b/>
-                <w:bCs/>
-                <w:sz w:val="24"/>
-                <w:szCs w:val="24"/>
-              </w:rPr>
-            </w:pPr>
-            <w:r>
-              <w:rPr>
-                <w:rFonts w:ascii="Aptos" w:hAnsi="Aptos" w:cstheme="minorHAnsi"/>
-                <w:b/>
-                <w:bCs/>
-                <w:sz w:val="24"/>
-                <w:szCs w:val="24"/>
-              </w:rPr>
-              <w:t>No</w:t>
-            </w:r>
-            <w:r>
-              <w:rPr>
-                <w:rFonts w:ascii="Aptos" w:hAnsi="Aptos" w:cstheme="minorHAnsi"/>
-                <w:b/>
-                <w:bCs/>
-                <w:sz w:val="24"/>
-                <w:szCs w:val="24"/>
-              </w:rPr>
-              <w:t>n</w:t>
-            </w:r>
-            <w:r>
-              <w:rPr>
-                <w:rFonts w:ascii="Aptos" w:hAnsi="Aptos" w:cstheme="minorHAnsi"/>
-                <w:b/>
-                <w:bCs/>
-                <w:sz w:val="24"/>
-                <w:szCs w:val="24"/>
-              </w:rPr>
-              <w:t xml:space="preserve"> doctor</w:t>
-            </w:r>
-          </w:p>
-        </w:tc>
-      </w:tr>
-      <w:tr>
-        <w:trPr>
-          <w:gridAfter w:val="1"/>
-          <w:wAfter w:w="6" w:type="dxa"/>
-          <w:trHeight w:val="463"/>
-        </w:trPr>
-        <w:tc>
-          <w:tcPr>
-            <w:tcW w:w="1423" w:type="dxa"/>
-            <w:vMerge/>
-            <w:tcBorders>
-              <w:left w:val="single" w:sz="18" w:space="0" w:color="auto"/>
-            </w:tcBorders>
-          </w:tcPr>
-          <w:p>
-            <w:pPr>
-              <w:spacing w:before="120" w:after="120"/>
-              <w:rPr>
-                <w:rFonts w:ascii="Aptos" w:hAnsi="Aptos" w:cstheme="minorHAnsi"/>
-                <w:b/>
-                <w:bCs/>
-                <w:sz w:val="24"/>
-                <w:szCs w:val="24"/>
-              </w:rPr>
-            </w:pPr>
-          </w:p>
-        </w:tc>
-        <w:sdt>
-          <w:sdtPr>
-            <w:rPr>
-              <w:rStyle w:val="Estilo4"/>
-              <w:rFonts w:ascii="Aptos" w:hAnsi="Aptos" w:cstheme="minorHAnsi"/>
-              <w:szCs w:val="24"/>
-              <w:highlight w:val="lightGray"/>
-            </w:rPr>
-            <w:id w:val="1397785282"/>
-            <w:placeholder>
-              <w:docPart w:val="3A43BA7A9B0643549BE84DC6BB5CAB8B"/>
-            </w:placeholder>
-          </w:sdtPr>
-          <w:sdtEndPr>
-            <w:rPr>
-              <w:rStyle w:val="Fuentedeprrafopredeter"/>
-              <w:sz w:val="22"/>
-            </w:rPr>
-          </w:sdtEndPr>
-          <w:sdtContent>
-            <w:tc>
-              <w:tcPr>
-                <w:tcW w:w="4366" w:type="dxa"/>
-                <w:tcBorders>
-                  <w:top w:val="single" w:sz="4" w:space="0" w:color="auto"/>
-                  <w:bottom w:val="single" w:sz="4" w:space="0" w:color="auto"/>
-                  <w:right w:val="single" w:sz="4" w:space="0" w:color="auto"/>
-                </w:tcBorders>
-                <w:vAlign w:val="center"/>
-              </w:tcPr>
-              <w:p>
-                <w:pPr>
-                  <w:spacing w:before="120" w:after="120"/>
-                  <w:rPr>
-                    <w:rFonts w:ascii="Aptos" w:hAnsi="Aptos" w:cstheme="minorHAnsi"/>
-                    <w:bCs/>
-                    <w:sz w:val="24"/>
-                    <w:szCs w:val="24"/>
-                  </w:rPr>
-                </w:pPr>
-                <w:r>
-                  <w:rPr>
-                    <w:rStyle w:val="Estilo4"/>
-                    <w:rFonts w:ascii="Aptos" w:hAnsi="Aptos" w:cstheme="minorHAnsi"/>
-                    <w:szCs w:val="24"/>
-                    <w:highlight w:val="lightGray"/>
-                  </w:rPr>
-                  <w:t>Daniel Conde-Torres</w:t>
-                </w:r>
-              </w:p>
-            </w:tc>
-          </w:sdtContent>
-        </w:sdt>
-        <w:sdt>
-          <w:sdtPr>
-            <w:rPr>
-              <w:rFonts w:ascii="Aptos" w:hAnsi="Aptos" w:cstheme="minorHAnsi"/>
-              <w:b/>
-              <w:bCs/>
-              <w:sz w:val="24"/>
-              <w:szCs w:val="24"/>
-            </w:rPr>
-            <w:id w:val="-1176190024"/>
-            <w14:checkbox>
-              <w14:checked w14:val="0"/>
-              <w14:checkedState w14:val="2612" w14:font="MS Gothic"/>
-              <w14:uncheckedState w14:val="2610" w14:font="MS Gothic"/>
-            </w14:checkbox>
-          </w:sdtPr>
-          <w:sdtContent>
-            <w:tc>
-              <w:tcPr>
-                <w:tcW w:w="1276" w:type="dxa"/>
-                <w:tcBorders>
-                  <w:top w:val="single" w:sz="4" w:space="0" w:color="auto"/>
-                  <w:left w:val="single" w:sz="4" w:space="0" w:color="auto"/>
-                  <w:bottom w:val="single" w:sz="4" w:space="0" w:color="auto"/>
-                  <w:right w:val="single" w:sz="4" w:space="0" w:color="auto"/>
-                </w:tcBorders>
-                <w:vAlign w:val="center"/>
-              </w:tcPr>
-              <w:p>
-                <w:pPr>
-                  <w:spacing w:before="120" w:after="120"/>
-                  <w:jc w:val="center"/>
-                  <w:rPr>
-                    <w:rFonts w:ascii="Aptos" w:hAnsi="Aptos" w:cstheme="minorHAnsi"/>
-                    <w:sz w:val="24"/>
-                    <w:szCs w:val="24"/>
-                  </w:rPr>
-                </w:pPr>
-                <w:r>
-                  <w:rPr>
-                    <w:rFonts w:ascii="MS Gothic" w:eastAsia="MS Gothic" w:hAnsi="MS Gothic" w:cstheme="minorHAnsi" w:hint="eastAsia"/>
-                    <w:b/>
-                    <w:bCs/>
-                    <w:sz w:val="24"/>
-                    <w:szCs w:val="24"/>
-                  </w:rPr>
-                  <w:t>☐</w:t>
-                </w:r>
-              </w:p>
-            </w:tc>
-          </w:sdtContent>
-        </w:sdt>
-        <w:sdt>
-          <w:sdtPr>
-            <w:rPr>
-              <w:rFonts w:ascii="Aptos" w:hAnsi="Aptos" w:cstheme="minorHAnsi"/>
-              <w:b/>
-              <w:bCs/>
-              <w:sz w:val="24"/>
-              <w:szCs w:val="24"/>
-            </w:rPr>
-            <w:id w:val="-760835246"/>
-            <w14:checkbox>
-              <w14:checked w14:val="1"/>
-              <w14:checkedState w14:val="2612" w14:font="MS Gothic"/>
-              <w14:uncheckedState w14:val="2610" w14:font="MS Gothic"/>
-            </w14:checkbox>
-          </w:sdtPr>
-          <w:sdtContent>
-            <w:tc>
-              <w:tcPr>
-                <w:tcW w:w="1518" w:type="dxa"/>
-                <w:tcBorders>
-                  <w:top w:val="single" w:sz="4" w:space="0" w:color="auto"/>
-                  <w:left w:val="single" w:sz="4" w:space="0" w:color="auto"/>
-                  <w:bottom w:val="single" w:sz="4" w:space="0" w:color="auto"/>
-                  <w:right w:val="single" w:sz="18" w:space="0" w:color="auto"/>
-                </w:tcBorders>
-                <w:vAlign w:val="center"/>
-              </w:tcPr>
-              <w:p>
-                <w:pPr>
-                  <w:spacing w:before="120" w:after="120"/>
-                  <w:jc w:val="center"/>
-                  <w:rPr>
-                    <w:rFonts w:ascii="Aptos" w:hAnsi="Aptos" w:cstheme="minorHAnsi"/>
-                    <w:b/>
-                    <w:bCs/>
-                    <w:sz w:val="24"/>
-                    <w:szCs w:val="24"/>
-                  </w:rPr>
-                </w:pPr>
-                <w:r>
-                  <w:rPr>
-                    <w:rFonts w:ascii="MS Gothic" w:eastAsia="MS Gothic" w:hAnsi="MS Gothic" w:cstheme="minorHAnsi" w:hint="eastAsia"/>
-                    <w:b/>
-                    <w:bCs/>
-                    <w:sz w:val="24"/>
-                    <w:szCs w:val="24"/>
-                  </w:rPr>
-                  <w:t>☒</w:t>
-                </w:r>
-              </w:p>
-            </w:tc>
-          </w:sdtContent>
-        </w:sdt>
-      </w:tr>
-      <w:tr>
-        <w:trPr>
-          <w:gridAfter w:val="1"/>
-          <w:wAfter w:w="6" w:type="dxa"/>
-          <w:trHeight w:val="428"/>
-        </w:trPr>
-        <w:tc>
-          <w:tcPr>
-            <w:tcW w:w="1423" w:type="dxa"/>
-            <w:vMerge/>
-            <w:tcBorders>
-              <w:left w:val="single" w:sz="18" w:space="0" w:color="auto"/>
-            </w:tcBorders>
-          </w:tcPr>
-          <w:p>
-            <w:pPr>
-              <w:spacing w:before="120" w:after="120"/>
-              <w:rPr>
-                <w:rFonts w:ascii="Aptos" w:hAnsi="Aptos" w:cstheme="minorHAnsi"/>
-                <w:b/>
-                <w:bCs/>
-                <w:sz w:val="24"/>
-                <w:szCs w:val="24"/>
-              </w:rPr>
-            </w:pPr>
-          </w:p>
-        </w:tc>
-        <w:sdt>
-          <w:sdtPr>
-            <w:rPr>
-              <w:rStyle w:val="Estilo4"/>
-              <w:rFonts w:ascii="Aptos" w:hAnsi="Aptos" w:cstheme="minorHAnsi"/>
-              <w:szCs w:val="24"/>
-              <w:highlight w:val="lightGray"/>
-            </w:rPr>
-            <w:id w:val="393393806"/>
-            <w:placeholder>
-              <w:docPart w:val="A9EC7DE37CB64F619F4CFDA243831826"/>
-            </w:placeholder>
-          </w:sdtPr>
-          <w:sdtEndPr>
-            <w:rPr>
-              <w:rStyle w:val="Fuentedeprrafopredeter"/>
-              <w:sz w:val="22"/>
-            </w:rPr>
-          </w:sdtEndPr>
-          <w:sdtContent>
-            <w:tc>
-              <w:tcPr>
-                <w:tcW w:w="4366" w:type="dxa"/>
-                <w:tcBorders>
-                  <w:top w:val="single" w:sz="4" w:space="0" w:color="auto"/>
-                  <w:bottom w:val="single" w:sz="4" w:space="0" w:color="auto"/>
-                  <w:right w:val="single" w:sz="4" w:space="0" w:color="auto"/>
-                </w:tcBorders>
-                <w:vAlign w:val="center"/>
-              </w:tcPr>
-              <w:p>
-                <w:pPr>
-                  <w:spacing w:before="120" w:after="120"/>
-                  <w:rPr>
-                    <w:rFonts w:ascii="Aptos" w:hAnsi="Aptos" w:cstheme="minorHAnsi"/>
-                    <w:bCs/>
-                    <w:sz w:val="24"/>
-                    <w:szCs w:val="24"/>
-                  </w:rPr>
-                </w:pPr>
-                <w:r>
-                  <w:rPr>
-                    <w:rStyle w:val="Estilo4"/>
-                    <w:rFonts w:ascii="Aptos" w:hAnsi="Aptos" w:cstheme="minorHAnsi"/>
-                    <w:szCs w:val="24"/>
-                    <w:highlight w:val="lightGray"/>
-                  </w:rPr>
-                  <w:t xml:space="preserve">Martín </w:t>
-                </w:r>
-                <w:proofErr w:type="spellStart"/>
-                <w:r>
-                  <w:rPr>
-                    <w:rStyle w:val="Estilo4"/>
-                    <w:rFonts w:ascii="Aptos" w:hAnsi="Aptos" w:cstheme="minorHAnsi"/>
-                    <w:szCs w:val="24"/>
-                    <w:highlight w:val="lightGray"/>
-                  </w:rPr>
-                  <w:t>Calvelo</w:t>
-                </w:r>
-                <w:proofErr w:type="spellEnd"/>
-              </w:p>
-            </w:tc>
-          </w:sdtContent>
-        </w:sdt>
-        <w:sdt>
-          <w:sdtPr>
-            <w:rPr>
-              <w:rFonts w:ascii="Aptos" w:hAnsi="Aptos" w:cstheme="minorHAnsi"/>
-              <w:b/>
-              <w:bCs/>
-              <w:sz w:val="24"/>
-              <w:szCs w:val="24"/>
-            </w:rPr>
-            <w:id w:val="-632491777"/>
-            <w14:checkbox>
-              <w14:checked w14:val="1"/>
-              <w14:checkedState w14:val="2612" w14:font="MS Gothic"/>
-              <w14:uncheckedState w14:val="2610" w14:font="MS Gothic"/>
-            </w14:checkbox>
-          </w:sdtPr>
-          <w:sdtContent>
-            <w:tc>
-              <w:tcPr>
-                <w:tcW w:w="1276" w:type="dxa"/>
-                <w:tcBorders>
-                  <w:top w:val="single" w:sz="4" w:space="0" w:color="auto"/>
-                  <w:left w:val="single" w:sz="4" w:space="0" w:color="auto"/>
-                  <w:bottom w:val="single" w:sz="4" w:space="0" w:color="auto"/>
-                  <w:right w:val="single" w:sz="4" w:space="0" w:color="auto"/>
-                </w:tcBorders>
-                <w:vAlign w:val="center"/>
-              </w:tcPr>
-              <w:p>
-                <w:pPr>
-                  <w:spacing w:before="120" w:after="120"/>
-                  <w:jc w:val="center"/>
-                  <w:rPr>
-                    <w:rFonts w:ascii="Aptos" w:hAnsi="Aptos" w:cstheme="minorHAnsi"/>
-                    <w:b/>
-                    <w:bCs/>
-                    <w:sz w:val="24"/>
-                    <w:szCs w:val="24"/>
-                  </w:rPr>
-                </w:pPr>
-                <w:r>
-                  <w:rPr>
-                    <w:rFonts w:ascii="MS Gothic" w:eastAsia="MS Gothic" w:hAnsi="MS Gothic" w:cstheme="minorHAnsi" w:hint="eastAsia"/>
-                    <w:b/>
-                    <w:bCs/>
-                    <w:sz w:val="24"/>
-                    <w:szCs w:val="24"/>
-                  </w:rPr>
-                  <w:t>☒</w:t>
-                </w:r>
-              </w:p>
-            </w:tc>
-          </w:sdtContent>
-        </w:sdt>
-        <w:sdt>
-          <w:sdtPr>
-            <w:rPr>
-              <w:rFonts w:ascii="Aptos" w:hAnsi="Aptos" w:cstheme="minorHAnsi"/>
-              <w:b/>
-              <w:bCs/>
-              <w:sz w:val="24"/>
-              <w:szCs w:val="24"/>
-            </w:rPr>
-            <w:id w:val="-992644082"/>
-            <w14:checkbox>
-              <w14:checked w14:val="0"/>
-              <w14:checkedState w14:val="2612" w14:font="MS Gothic"/>
-              <w14:uncheckedState w14:val="2610" w14:font="MS Gothic"/>
-            </w14:checkbox>
-          </w:sdtPr>
-          <w:sdtContent>
-            <w:tc>
-              <w:tcPr>
-                <w:tcW w:w="1518" w:type="dxa"/>
-                <w:tcBorders>
-                  <w:top w:val="single" w:sz="4" w:space="0" w:color="auto"/>
-                  <w:left w:val="single" w:sz="4" w:space="0" w:color="auto"/>
-                  <w:bottom w:val="single" w:sz="4" w:space="0" w:color="auto"/>
-                  <w:right w:val="single" w:sz="18" w:space="0" w:color="auto"/>
-                </w:tcBorders>
-                <w:vAlign w:val="center"/>
-              </w:tcPr>
-              <w:p>
-                <w:pPr>
-                  <w:spacing w:before="120" w:after="120"/>
-                  <w:jc w:val="center"/>
-                  <w:rPr>
-                    <w:rFonts w:ascii="Aptos" w:hAnsi="Aptos" w:cstheme="minorHAnsi"/>
-                    <w:b/>
-                    <w:bCs/>
-                    <w:sz w:val="24"/>
-                    <w:szCs w:val="24"/>
-                  </w:rPr>
-                </w:pPr>
-                <w:r>
-                  <w:rPr>
-                    <w:rFonts w:ascii="MS Gothic" w:eastAsia="MS Gothic" w:hAnsi="MS Gothic" w:cstheme="minorHAnsi" w:hint="eastAsia"/>
-                    <w:b/>
-                    <w:bCs/>
-                    <w:sz w:val="24"/>
-                    <w:szCs w:val="24"/>
-                  </w:rPr>
-                  <w:t>☐</w:t>
-                </w:r>
-              </w:p>
-            </w:tc>
-          </w:sdtContent>
-        </w:sdt>
-      </w:tr>
-      <w:tr>
-        <w:trPr>
-          <w:gridAfter w:val="1"/>
-          <w:wAfter w:w="6" w:type="dxa"/>
-        </w:trPr>
-        <w:tc>
-          <w:tcPr>
-            <w:tcW w:w="1423" w:type="dxa"/>
-            <w:vMerge/>
-            <w:tcBorders>
-              <w:left w:val="single" w:sz="18" w:space="0" w:color="auto"/>
-            </w:tcBorders>
-          </w:tcPr>
-          <w:p>
-            <w:pPr>
-              <w:spacing w:before="120" w:after="120"/>
-              <w:rPr>
-                <w:rFonts w:ascii="Aptos" w:hAnsi="Aptos" w:cstheme="minorHAnsi"/>
-                <w:b/>
-                <w:bCs/>
-                <w:sz w:val="24"/>
-                <w:szCs w:val="24"/>
-              </w:rPr>
-            </w:pPr>
-          </w:p>
-        </w:tc>
-        <w:tc>
-          <w:tcPr>
-            <w:tcW w:w="4366" w:type="dxa"/>
-            <w:tcBorders>
-              <w:top w:val="single" w:sz="4" w:space="0" w:color="auto"/>
-              <w:bottom w:val="single" w:sz="4" w:space="0" w:color="auto"/>
-              <w:right w:val="single" w:sz="4" w:space="0" w:color="auto"/>
-            </w:tcBorders>
-            <w:vAlign w:val="center"/>
-          </w:tcPr>
-          <w:p>
-            <w:pPr>
-              <w:spacing w:before="60" w:after="60"/>
-              <w:rPr>
-                <w:rStyle w:val="Estilo4"/>
-                <w:rFonts w:ascii="Aptos" w:hAnsi="Aptos" w:cstheme="minorHAnsi"/>
-                <w:szCs w:val="24"/>
-                <w:highlight w:val="lightGray"/>
-              </w:rPr>
-            </w:pPr>
-            <w:r>
-              <w:rPr>
-                <w:rStyle w:val="Estilo4"/>
-                <w:rFonts w:ascii="Aptos" w:hAnsi="Aptos" w:cstheme="minorHAnsi"/>
-                <w:szCs w:val="24"/>
-                <w:highlight w:val="lightGray"/>
-              </w:rPr>
-              <w:t>Carme Rovira</w:t>
-            </w:r>
-          </w:p>
-        </w:tc>
-        <w:sdt>
-          <w:sdtPr>
-            <w:rPr>
-              <w:rFonts w:ascii="Aptos" w:hAnsi="Aptos" w:cstheme="minorHAnsi"/>
-              <w:b/>
-              <w:bCs/>
-              <w:sz w:val="24"/>
-              <w:szCs w:val="24"/>
-            </w:rPr>
-            <w:id w:val="-269782001"/>
-            <w14:checkbox>
-              <w14:checked w14:val="1"/>
-              <w14:checkedState w14:val="2612" w14:font="MS Gothic"/>
-              <w14:uncheckedState w14:val="2610" w14:font="MS Gothic"/>
-            </w14:checkbox>
-          </w:sdtPr>
-          <w:sdtContent>
-            <w:tc>
-              <w:tcPr>
-                <w:tcW w:w="1276" w:type="dxa"/>
-                <w:tcBorders>
-                  <w:top w:val="single" w:sz="4" w:space="0" w:color="auto"/>
-                  <w:left w:val="single" w:sz="4" w:space="0" w:color="auto"/>
-                  <w:bottom w:val="single" w:sz="4" w:space="0" w:color="auto"/>
-                  <w:right w:val="single" w:sz="4" w:space="0" w:color="auto"/>
-                </w:tcBorders>
-                <w:vAlign w:val="center"/>
-              </w:tcPr>
-              <w:p>
-                <w:pPr>
-                  <w:spacing w:before="60" w:after="60"/>
-                  <w:jc w:val="center"/>
-                  <w:rPr>
-                    <w:rFonts w:ascii="Aptos" w:hAnsi="Aptos" w:cstheme="minorHAnsi"/>
-                    <w:b/>
-                    <w:bCs/>
-                    <w:sz w:val="24"/>
-                    <w:szCs w:val="24"/>
-                  </w:rPr>
-                </w:pPr>
-                <w:r>
-                  <w:rPr>
-                    <w:rFonts w:ascii="MS Gothic" w:eastAsia="MS Gothic" w:hAnsi="MS Gothic" w:cstheme="minorHAnsi" w:hint="eastAsia"/>
-                    <w:b/>
-                    <w:bCs/>
-                    <w:sz w:val="24"/>
-                    <w:szCs w:val="24"/>
-                  </w:rPr>
-                  <w:t>☒</w:t>
-                </w:r>
-              </w:p>
-            </w:tc>
-          </w:sdtContent>
-        </w:sdt>
-        <w:sdt>
-          <w:sdtPr>
-            <w:rPr>
-              <w:rFonts w:ascii="Aptos" w:hAnsi="Aptos" w:cstheme="minorHAnsi"/>
-              <w:b/>
-              <w:bCs/>
-              <w:sz w:val="24"/>
-              <w:szCs w:val="24"/>
-            </w:rPr>
-            <w:id w:val="-2052224941"/>
-            <w14:checkbox>
-              <w14:checked w14:val="0"/>
-              <w14:checkedState w14:val="2612" w14:font="MS Gothic"/>
-              <w14:uncheckedState w14:val="2610" w14:font="MS Gothic"/>
-            </w14:checkbox>
-          </w:sdtPr>
-          <w:sdtContent>
-            <w:tc>
-              <w:tcPr>
-                <w:tcW w:w="1518" w:type="dxa"/>
-                <w:tcBorders>
-                  <w:top w:val="single" w:sz="4" w:space="0" w:color="auto"/>
-                  <w:left w:val="single" w:sz="4" w:space="0" w:color="auto"/>
-                  <w:bottom w:val="single" w:sz="2" w:space="0" w:color="auto"/>
-                  <w:right w:val="single" w:sz="18" w:space="0" w:color="auto"/>
-                </w:tcBorders>
-                <w:vAlign w:val="center"/>
-              </w:tcPr>
-              <w:p>
-                <w:pPr>
-                  <w:spacing w:before="60" w:after="60"/>
-                  <w:jc w:val="center"/>
-                  <w:rPr>
-                    <w:rFonts w:ascii="Aptos" w:hAnsi="Aptos" w:cstheme="minorHAnsi"/>
-                    <w:b/>
-                    <w:bCs/>
-                    <w:sz w:val="24"/>
-                    <w:szCs w:val="24"/>
-                  </w:rPr>
-                </w:pPr>
-                <w:r>
-                  <w:rPr>
-                    <w:rFonts w:ascii="MS Gothic" w:eastAsia="MS Gothic" w:hAnsi="MS Gothic" w:cstheme="minorHAnsi" w:hint="eastAsia"/>
-                    <w:b/>
-                    <w:bCs/>
-                    <w:sz w:val="24"/>
-                    <w:szCs w:val="24"/>
-                  </w:rPr>
-                  <w:t>☐</w:t>
-                </w:r>
-              </w:p>
-            </w:tc>
-          </w:sdtContent>
-        </w:sdt>
-      </w:tr>
-      <w:tr>
-        <w:trPr>
-          <w:gridAfter w:val="1"/>
-          <w:wAfter w:w="6" w:type="dxa"/>
-        </w:trPr>
-        <w:tc>
-          <w:tcPr>
-            <w:tcW w:w="1423" w:type="dxa"/>
-            <w:vMerge/>
-            <w:tcBorders>
-              <w:left w:val="single" w:sz="18" w:space="0" w:color="auto"/>
-            </w:tcBorders>
-          </w:tcPr>
-          <w:p>
-            <w:pPr>
-              <w:spacing w:before="120" w:after="120"/>
-              <w:rPr>
-                <w:rFonts w:ascii="Aptos" w:hAnsi="Aptos" w:cstheme="minorHAnsi"/>
-                <w:b/>
-                <w:bCs/>
-                <w:sz w:val="24"/>
-                <w:szCs w:val="24"/>
-              </w:rPr>
-            </w:pPr>
-          </w:p>
-        </w:tc>
-        <w:tc>
-          <w:tcPr>
-            <w:tcW w:w="4366" w:type="dxa"/>
-            <w:tcBorders>
-              <w:top w:val="single" w:sz="4" w:space="0" w:color="auto"/>
-              <w:bottom w:val="single" w:sz="4" w:space="0" w:color="auto"/>
-              <w:right w:val="single" w:sz="4" w:space="0" w:color="auto"/>
-            </w:tcBorders>
-            <w:vAlign w:val="center"/>
-          </w:tcPr>
-          <w:p>
-            <w:pPr>
-              <w:spacing w:before="60" w:after="60"/>
-              <w:rPr>
-                <w:rStyle w:val="Estilo4"/>
-                <w:rFonts w:ascii="Aptos" w:hAnsi="Aptos" w:cstheme="minorHAnsi"/>
-                <w:szCs w:val="24"/>
-                <w:highlight w:val="lightGray"/>
-              </w:rPr>
-            </w:pPr>
-            <w:r>
-              <w:rPr>
-                <w:rStyle w:val="Estilo4"/>
-                <w:rFonts w:ascii="Aptos" w:hAnsi="Aptos" w:cstheme="minorHAnsi"/>
-                <w:szCs w:val="24"/>
-                <w:highlight w:val="lightGray"/>
-              </w:rPr>
-              <w:t>Ángel Piñeiro</w:t>
-            </w:r>
-          </w:p>
-        </w:tc>
-        <w:sdt>
-          <w:sdtPr>
-            <w:rPr>
-              <w:rFonts w:ascii="Aptos" w:hAnsi="Aptos" w:cstheme="minorHAnsi"/>
-              <w:b/>
-              <w:bCs/>
-              <w:sz w:val="24"/>
-              <w:szCs w:val="24"/>
-            </w:rPr>
-            <w:id w:val="909885222"/>
-            <w14:checkbox>
-              <w14:checked w14:val="1"/>
-              <w14:checkedState w14:val="2612" w14:font="MS Gothic"/>
-              <w14:uncheckedState w14:val="2610" w14:font="MS Gothic"/>
-            </w14:checkbox>
-          </w:sdtPr>
-          <w:sdtContent>
-            <w:tc>
-              <w:tcPr>
-                <w:tcW w:w="1276" w:type="dxa"/>
-                <w:tcBorders>
-                  <w:top w:val="single" w:sz="4" w:space="0" w:color="auto"/>
-                  <w:left w:val="single" w:sz="4" w:space="0" w:color="auto"/>
-                  <w:bottom w:val="single" w:sz="4" w:space="0" w:color="auto"/>
-                  <w:right w:val="single" w:sz="4" w:space="0" w:color="auto"/>
-                </w:tcBorders>
-                <w:vAlign w:val="center"/>
-              </w:tcPr>
-              <w:p>
-                <w:pPr>
-                  <w:spacing w:before="60" w:after="60"/>
-                  <w:jc w:val="center"/>
-                  <w:rPr>
-                    <w:rFonts w:ascii="Aptos" w:hAnsi="Aptos" w:cstheme="minorHAnsi"/>
-                    <w:b/>
-                    <w:bCs/>
-                    <w:sz w:val="24"/>
-                    <w:szCs w:val="24"/>
-                  </w:rPr>
-                </w:pPr>
-                <w:r>
-                  <w:rPr>
-                    <w:rFonts w:ascii="MS Gothic" w:eastAsia="MS Gothic" w:hAnsi="MS Gothic" w:cstheme="minorHAnsi" w:hint="eastAsia"/>
-                    <w:b/>
-                    <w:bCs/>
-                    <w:sz w:val="24"/>
-                    <w:szCs w:val="24"/>
-                  </w:rPr>
-                  <w:t>☒</w:t>
-                </w:r>
-              </w:p>
-            </w:tc>
-          </w:sdtContent>
-        </w:sdt>
-        <w:sdt>
-          <w:sdtPr>
-            <w:rPr>
-              <w:rFonts w:ascii="Aptos" w:hAnsi="Aptos" w:cstheme="minorHAnsi"/>
-              <w:b/>
-              <w:bCs/>
-              <w:sz w:val="24"/>
-              <w:szCs w:val="24"/>
-            </w:rPr>
-            <w:id w:val="-1187819172"/>
-            <w14:checkbox>
-              <w14:checked w14:val="0"/>
-              <w14:checkedState w14:val="2612" w14:font="MS Gothic"/>
-              <w14:uncheckedState w14:val="2610" w14:font="MS Gothic"/>
-            </w14:checkbox>
-          </w:sdtPr>
-          <w:sdtContent>
-            <w:tc>
-              <w:tcPr>
-                <w:tcW w:w="1518" w:type="dxa"/>
-                <w:tcBorders>
-                  <w:top w:val="single" w:sz="2" w:space="0" w:color="auto"/>
-                  <w:left w:val="single" w:sz="4" w:space="0" w:color="auto"/>
-                  <w:bottom w:val="single" w:sz="4" w:space="0" w:color="auto"/>
-                  <w:right w:val="single" w:sz="18" w:space="0" w:color="auto"/>
-                </w:tcBorders>
-                <w:vAlign w:val="center"/>
-              </w:tcPr>
-              <w:p>
-                <w:pPr>
-                  <w:spacing w:before="60" w:after="60"/>
-                  <w:jc w:val="center"/>
-                  <w:rPr>
-                    <w:rFonts w:ascii="Aptos" w:hAnsi="Aptos" w:cstheme="minorHAnsi"/>
-                    <w:b/>
-                    <w:bCs/>
-                    <w:sz w:val="24"/>
-                    <w:szCs w:val="24"/>
-                  </w:rPr>
-                </w:pPr>
-                <w:r>
-                  <w:rPr>
-                    <w:rFonts w:ascii="MS Gothic" w:eastAsia="MS Gothic" w:hAnsi="MS Gothic" w:cstheme="minorHAnsi" w:hint="eastAsia"/>
-                    <w:b/>
-                    <w:bCs/>
-                    <w:sz w:val="24"/>
-                    <w:szCs w:val="24"/>
-                  </w:rPr>
-                  <w:t>☐</w:t>
-                </w:r>
-              </w:p>
-            </w:tc>
-          </w:sdtContent>
-        </w:sdt>
-      </w:tr>
-      <w:tr>
-        <w:trPr>
-          <w:gridAfter w:val="1"/>
-          <w:wAfter w:w="6" w:type="dxa"/>
-        </w:trPr>
-        <w:tc>
-          <w:tcPr>
-            <w:tcW w:w="1423" w:type="dxa"/>
-            <w:vMerge/>
-            <w:tcBorders>
-              <w:left w:val="single" w:sz="18" w:space="0" w:color="auto"/>
-              <w:bottom w:val="nil"/>
-            </w:tcBorders>
-          </w:tcPr>
-          <w:p>
-            <w:pPr>
-              <w:spacing w:before="120" w:after="120"/>
-              <w:rPr>
-                <w:rFonts w:ascii="Aptos" w:hAnsi="Aptos" w:cstheme="minorHAnsi"/>
-                <w:b/>
-                <w:bCs/>
-                <w:sz w:val="24"/>
-                <w:szCs w:val="24"/>
-              </w:rPr>
-            </w:pPr>
-          </w:p>
-        </w:tc>
-        <w:tc>
-          <w:tcPr>
-            <w:tcW w:w="4366" w:type="dxa"/>
-            <w:tcBorders>
-              <w:top w:val="single" w:sz="4" w:space="0" w:color="auto"/>
-              <w:bottom w:val="single" w:sz="4" w:space="0" w:color="auto"/>
-              <w:right w:val="single" w:sz="4" w:space="0" w:color="auto"/>
-            </w:tcBorders>
-            <w:vAlign w:val="center"/>
-          </w:tcPr>
-          <w:p>
-            <w:pPr>
-              <w:spacing w:before="60" w:after="60"/>
-              <w:rPr>
-                <w:rStyle w:val="Estilo4"/>
-                <w:rFonts w:ascii="Aptos" w:hAnsi="Aptos" w:cstheme="minorHAnsi"/>
-                <w:szCs w:val="24"/>
-                <w:highlight w:val="lightGray"/>
-              </w:rPr>
-            </w:pPr>
-            <w:r>
-              <w:rPr>
-                <w:rStyle w:val="Estilo4"/>
-                <w:rFonts w:ascii="Aptos" w:hAnsi="Aptos" w:cstheme="minorHAnsi"/>
-                <w:szCs w:val="24"/>
-                <w:highlight w:val="lightGray"/>
-              </w:rPr>
-              <w:t>Rebeca García-Fandiño</w:t>
-            </w:r>
-          </w:p>
-        </w:tc>
-        <w:sdt>
-          <w:sdtPr>
-            <w:rPr>
-              <w:rFonts w:ascii="Aptos" w:hAnsi="Aptos" w:cstheme="minorHAnsi"/>
-              <w:b/>
-              <w:bCs/>
-              <w:sz w:val="24"/>
-              <w:szCs w:val="24"/>
-            </w:rPr>
-            <w:id w:val="-837070871"/>
-            <w14:checkbox>
-              <w14:checked w14:val="1"/>
-              <w14:checkedState w14:val="2612" w14:font="MS Gothic"/>
-              <w14:uncheckedState w14:val="2610" w14:font="MS Gothic"/>
-            </w14:checkbox>
-          </w:sdtPr>
-          <w:sdtContent>
-            <w:tc>
-              <w:tcPr>
-                <w:tcW w:w="1276" w:type="dxa"/>
-                <w:tcBorders>
-                  <w:top w:val="single" w:sz="4" w:space="0" w:color="auto"/>
-                  <w:left w:val="single" w:sz="4" w:space="0" w:color="auto"/>
-                  <w:bottom w:val="single" w:sz="4" w:space="0" w:color="auto"/>
-                  <w:right w:val="single" w:sz="4" w:space="0" w:color="auto"/>
-                </w:tcBorders>
-                <w:vAlign w:val="center"/>
-              </w:tcPr>
-              <w:p>
-                <w:pPr>
-                  <w:spacing w:before="60" w:after="60"/>
-                  <w:jc w:val="center"/>
-                  <w:rPr>
-                    <w:rFonts w:ascii="Aptos" w:hAnsi="Aptos" w:cstheme="minorHAnsi"/>
-                    <w:b/>
-                    <w:bCs/>
-                    <w:sz w:val="24"/>
-                    <w:szCs w:val="24"/>
-                  </w:rPr>
-                </w:pPr>
-                <w:r>
-                  <w:rPr>
-                    <w:rFonts w:ascii="MS Gothic" w:eastAsia="MS Gothic" w:hAnsi="MS Gothic" w:cstheme="minorHAnsi" w:hint="eastAsia"/>
-                    <w:b/>
-                    <w:bCs/>
-                    <w:sz w:val="24"/>
-                    <w:szCs w:val="24"/>
-                  </w:rPr>
-                  <w:t>☒</w:t>
-                </w:r>
-              </w:p>
-            </w:tc>
-          </w:sdtContent>
-        </w:sdt>
-        <w:sdt>
-          <w:sdtPr>
-            <w:rPr>
-              <w:rFonts w:ascii="Aptos" w:hAnsi="Aptos" w:cstheme="minorHAnsi"/>
-              <w:b/>
-              <w:bCs/>
-              <w:sz w:val="24"/>
-              <w:szCs w:val="24"/>
-            </w:rPr>
-            <w:id w:val="-394823130"/>
-            <w14:checkbox>
-              <w14:checked w14:val="0"/>
-              <w14:checkedState w14:val="2612" w14:font="MS Gothic"/>
-              <w14:uncheckedState w14:val="2610" w14:font="MS Gothic"/>
-            </w14:checkbox>
-          </w:sdtPr>
-          <w:sdtContent>
-            <w:tc>
-              <w:tcPr>
-                <w:tcW w:w="1518" w:type="dxa"/>
-                <w:tcBorders>
-                  <w:top w:val="single" w:sz="4" w:space="0" w:color="auto"/>
-                  <w:left w:val="single" w:sz="4" w:space="0" w:color="auto"/>
-                  <w:bottom w:val="single" w:sz="4" w:space="0" w:color="auto"/>
-                  <w:right w:val="single" w:sz="18" w:space="0" w:color="auto"/>
-                </w:tcBorders>
-                <w:vAlign w:val="center"/>
-              </w:tcPr>
-              <w:p>
-                <w:pPr>
-                  <w:spacing w:before="60" w:after="60"/>
-                  <w:jc w:val="center"/>
-                  <w:rPr>
-                    <w:rFonts w:ascii="Aptos" w:hAnsi="Aptos" w:cstheme="minorHAnsi"/>
-                    <w:b/>
-                    <w:bCs/>
-                    <w:sz w:val="24"/>
-                    <w:szCs w:val="24"/>
-                  </w:rPr>
-                </w:pPr>
-                <w:r>
-                  <w:rPr>
-                    <w:rFonts w:ascii="MS Gothic" w:eastAsia="MS Gothic" w:hAnsi="MS Gothic" w:cstheme="minorHAnsi" w:hint="eastAsia"/>
-                    <w:b/>
-                    <w:bCs/>
-                    <w:sz w:val="24"/>
-                    <w:szCs w:val="24"/>
-                  </w:rPr>
-                  <w:t>☐</w:t>
-                </w:r>
-              </w:p>
-            </w:tc>
-          </w:sdtContent>
-        </w:sdt>
-      </w:tr>
-      <w:tr>
-        <w:trPr>
-          <w:gridAfter w:val="1"/>
-          <w:wAfter w:w="6" w:type="dxa"/>
-        </w:trPr>
-        <w:tc>
-          <w:tcPr>
-            <w:tcW w:w="1423" w:type="dxa"/>
-            <w:tcBorders>
-              <w:top w:val="nil"/>
-              <w:left w:val="single" w:sz="18" w:space="0" w:color="auto"/>
-              <w:bottom w:val="single" w:sz="24" w:space="0" w:color="auto"/>
-            </w:tcBorders>
-          </w:tcPr>
-          <w:p>
-            <w:pPr>
-              <w:spacing w:before="120" w:after="120"/>
-              <w:rPr>
-                <w:rFonts w:ascii="Aptos" w:hAnsi="Aptos" w:cstheme="minorHAnsi"/>
-                <w:b/>
-                <w:bCs/>
-                <w:sz w:val="24"/>
-                <w:szCs w:val="24"/>
-              </w:rPr>
-            </w:pPr>
-          </w:p>
-        </w:tc>
-        <w:tc>
-          <w:tcPr>
-            <w:tcW w:w="4366" w:type="dxa"/>
-            <w:tcBorders>
-              <w:top w:val="single" w:sz="4" w:space="0" w:color="auto"/>
-              <w:bottom w:val="single" w:sz="24" w:space="0" w:color="auto"/>
-              <w:right w:val="single" w:sz="4" w:space="0" w:color="auto"/>
-            </w:tcBorders>
-            <w:vAlign w:val="center"/>
-          </w:tcPr>
-          <w:p>
-            <w:pPr>
-              <w:spacing w:before="60" w:after="60"/>
-              <w:rPr>
-                <w:rStyle w:val="Estilo4"/>
-                <w:rFonts w:ascii="Aptos" w:hAnsi="Aptos" w:cstheme="minorHAnsi"/>
-                <w:szCs w:val="24"/>
-                <w:highlight w:val="lightGray"/>
-              </w:rPr>
-            </w:pPr>
-          </w:p>
-        </w:tc>
-        <w:tc>
-          <w:tcPr>
-            <w:tcW w:w="1276" w:type="dxa"/>
-            <w:tcBorders>
-              <w:top w:val="single" w:sz="4" w:space="0" w:color="auto"/>
-              <w:left w:val="single" w:sz="4" w:space="0" w:color="auto"/>
-              <w:bottom w:val="single" w:sz="24" w:space="0" w:color="auto"/>
-              <w:right w:val="single" w:sz="4" w:space="0" w:color="auto"/>
-            </w:tcBorders>
-            <w:vAlign w:val="center"/>
-          </w:tcPr>
-          <w:p>
-            <w:pPr>
-              <w:spacing w:before="60" w:after="60"/>
-              <w:rPr>
-                <w:rFonts w:ascii="Aptos" w:hAnsi="Aptos" w:cstheme="minorHAnsi"/>
-                <w:b/>
-                <w:bCs/>
-                <w:sz w:val="24"/>
-                <w:szCs w:val="24"/>
-              </w:rPr>
-            </w:pPr>
-          </w:p>
-        </w:tc>
-        <w:tc>
-          <w:tcPr>
-            <w:tcW w:w="1518" w:type="dxa"/>
-            <w:tcBorders>
-              <w:top w:val="single" w:sz="4" w:space="0" w:color="auto"/>
-              <w:left w:val="single" w:sz="4" w:space="0" w:color="auto"/>
-              <w:bottom w:val="single" w:sz="24" w:space="0" w:color="auto"/>
-              <w:right w:val="single" w:sz="18" w:space="0" w:color="auto"/>
-            </w:tcBorders>
-            <w:vAlign w:val="center"/>
-          </w:tcPr>
-          <w:p>
-            <w:pPr>
-              <w:spacing w:before="60" w:after="60"/>
-              <w:rPr>
-                <w:rFonts w:ascii="Aptos" w:hAnsi="Aptos" w:cstheme="minorHAnsi"/>
-                <w:b/>
-                <w:bCs/>
-                <w:sz w:val="24"/>
-                <w:szCs w:val="24"/>
-              </w:rPr>
-            </w:pPr>
-          </w:p>
-        </w:tc>
-      </w:tr>
-    </w:tbl>
     <w:p>
       <w:pPr>
         <w:rPr>
@@ -4595,6 +2948,7 @@
                 <w:szCs w:val="24"/>
                 <w:lang w:val="en-US"/>
               </w:rPr>
+              <w:lastRenderedPageBreak/>
               <w:t>Title and full citation of the publication</w:t>
             </w:r>
           </w:p>
@@ -4620,6 +2974,7 @@
                 <w:bCs/>
                 <w:sz w:val="24"/>
                 <w:szCs w:val="24"/>
+                <w:lang w:val="en-US"/>
               </w:rPr>
             </w:pPr>
             <w:sdt>
@@ -4664,16 +3019,14 @@
                   </w:rPr>
                   <w:t xml:space="preserve">: Interface-Driven Peptide Folding on </w:t>
                 </w:r>
-                <w:proofErr w:type="spellStart"/>
                 <w:r>
                   <w:rPr>
                     <w:b/>
                     <w:bCs/>
                     <w:lang w:val="en-US"/>
                   </w:rPr>
-                  <w:t>Simulted</w:t>
-                </w:r>
-                <w:proofErr w:type="spellEnd"/>
+                  <w:t>Simulated</w:t>
+                </w:r>
                 <w:r>
                   <w:rPr>
                     <w:b/>
@@ -4702,7 +3055,25 @@
                 <w:sz w:val="20"/>
                 <w:szCs w:val="20"/>
               </w:rPr>
-              <w:t xml:space="preserve">Conde-Torres, D., et al. </w:t>
+              <w:t xml:space="preserve">Conde-Torres, D., </w:t>
+            </w:r>
+            <w:r>
+              <w:rPr>
+                <w:rFonts w:cstheme="minorHAnsi"/>
+                <w:i/>
+                <w:iCs/>
+                <w:sz w:val="20"/>
+                <w:szCs w:val="20"/>
+              </w:rPr>
+              <w:t>et al.</w:t>
+            </w:r>
+            <w:r>
+              <w:rPr>
+                <w:rFonts w:cstheme="minorHAnsi"/>
+                <w:sz w:val="20"/>
+                <w:szCs w:val="20"/>
+              </w:rPr>
+              <w:t xml:space="preserve"> </w:t>
             </w:r>
             <w:r>
               <w:rPr>
@@ -4747,64 +3118,119 @@
             <w:r>
               <w:rPr>
                 <w:rFonts w:cstheme="minorHAnsi"/>
+                <w:i/>
+                <w:iCs/>
                 <w:sz w:val="20"/>
                 <w:szCs w:val="20"/>
               </w:rPr>
               <w:t>Computers</w:t>
             </w:r>
             <w:proofErr w:type="spellEnd"/>
+            <w:r>
+              <w:rPr>
+                <w:rFonts w:cstheme="minorHAnsi"/>
+                <w:i/>
+                <w:iCs/>
+                <w:sz w:val="20"/>
+                <w:szCs w:val="20"/>
+              </w:rPr>
+              <w:t xml:space="preserve"> in </w:t>
+            </w:r>
+            <w:proofErr w:type="spellStart"/>
+            <w:r>
+              <w:rPr>
+                <w:rFonts w:cstheme="minorHAnsi"/>
+                <w:i/>
+                <w:iCs/>
+                <w:sz w:val="20"/>
+                <w:szCs w:val="20"/>
+              </w:rPr>
+              <w:t>Biology</w:t>
+            </w:r>
+            <w:proofErr w:type="spellEnd"/>
+            <w:r>
+              <w:rPr>
+                <w:rFonts w:cstheme="minorHAnsi"/>
+                <w:i/>
+                <w:iCs/>
+                <w:sz w:val="20"/>
+                <w:szCs w:val="20"/>
+              </w:rPr>
+              <w:t xml:space="preserve"> and</w:t>
+            </w:r>
+            <w:r>
+              <w:rPr>
+                <w:rFonts w:cstheme="minorHAnsi"/>
+                <w:i/>
+                <w:iCs/>
+                <w:sz w:val="20"/>
+                <w:szCs w:val="20"/>
+              </w:rPr>
+              <w:br/>
+              <w:t>Medicine</w:t>
+            </w:r>
             <w:r>
               <w:rPr>
                 <w:rFonts w:cstheme="minorHAnsi"/>
                 <w:sz w:val="20"/>
                 <w:szCs w:val="20"/>
               </w:rPr>
-              <w:t xml:space="preserve"> in </w:t>
-            </w:r>
-            <w:proofErr w:type="spellStart"/>
+              <w:t xml:space="preserve"> </w:t>
+            </w:r>
+            <w:r>
+              <w:rPr>
+                <w:rFonts w:cstheme="minorHAnsi"/>
+                <w:b/>
+                <w:bCs/>
+                <w:sz w:val="20"/>
+                <w:szCs w:val="20"/>
+              </w:rPr>
+              <w:t>182</w:t>
+            </w:r>
             <w:r>
               <w:rPr>
                 <w:rFonts w:cstheme="minorHAnsi"/>
                 <w:sz w:val="20"/>
                 <w:szCs w:val="20"/>
               </w:rPr>
-              <w:t>Biology</w:t>
-            </w:r>
-            <w:proofErr w:type="spellEnd"/>
+              <w:t xml:space="preserve">, 109157 (2024). </w:t>
+            </w:r>
+            <w:proofErr w:type="spellStart"/>
             <w:r>
               <w:rPr>
                 <w:rFonts w:cstheme="minorHAnsi"/>
                 <w:sz w:val="20"/>
                 <w:szCs w:val="20"/>
               </w:rPr>
-              <w:t xml:space="preserve"> and</w:t>
-            </w:r>
+              <w:t>doi</w:t>
+            </w:r>
+            <w:proofErr w:type="spellEnd"/>
             <w:r>
               <w:rPr>
                 <w:rFonts w:cstheme="minorHAnsi"/>
                 <w:sz w:val="20"/>
                 <w:szCs w:val="20"/>
               </w:rPr>
-              <w:br/>
-              <w:t xml:space="preserve">Medicine 182, 109157 (2024). </w:t>
-            </w:r>
-            <w:proofErr w:type="spellStart"/>
+              <w:t xml:space="preserve">: </w:t>
+            </w:r>
+            <w:hyperlink r:id="rId12" w:history="1">
+              <w:r>
+                <w:rPr>
+                  <w:rStyle w:val="Hipervnculo"/>
+                  <w:rFonts w:cstheme="minorHAnsi"/>
+                  <w:sz w:val="20"/>
+                  <w:szCs w:val="20"/>
+                </w:rPr>
+                <w:t>10.1016/j.compbiomed.2024.109157</w:t>
+              </w:r>
+            </w:hyperlink>
             <w:r>
               <w:rPr>
                 <w:rFonts w:cstheme="minorHAnsi"/>
                 <w:sz w:val="20"/>
                 <w:szCs w:val="20"/>
               </w:rPr>
-              <w:t>doi</w:t>
-            </w:r>
-            <w:proofErr w:type="spellEnd"/>
-            <w:r>
-              <w:rPr>
-                <w:rFonts w:cstheme="minorHAnsi"/>
-                <w:sz w:val="20"/>
-                <w:szCs w:val="20"/>
-              </w:rPr>
-              <w:t>: 10.1016/j.compbiomed.2024.109157.</w:t>
+              <w:t>.</w:t>
             </w:r>
           </w:p>
         </w:tc>
@@ -6318,24 +4744,4284 @@
           <w:lang w:val="en-US"/>
         </w:rPr>
       </w:pPr>
-      <w:r>
+    </w:p>
+    <w:tbl>
+      <w:tblPr>
+        <w:tblStyle w:val="Tablaconcuadrcula"/>
+        <w:tblW w:w="8589" w:type="dxa"/>
+        <w:tblLook w:val="04A0" w:firstRow="1" w:lastRow="0" w:firstColumn="1" w:lastColumn="0" w:noHBand="0" w:noVBand="1"/>
+      </w:tblPr>
+      <w:tblGrid>
+        <w:gridCol w:w="1423"/>
+        <w:gridCol w:w="4366"/>
+        <w:gridCol w:w="1276"/>
+        <w:gridCol w:w="1518"/>
+        <w:gridCol w:w="6"/>
+      </w:tblGrid>
+      <w:tr>
+        <w:trPr>
+          <w:gridAfter w:val="1"/>
+          <w:wAfter w:w="6" w:type="dxa"/>
+        </w:trPr>
+        <w:tc>
+          <w:tcPr>
+            <w:tcW w:w="8583" w:type="dxa"/>
+            <w:gridSpan w:val="4"/>
+            <w:tcBorders>
+              <w:top w:val="single" w:sz="18" w:space="0" w:color="auto"/>
+              <w:left w:val="single" w:sz="18" w:space="0" w:color="auto"/>
+              <w:bottom w:val="nil"/>
+              <w:right w:val="single" w:sz="18" w:space="0" w:color="auto"/>
+            </w:tcBorders>
+          </w:tcPr>
+          <w:p>
+            <w:pPr>
+              <w:spacing w:before="120" w:after="120"/>
+              <w:rPr>
+                <w:rFonts w:ascii="Aptos" w:hAnsi="Aptos" w:cstheme="minorHAnsi"/>
+                <w:b/>
+                <w:bCs/>
+                <w:sz w:val="24"/>
+                <w:szCs w:val="24"/>
+                <w:lang w:val="en-US"/>
+              </w:rPr>
+            </w:pPr>
+            <w:r>
+              <w:rPr>
+                <w:rFonts w:ascii="Aptos" w:hAnsi="Aptos" w:cstheme="minorHAnsi"/>
+                <w:b/>
+                <w:bCs/>
+                <w:sz w:val="24"/>
+                <w:szCs w:val="24"/>
+                <w:lang w:val="en-US"/>
+              </w:rPr>
+              <w:t>Title and full citation of the publication</w:t>
+            </w:r>
+          </w:p>
+        </w:tc>
+      </w:tr>
+      <w:tr>
+        <w:tc>
+          <w:tcPr>
+            <w:tcW w:w="8589" w:type="dxa"/>
+            <w:gridSpan w:val="5"/>
+            <w:tcBorders>
+              <w:top w:val="nil"/>
+              <w:left w:val="single" w:sz="18" w:space="0" w:color="auto"/>
+              <w:right w:val="single" w:sz="18" w:space="0" w:color="auto"/>
+            </w:tcBorders>
+          </w:tcPr>
+          <w:sdt>
+            <w:sdtPr>
+              <w:rPr>
+                <w:rFonts w:ascii="Aptos" w:hAnsi="Aptos" w:cstheme="minorHAnsi"/>
+                <w:b/>
+                <w:bCs/>
+                <w:sz w:val="24"/>
+                <w:szCs w:val="24"/>
+              </w:rPr>
+              <w:id w:val="1852071502"/>
+              <w:placeholder>
+                <w:docPart w:val="B3164281CC5F3E49A06726DE3097F925"/>
+              </w:placeholder>
+            </w:sdtPr>
+            <w:sdtContent>
+              <w:p>
+                <w:pPr>
+                  <w:spacing w:before="120" w:after="120"/>
+                  <w:rPr>
+                    <w:b/>
+                    <w:bCs/>
+                    <w:lang w:val="en-US"/>
+                  </w:rPr>
+                </w:pPr>
+                <w:r>
+                  <w:rPr>
+                    <w:b/>
+                    <w:bCs/>
+                    <w:lang w:val="en-US"/>
+                  </w:rPr>
+                  <w:t xml:space="preserve">Environment-Conditioned Design of </w:t>
+                </w:r>
+                <w:r>
+                  <w:rPr>
+                    <w:b/>
+                    <w:bCs/>
+                  </w:rPr>
+                  <w:t>α</w:t>
+                </w:r>
+                <w:r>
+                  <w:rPr>
+                    <w:b/>
+                    <w:bCs/>
+                    <w:lang w:val="en-US"/>
+                  </w:rPr>
+                  <w:t>-Helical Peptides</w:t>
+                </w:r>
+              </w:p>
+            </w:sdtContent>
+          </w:sdt>
+          <w:p>
+            <w:pPr>
+              <w:spacing w:before="120" w:after="120"/>
+              <w:rPr>
+                <w:rFonts w:ascii="Aptos" w:hAnsi="Aptos" w:cstheme="minorHAnsi"/>
+                <w:b/>
+                <w:bCs/>
+                <w:sz w:val="24"/>
+                <w:szCs w:val="24"/>
+                <w:lang w:val="en-US"/>
+              </w:rPr>
+            </w:pPr>
+            <w:r>
+              <w:rPr>
+                <w:rFonts w:cstheme="minorHAnsi"/>
+                <w:sz w:val="20"/>
+                <w:szCs w:val="20"/>
+                <w:lang w:val="en-US"/>
+              </w:rPr>
+              <w:t>Conde-Torres, D., García-</w:t>
+            </w:r>
+            <w:proofErr w:type="spellStart"/>
+            <w:r>
+              <w:rPr>
+                <w:rFonts w:cstheme="minorHAnsi"/>
+                <w:sz w:val="20"/>
+                <w:szCs w:val="20"/>
+                <w:lang w:val="en-US"/>
+              </w:rPr>
+              <w:t>Fandiño</w:t>
+            </w:r>
+            <w:proofErr w:type="spellEnd"/>
+            <w:r>
+              <w:rPr>
+                <w:rFonts w:cstheme="minorHAnsi"/>
+                <w:sz w:val="20"/>
+                <w:szCs w:val="20"/>
+                <w:lang w:val="en-US"/>
+              </w:rPr>
+              <w:t xml:space="preserve">, R. &amp; </w:t>
+            </w:r>
+            <w:proofErr w:type="spellStart"/>
+            <w:r>
+              <w:rPr>
+                <w:rFonts w:cstheme="minorHAnsi"/>
+                <w:sz w:val="20"/>
+                <w:szCs w:val="20"/>
+                <w:lang w:val="en-US"/>
+              </w:rPr>
+              <w:t>Piñeiro</w:t>
+            </w:r>
+            <w:proofErr w:type="spellEnd"/>
+            <w:r>
+              <w:rPr>
+                <w:rFonts w:cstheme="minorHAnsi"/>
+                <w:sz w:val="20"/>
+                <w:szCs w:val="20"/>
+                <w:lang w:val="en-US"/>
+              </w:rPr>
+              <w:t>, Á. Environment-Conditioned Design of </w:t>
+            </w:r>
+            <w:r>
+              <w:rPr>
+                <w:rFonts w:cstheme="minorHAnsi"/>
+                <w:sz w:val="20"/>
+                <w:szCs w:val="20"/>
+              </w:rPr>
+              <w:t>α</w:t>
+            </w:r>
+            <w:r>
+              <w:rPr>
+                <w:rFonts w:cstheme="minorHAnsi"/>
+                <w:sz w:val="20"/>
+                <w:szCs w:val="20"/>
+                <w:lang w:val="en-US"/>
+              </w:rPr>
+              <w:t>-Helical Peptides. </w:t>
+            </w:r>
+            <w:r>
+              <w:rPr>
+                <w:rFonts w:cstheme="minorHAnsi"/>
+                <w:i/>
+                <w:iCs/>
+                <w:sz w:val="20"/>
+                <w:szCs w:val="20"/>
+                <w:lang w:val="en-US"/>
+              </w:rPr>
+              <w:t>Journal of Chemical Theory and Computation</w:t>
+            </w:r>
+            <w:r>
+              <w:rPr>
+                <w:rFonts w:cstheme="minorHAnsi"/>
+                <w:sz w:val="20"/>
+                <w:szCs w:val="20"/>
+                <w:lang w:val="en-US"/>
+              </w:rPr>
+              <w:t> </w:t>
+            </w:r>
+            <w:r>
+              <w:rPr>
+                <w:rFonts w:cstheme="minorHAnsi"/>
+                <w:b/>
+                <w:bCs/>
+                <w:sz w:val="20"/>
+                <w:szCs w:val="20"/>
+                <w:lang w:val="en-US"/>
+              </w:rPr>
+              <w:t>22</w:t>
+            </w:r>
+            <w:r>
+              <w:rPr>
+                <w:rFonts w:cstheme="minorHAnsi"/>
+                <w:sz w:val="20"/>
+                <w:szCs w:val="20"/>
+                <w:lang w:val="en-US"/>
+              </w:rPr>
+              <w:t xml:space="preserve">, 9776–9789 (2026). </w:t>
+            </w:r>
+            <w:proofErr w:type="spellStart"/>
+            <w:r>
+              <w:rPr>
+                <w:rFonts w:cstheme="minorHAnsi"/>
+                <w:sz w:val="20"/>
+                <w:szCs w:val="20"/>
+                <w:lang w:val="en-US"/>
+              </w:rPr>
+              <w:t>doi</w:t>
+            </w:r>
+            <w:proofErr w:type="spellEnd"/>
+            <w:r>
+              <w:rPr>
+                <w:rFonts w:cstheme="minorHAnsi"/>
+                <w:sz w:val="20"/>
+                <w:szCs w:val="20"/>
+                <w:lang w:val="en-US"/>
+              </w:rPr>
+              <w:t>:</w:t>
+            </w:r>
+            <w:r>
+              <w:rPr>
+                <w:rFonts w:cstheme="minorHAnsi"/>
+                <w:sz w:val="20"/>
+                <w:szCs w:val="20"/>
+                <w:lang w:val="en-US"/>
+              </w:rPr>
+              <w:t> </w:t>
+            </w:r>
+            <w:hyperlink r:id="rId13" w:tgtFrame="_blank" w:history="1">
+              <w:r>
+                <w:rPr>
+                  <w:rStyle w:val="Hipervnculo"/>
+                  <w:rFonts w:cstheme="minorHAnsi"/>
+                  <w:sz w:val="20"/>
+                  <w:szCs w:val="20"/>
+                  <w:lang w:val="en-US"/>
+                </w:rPr>
+                <w:t>10.1021/acs.jctc.6c01278</w:t>
+              </w:r>
+            </w:hyperlink>
+          </w:p>
+        </w:tc>
+      </w:tr>
+      <w:tr>
+        <w:trPr>
+          <w:gridAfter w:val="1"/>
+          <w:wAfter w:w="6" w:type="dxa"/>
+          <w:trHeight w:val="596"/>
+        </w:trPr>
+        <w:tc>
+          <w:tcPr>
+            <w:tcW w:w="1423" w:type="dxa"/>
+            <w:vMerge w:val="restart"/>
+            <w:tcBorders>
+              <w:left w:val="single" w:sz="18" w:space="0" w:color="auto"/>
+            </w:tcBorders>
+            <w:vAlign w:val="center"/>
+          </w:tcPr>
+          <w:p>
+            <w:pPr>
+              <w:spacing w:before="120" w:after="120"/>
+              <w:rPr>
+                <w:rFonts w:ascii="Aptos" w:hAnsi="Aptos" w:cstheme="minorHAnsi"/>
+                <w:b/>
+                <w:bCs/>
+                <w:sz w:val="24"/>
+                <w:szCs w:val="24"/>
+              </w:rPr>
+            </w:pPr>
+            <w:proofErr w:type="spellStart"/>
+            <w:r>
+              <w:rPr>
+                <w:rFonts w:ascii="Aptos" w:hAnsi="Aptos" w:cstheme="minorHAnsi"/>
+                <w:b/>
+                <w:bCs/>
+                <w:sz w:val="24"/>
+                <w:szCs w:val="24"/>
+              </w:rPr>
+              <w:t>Aut</w:t>
+            </w:r>
+            <w:r>
+              <w:rPr>
+                <w:rFonts w:ascii="Aptos" w:hAnsi="Aptos" w:cstheme="minorHAnsi"/>
+                <w:b/>
+                <w:bCs/>
+                <w:sz w:val="24"/>
+                <w:szCs w:val="24"/>
+              </w:rPr>
+              <w:t>horship</w:t>
+            </w:r>
+            <w:proofErr w:type="spellEnd"/>
+          </w:p>
+        </w:tc>
+        <w:tc>
+          <w:tcPr>
+            <w:tcW w:w="7160" w:type="dxa"/>
+            <w:gridSpan w:val="3"/>
+            <w:tcBorders>
+              <w:bottom w:val="single" w:sz="4" w:space="0" w:color="auto"/>
+              <w:right w:val="single" w:sz="18" w:space="0" w:color="auto"/>
+            </w:tcBorders>
+            <w:vAlign w:val="center"/>
+          </w:tcPr>
+          <w:p>
+            <w:pPr>
+              <w:spacing w:before="120" w:after="120"/>
+              <w:rPr>
+                <w:rFonts w:ascii="Aptos" w:hAnsi="Aptos" w:cstheme="minorHAnsi"/>
+                <w:b/>
+                <w:bCs/>
+                <w:sz w:val="24"/>
+                <w:szCs w:val="24"/>
+                <w:lang w:val="en-US"/>
+              </w:rPr>
+            </w:pPr>
+            <w:sdt>
+              <w:sdtPr>
+                <w:rPr>
+                  <w:rFonts w:ascii="Aptos" w:hAnsi="Aptos" w:cstheme="minorHAnsi"/>
+                  <w:sz w:val="24"/>
+                  <w:szCs w:val="24"/>
+                  <w:lang w:val="en-US"/>
+                </w:rPr>
+                <w:id w:val="797801547"/>
+                <w14:checkbox>
+                  <w14:checked w14:val="0"/>
+                  <w14:checkedState w14:val="2612" w14:font="MS Gothic"/>
+                  <w14:uncheckedState w14:val="2610" w14:font="MS Gothic"/>
+                </w14:checkbox>
+              </w:sdtPr>
+              <w:sdtContent>
+                <w:r>
+                  <w:rPr>
+                    <w:rFonts w:ascii="Aptos" w:eastAsia="MS Gothic" w:hAnsi="Aptos" w:cs="Segoe UI Symbol"/>
+                    <w:sz w:val="24"/>
+                    <w:szCs w:val="24"/>
+                    <w:lang w:val="en-US"/>
+                  </w:rPr>
+                  <w:t>☐</w:t>
+                </w:r>
+              </w:sdtContent>
+            </w:sdt>
+            <w:r>
+              <w:rPr>
+                <w:rFonts w:ascii="Aptos" w:hAnsi="Aptos" w:cstheme="minorHAnsi"/>
+                <w:sz w:val="24"/>
+                <w:szCs w:val="24"/>
+                <w:lang w:val="en-US"/>
+              </w:rPr>
+              <w:t xml:space="preserve"> I am the only author</w:t>
+            </w:r>
+          </w:p>
+        </w:tc>
+      </w:tr>
+      <w:tr>
+        <w:trPr>
+          <w:gridAfter w:val="1"/>
+          <w:wAfter w:w="6" w:type="dxa"/>
+          <w:trHeight w:val="639"/>
+        </w:trPr>
+        <w:tc>
+          <w:tcPr>
+            <w:tcW w:w="1423" w:type="dxa"/>
+            <w:vMerge/>
+            <w:tcBorders>
+              <w:left w:val="single" w:sz="18" w:space="0" w:color="auto"/>
+            </w:tcBorders>
+          </w:tcPr>
+          <w:p>
+            <w:pPr>
+              <w:spacing w:before="120" w:after="120"/>
+              <w:rPr>
+                <w:rFonts w:ascii="Aptos" w:hAnsi="Aptos" w:cstheme="minorHAnsi"/>
+                <w:b/>
+                <w:bCs/>
+                <w:sz w:val="24"/>
+                <w:szCs w:val="24"/>
+                <w:lang w:val="en-US"/>
+              </w:rPr>
+            </w:pPr>
+          </w:p>
+        </w:tc>
+        <w:tc>
+          <w:tcPr>
+            <w:tcW w:w="7160" w:type="dxa"/>
+            <w:gridSpan w:val="3"/>
+            <w:tcBorders>
+              <w:bottom w:val="nil"/>
+              <w:right w:val="single" w:sz="18" w:space="0" w:color="auto"/>
+            </w:tcBorders>
+            <w:vAlign w:val="center"/>
+          </w:tcPr>
+          <w:p>
+            <w:pPr>
+              <w:spacing w:before="120" w:after="120"/>
+              <w:rPr>
+                <w:rFonts w:ascii="Aptos" w:hAnsi="Aptos" w:cstheme="minorHAnsi"/>
+                <w:b/>
+                <w:bCs/>
+                <w:sz w:val="24"/>
+                <w:szCs w:val="24"/>
+                <w:lang w:val="en-US"/>
+              </w:rPr>
+            </w:pPr>
+            <w:sdt>
+              <w:sdtPr>
+                <w:rPr>
+                  <w:rFonts w:ascii="Aptos" w:hAnsi="Aptos" w:cstheme="minorHAnsi"/>
+                  <w:sz w:val="24"/>
+                  <w:szCs w:val="24"/>
+                  <w:lang w:val="en-US"/>
+                </w:rPr>
+                <w:id w:val="-1228298000"/>
+                <w14:checkbox>
+                  <w14:checked w14:val="1"/>
+                  <w14:checkedState w14:val="2612" w14:font="MS Gothic"/>
+                  <w14:uncheckedState w14:val="2610" w14:font="MS Gothic"/>
+                </w14:checkbox>
+              </w:sdtPr>
+              <w:sdtContent>
+                <w:r>
+                  <w:rPr>
+                    <w:rFonts w:ascii="MS Gothic" w:eastAsia="MS Gothic" w:hAnsi="MS Gothic" w:cstheme="minorHAnsi" w:hint="eastAsia"/>
+                    <w:sz w:val="24"/>
+                    <w:szCs w:val="24"/>
+                    <w:lang w:val="en-US"/>
+                  </w:rPr>
+                  <w:t>☒</w:t>
+                </w:r>
+              </w:sdtContent>
+            </w:sdt>
+            <w:r>
+              <w:rPr>
+                <w:rFonts w:ascii="Aptos" w:hAnsi="Aptos" w:cstheme="minorHAnsi"/>
+                <w:sz w:val="24"/>
+                <w:szCs w:val="24"/>
+                <w:lang w:val="en-US"/>
+              </w:rPr>
+              <w:t xml:space="preserve"> </w:t>
+            </w:r>
+            <w:r>
+              <w:rPr>
+                <w:rFonts w:ascii="Aptos" w:hAnsi="Aptos" w:cstheme="minorHAnsi"/>
+                <w:sz w:val="24"/>
+                <w:szCs w:val="24"/>
+                <w:lang w:val="en"/>
+              </w:rPr>
+              <w:t xml:space="preserve">The publication </w:t>
+            </w:r>
+            <w:r>
+              <w:rPr>
+                <w:rFonts w:ascii="Aptos" w:hAnsi="Aptos" w:cstheme="minorHAnsi"/>
+                <w:sz w:val="24"/>
+                <w:szCs w:val="24"/>
+                <w:lang w:val="en"/>
+              </w:rPr>
+              <w:t xml:space="preserve">includes </w:t>
+            </w:r>
+            <w:r>
+              <w:rPr>
+                <w:rFonts w:ascii="Aptos" w:hAnsi="Aptos" w:cstheme="minorHAnsi"/>
+                <w:sz w:val="24"/>
+                <w:szCs w:val="24"/>
+                <w:lang w:val="en"/>
+              </w:rPr>
+              <w:t>the following co-authors</w:t>
+            </w:r>
+          </w:p>
+        </w:tc>
+      </w:tr>
+      <w:tr>
+        <w:trPr>
+          <w:gridAfter w:val="1"/>
+          <w:wAfter w:w="6" w:type="dxa"/>
+          <w:trHeight w:val="272"/>
+        </w:trPr>
+        <w:tc>
+          <w:tcPr>
+            <w:tcW w:w="1423" w:type="dxa"/>
+            <w:vMerge/>
+            <w:tcBorders>
+              <w:left w:val="single" w:sz="18" w:space="0" w:color="auto"/>
+            </w:tcBorders>
+          </w:tcPr>
+          <w:p>
+            <w:pPr>
+              <w:spacing w:before="120" w:after="120"/>
+              <w:rPr>
+                <w:rFonts w:ascii="Aptos" w:hAnsi="Aptos" w:cstheme="minorHAnsi"/>
+                <w:b/>
+                <w:bCs/>
+                <w:sz w:val="24"/>
+                <w:szCs w:val="24"/>
+                <w:lang w:val="en-US"/>
+              </w:rPr>
+            </w:pPr>
+          </w:p>
+        </w:tc>
+        <w:tc>
+          <w:tcPr>
+            <w:tcW w:w="4366" w:type="dxa"/>
+            <w:tcBorders>
+              <w:top w:val="nil"/>
+              <w:bottom w:val="single" w:sz="4" w:space="0" w:color="auto"/>
+              <w:right w:val="nil"/>
+            </w:tcBorders>
+            <w:vAlign w:val="bottom"/>
+          </w:tcPr>
+          <w:p>
+            <w:pPr>
+              <w:spacing w:before="120" w:after="120"/>
+              <w:rPr>
+                <w:rFonts w:ascii="Aptos" w:hAnsi="Aptos" w:cstheme="minorHAnsi"/>
+                <w:b/>
+                <w:sz w:val="24"/>
+                <w:szCs w:val="24"/>
+                <w:lang w:val="en-US"/>
+              </w:rPr>
+            </w:pPr>
+            <w:r>
+              <w:rPr>
+                <w:rFonts w:ascii="Aptos" w:hAnsi="Aptos" w:cstheme="minorHAnsi"/>
+                <w:b/>
+                <w:sz w:val="24"/>
+                <w:szCs w:val="24"/>
+                <w:lang w:val="en-US"/>
+              </w:rPr>
+              <w:t>Name of the co-author</w:t>
+            </w:r>
+            <w:r>
+              <w:rPr>
+                <w:rFonts w:ascii="Aptos" w:hAnsi="Aptos" w:cstheme="minorHAnsi"/>
+                <w:b/>
+                <w:sz w:val="24"/>
+                <w:szCs w:val="24"/>
+                <w:lang w:val="en-US"/>
+              </w:rPr>
+              <w:br/>
+            </w:r>
+            <w:r>
+              <w:rPr>
+                <w:rFonts w:ascii="Aptos" w:hAnsi="Aptos" w:cstheme="minorHAnsi"/>
+                <w:b/>
+                <w:lang w:val="en-US"/>
+              </w:rPr>
+              <w:t>(including author)</w:t>
+            </w:r>
+          </w:p>
+        </w:tc>
+        <w:tc>
+          <w:tcPr>
+            <w:tcW w:w="1276" w:type="dxa"/>
+            <w:tcBorders>
+              <w:top w:val="nil"/>
+              <w:left w:val="nil"/>
+              <w:bottom w:val="single" w:sz="4" w:space="0" w:color="auto"/>
+              <w:right w:val="nil"/>
+            </w:tcBorders>
+            <w:vAlign w:val="bottom"/>
+          </w:tcPr>
+          <w:p>
+            <w:pPr>
+              <w:spacing w:before="120" w:after="120"/>
+              <w:jc w:val="center"/>
+              <w:rPr>
+                <w:rStyle w:val="Estilo4"/>
+                <w:rFonts w:ascii="Aptos" w:hAnsi="Aptos" w:cstheme="minorHAnsi"/>
+                <w:b/>
+                <w:bCs/>
+                <w:szCs w:val="24"/>
+                <w:highlight w:val="lightGray"/>
+              </w:rPr>
+            </w:pPr>
+            <w:r>
+              <w:rPr>
+                <w:rStyle w:val="Estilo4"/>
+                <w:rFonts w:ascii="Aptos" w:hAnsi="Aptos" w:cstheme="minorHAnsi"/>
+                <w:b/>
+                <w:bCs/>
+                <w:szCs w:val="24"/>
+              </w:rPr>
+              <w:t>D</w:t>
+            </w:r>
+            <w:r>
+              <w:rPr>
+                <w:rStyle w:val="Estilo4"/>
+                <w:rFonts w:ascii="Aptos" w:hAnsi="Aptos"/>
+                <w:b/>
+                <w:szCs w:val="24"/>
+              </w:rPr>
+              <w:t>octor</w:t>
+            </w:r>
+          </w:p>
+        </w:tc>
+        <w:tc>
+          <w:tcPr>
+            <w:tcW w:w="1518" w:type="dxa"/>
+            <w:tcBorders>
+              <w:top w:val="nil"/>
+              <w:left w:val="nil"/>
+              <w:bottom w:val="single" w:sz="4" w:space="0" w:color="auto"/>
+              <w:right w:val="single" w:sz="18" w:space="0" w:color="auto"/>
+            </w:tcBorders>
+            <w:vAlign w:val="bottom"/>
+          </w:tcPr>
+          <w:p>
+            <w:pPr>
+              <w:spacing w:before="120" w:after="120"/>
+              <w:jc w:val="center"/>
+              <w:rPr>
+                <w:rFonts w:ascii="Aptos" w:hAnsi="Aptos" w:cstheme="minorHAnsi"/>
+                <w:b/>
+                <w:bCs/>
+                <w:sz w:val="24"/>
+                <w:szCs w:val="24"/>
+              </w:rPr>
+            </w:pPr>
+            <w:r>
+              <w:rPr>
+                <w:rFonts w:ascii="Aptos" w:hAnsi="Aptos" w:cstheme="minorHAnsi"/>
+                <w:b/>
+                <w:bCs/>
+                <w:sz w:val="24"/>
+                <w:szCs w:val="24"/>
+              </w:rPr>
+              <w:t>No</w:t>
+            </w:r>
+            <w:r>
+              <w:rPr>
+                <w:rFonts w:ascii="Aptos" w:hAnsi="Aptos" w:cstheme="minorHAnsi"/>
+                <w:b/>
+                <w:bCs/>
+                <w:sz w:val="24"/>
+                <w:szCs w:val="24"/>
+              </w:rPr>
+              <w:t>n</w:t>
+            </w:r>
+            <w:r>
+              <w:rPr>
+                <w:rFonts w:ascii="Aptos" w:hAnsi="Aptos" w:cstheme="minorHAnsi"/>
+                <w:b/>
+                <w:bCs/>
+                <w:sz w:val="24"/>
+                <w:szCs w:val="24"/>
+              </w:rPr>
+              <w:t xml:space="preserve"> doctor</w:t>
+            </w:r>
+          </w:p>
+        </w:tc>
+      </w:tr>
+      <w:tr>
+        <w:trPr>
+          <w:gridAfter w:val="1"/>
+          <w:wAfter w:w="6" w:type="dxa"/>
+          <w:trHeight w:val="463"/>
+        </w:trPr>
+        <w:tc>
+          <w:tcPr>
+            <w:tcW w:w="1423" w:type="dxa"/>
+            <w:vMerge/>
+            <w:tcBorders>
+              <w:left w:val="single" w:sz="18" w:space="0" w:color="auto"/>
+            </w:tcBorders>
+          </w:tcPr>
+          <w:p>
+            <w:pPr>
+              <w:spacing w:before="120" w:after="120"/>
+              <w:rPr>
+                <w:rFonts w:ascii="Aptos" w:hAnsi="Aptos" w:cstheme="minorHAnsi"/>
+                <w:b/>
+                <w:bCs/>
+                <w:sz w:val="24"/>
+                <w:szCs w:val="24"/>
+              </w:rPr>
+            </w:pPr>
+          </w:p>
+        </w:tc>
+        <w:sdt>
+          <w:sdtPr>
+            <w:rPr>
+              <w:rStyle w:val="Estilo4"/>
+              <w:rFonts w:ascii="Aptos" w:hAnsi="Aptos" w:cstheme="minorHAnsi"/>
+              <w:szCs w:val="24"/>
+              <w:highlight w:val="lightGray"/>
+            </w:rPr>
+            <w:id w:val="1523984832"/>
+            <w:placeholder>
+              <w:docPart w:val="13777895AC77DC498F1804C49409AAE4"/>
+            </w:placeholder>
+          </w:sdtPr>
+          <w:sdtEndPr>
+            <w:rPr>
+              <w:rStyle w:val="Fuentedeprrafopredeter"/>
+              <w:sz w:val="22"/>
+            </w:rPr>
+          </w:sdtEndPr>
+          <w:sdtContent>
+            <w:tc>
+              <w:tcPr>
+                <w:tcW w:w="4366" w:type="dxa"/>
+                <w:tcBorders>
+                  <w:top w:val="single" w:sz="4" w:space="0" w:color="auto"/>
+                  <w:bottom w:val="single" w:sz="4" w:space="0" w:color="auto"/>
+                  <w:right w:val="single" w:sz="4" w:space="0" w:color="auto"/>
+                </w:tcBorders>
+                <w:vAlign w:val="center"/>
+              </w:tcPr>
+              <w:p>
+                <w:pPr>
+                  <w:spacing w:before="120" w:after="120"/>
+                  <w:rPr>
+                    <w:rFonts w:ascii="Aptos" w:hAnsi="Aptos" w:cstheme="minorHAnsi"/>
+                    <w:bCs/>
+                    <w:sz w:val="24"/>
+                    <w:szCs w:val="24"/>
+                  </w:rPr>
+                </w:pPr>
+                <w:r>
+                  <w:rPr>
+                    <w:rStyle w:val="Estilo4"/>
+                    <w:rFonts w:ascii="Aptos" w:hAnsi="Aptos" w:cstheme="minorHAnsi"/>
+                    <w:szCs w:val="24"/>
+                    <w:highlight w:val="lightGray"/>
+                  </w:rPr>
+                  <w:t>Daniel Conde-Torres</w:t>
+                </w:r>
+              </w:p>
+            </w:tc>
+          </w:sdtContent>
+        </w:sdt>
+        <w:sdt>
+          <w:sdtPr>
+            <w:rPr>
+              <w:rFonts w:ascii="Aptos" w:hAnsi="Aptos" w:cstheme="minorHAnsi"/>
+              <w:b/>
+              <w:bCs/>
+              <w:sz w:val="24"/>
+              <w:szCs w:val="24"/>
+            </w:rPr>
+            <w:id w:val="-5600324"/>
+            <w14:checkbox>
+              <w14:checked w14:val="0"/>
+              <w14:checkedState w14:val="2612" w14:font="MS Gothic"/>
+              <w14:uncheckedState w14:val="2610" w14:font="MS Gothic"/>
+            </w14:checkbox>
+          </w:sdtPr>
+          <w:sdtContent>
+            <w:tc>
+              <w:tcPr>
+                <w:tcW w:w="1276" w:type="dxa"/>
+                <w:tcBorders>
+                  <w:top w:val="single" w:sz="4" w:space="0" w:color="auto"/>
+                  <w:left w:val="single" w:sz="4" w:space="0" w:color="auto"/>
+                  <w:bottom w:val="single" w:sz="4" w:space="0" w:color="auto"/>
+                  <w:right w:val="single" w:sz="4" w:space="0" w:color="auto"/>
+                </w:tcBorders>
+                <w:vAlign w:val="center"/>
+              </w:tcPr>
+              <w:p>
+                <w:pPr>
+                  <w:spacing w:before="120" w:after="120"/>
+                  <w:jc w:val="center"/>
+                  <w:rPr>
+                    <w:rFonts w:ascii="Aptos" w:hAnsi="Aptos" w:cstheme="minorHAnsi"/>
+                    <w:sz w:val="24"/>
+                    <w:szCs w:val="24"/>
+                  </w:rPr>
+                </w:pPr>
+                <w:r>
+                  <w:rPr>
+                    <w:rFonts w:ascii="Aptos" w:eastAsia="MS Gothic" w:hAnsi="Aptos" w:cstheme="minorHAnsi"/>
+                    <w:b/>
+                    <w:bCs/>
+                    <w:sz w:val="24"/>
+                    <w:szCs w:val="24"/>
+                  </w:rPr>
+                  <w:t>☐</w:t>
+                </w:r>
+              </w:p>
+            </w:tc>
+          </w:sdtContent>
+        </w:sdt>
+        <w:sdt>
+          <w:sdtPr>
+            <w:rPr>
+              <w:rFonts w:ascii="Aptos" w:hAnsi="Aptos" w:cstheme="minorHAnsi"/>
+              <w:b/>
+              <w:bCs/>
+              <w:sz w:val="24"/>
+              <w:szCs w:val="24"/>
+            </w:rPr>
+            <w:id w:val="462083208"/>
+            <w14:checkbox>
+              <w14:checked w14:val="1"/>
+              <w14:checkedState w14:val="2612" w14:font="MS Gothic"/>
+              <w14:uncheckedState w14:val="2610" w14:font="MS Gothic"/>
+            </w14:checkbox>
+          </w:sdtPr>
+          <w:sdtContent>
+            <w:tc>
+              <w:tcPr>
+                <w:tcW w:w="1518" w:type="dxa"/>
+                <w:tcBorders>
+                  <w:top w:val="single" w:sz="4" w:space="0" w:color="auto"/>
+                  <w:left w:val="single" w:sz="4" w:space="0" w:color="auto"/>
+                  <w:bottom w:val="single" w:sz="4" w:space="0" w:color="auto"/>
+                  <w:right w:val="single" w:sz="18" w:space="0" w:color="auto"/>
+                </w:tcBorders>
+                <w:vAlign w:val="center"/>
+              </w:tcPr>
+              <w:p>
+                <w:pPr>
+                  <w:spacing w:before="120" w:after="120"/>
+                  <w:jc w:val="center"/>
+                  <w:rPr>
+                    <w:rFonts w:ascii="Aptos" w:hAnsi="Aptos" w:cstheme="minorHAnsi"/>
+                    <w:b/>
+                    <w:bCs/>
+                    <w:sz w:val="24"/>
+                    <w:szCs w:val="24"/>
+                  </w:rPr>
+                </w:pPr>
+                <w:r>
+                  <w:rPr>
+                    <w:rFonts w:ascii="MS Gothic" w:eastAsia="MS Gothic" w:hAnsi="MS Gothic" w:cstheme="minorHAnsi" w:hint="eastAsia"/>
+                    <w:b/>
+                    <w:bCs/>
+                    <w:sz w:val="24"/>
+                    <w:szCs w:val="24"/>
+                  </w:rPr>
+                  <w:t>☒</w:t>
+                </w:r>
+              </w:p>
+            </w:tc>
+          </w:sdtContent>
+        </w:sdt>
+      </w:tr>
+      <w:tr>
+        <w:trPr>
+          <w:gridAfter w:val="1"/>
+          <w:wAfter w:w="6" w:type="dxa"/>
+        </w:trPr>
+        <w:tc>
+          <w:tcPr>
+            <w:tcW w:w="1423" w:type="dxa"/>
+            <w:vMerge/>
+            <w:tcBorders>
+              <w:left w:val="single" w:sz="18" w:space="0" w:color="auto"/>
+            </w:tcBorders>
+          </w:tcPr>
+          <w:p>
+            <w:pPr>
+              <w:spacing w:before="120" w:after="120"/>
+              <w:rPr>
+                <w:rFonts w:ascii="Aptos" w:hAnsi="Aptos" w:cstheme="minorHAnsi"/>
+                <w:b/>
+                <w:bCs/>
+                <w:sz w:val="24"/>
+                <w:szCs w:val="24"/>
+              </w:rPr>
+            </w:pPr>
+          </w:p>
+        </w:tc>
+        <w:tc>
+          <w:tcPr>
+            <w:tcW w:w="4366" w:type="dxa"/>
+            <w:tcBorders>
+              <w:top w:val="single" w:sz="4" w:space="0" w:color="auto"/>
+              <w:bottom w:val="single" w:sz="4" w:space="0" w:color="auto"/>
+              <w:right w:val="single" w:sz="4" w:space="0" w:color="auto"/>
+            </w:tcBorders>
+            <w:vAlign w:val="center"/>
+          </w:tcPr>
+          <w:p>
+            <w:pPr>
+              <w:spacing w:before="60" w:after="60"/>
+              <w:rPr>
+                <w:rStyle w:val="Estilo4"/>
+                <w:rFonts w:ascii="Aptos" w:hAnsi="Aptos" w:cstheme="minorHAnsi"/>
+                <w:szCs w:val="24"/>
+                <w:highlight w:val="lightGray"/>
+              </w:rPr>
+            </w:pPr>
+            <w:r>
+              <w:rPr>
+                <w:rStyle w:val="Estilo4"/>
+                <w:rFonts w:ascii="Aptos" w:hAnsi="Aptos" w:cstheme="minorHAnsi"/>
+                <w:szCs w:val="24"/>
+                <w:highlight w:val="lightGray"/>
+              </w:rPr>
+              <w:t>Rebeca García-Fandiño</w:t>
+            </w:r>
+          </w:p>
+        </w:tc>
+        <w:sdt>
+          <w:sdtPr>
+            <w:rPr>
+              <w:rFonts w:ascii="Aptos" w:hAnsi="Aptos" w:cstheme="minorHAnsi"/>
+              <w:b/>
+              <w:bCs/>
+              <w:sz w:val="24"/>
+              <w:szCs w:val="24"/>
+            </w:rPr>
+            <w:id w:val="2108145586"/>
+            <w14:checkbox>
+              <w14:checked w14:val="1"/>
+              <w14:checkedState w14:val="2612" w14:font="MS Gothic"/>
+              <w14:uncheckedState w14:val="2610" w14:font="MS Gothic"/>
+            </w14:checkbox>
+          </w:sdtPr>
+          <w:sdtContent>
+            <w:tc>
+              <w:tcPr>
+                <w:tcW w:w="1276" w:type="dxa"/>
+                <w:tcBorders>
+                  <w:top w:val="single" w:sz="4" w:space="0" w:color="auto"/>
+                  <w:left w:val="single" w:sz="4" w:space="0" w:color="auto"/>
+                  <w:bottom w:val="single" w:sz="4" w:space="0" w:color="auto"/>
+                  <w:right w:val="single" w:sz="4" w:space="0" w:color="auto"/>
+                </w:tcBorders>
+                <w:vAlign w:val="center"/>
+              </w:tcPr>
+              <w:p>
+                <w:pPr>
+                  <w:spacing w:before="60" w:after="60"/>
+                  <w:jc w:val="center"/>
+                  <w:rPr>
+                    <w:rFonts w:ascii="Aptos" w:hAnsi="Aptos" w:cstheme="minorHAnsi"/>
+                    <w:b/>
+                    <w:bCs/>
+                    <w:sz w:val="24"/>
+                    <w:szCs w:val="24"/>
+                  </w:rPr>
+                </w:pPr>
+                <w:r>
+                  <w:rPr>
+                    <w:rFonts w:ascii="MS Gothic" w:eastAsia="MS Gothic" w:hAnsi="MS Gothic" w:cstheme="minorHAnsi" w:hint="eastAsia"/>
+                    <w:b/>
+                    <w:bCs/>
+                    <w:sz w:val="24"/>
+                    <w:szCs w:val="24"/>
+                  </w:rPr>
+                  <w:t>☒</w:t>
+                </w:r>
+              </w:p>
+            </w:tc>
+          </w:sdtContent>
+        </w:sdt>
+        <w:sdt>
+          <w:sdtPr>
+            <w:rPr>
+              <w:rFonts w:ascii="Aptos" w:hAnsi="Aptos" w:cstheme="minorHAnsi"/>
+              <w:b/>
+              <w:bCs/>
+              <w:sz w:val="24"/>
+              <w:szCs w:val="24"/>
+            </w:rPr>
+            <w:id w:val="1820916686"/>
+            <w14:checkbox>
+              <w14:checked w14:val="0"/>
+              <w14:checkedState w14:val="2612" w14:font="MS Gothic"/>
+              <w14:uncheckedState w14:val="2610" w14:font="MS Gothic"/>
+            </w14:checkbox>
+          </w:sdtPr>
+          <w:sdtContent>
+            <w:tc>
+              <w:tcPr>
+                <w:tcW w:w="1518" w:type="dxa"/>
+                <w:tcBorders>
+                  <w:top w:val="single" w:sz="4" w:space="0" w:color="auto"/>
+                  <w:left w:val="single" w:sz="4" w:space="0" w:color="auto"/>
+                  <w:bottom w:val="single" w:sz="4" w:space="0" w:color="auto"/>
+                  <w:right w:val="single" w:sz="18" w:space="0" w:color="auto"/>
+                </w:tcBorders>
+                <w:vAlign w:val="center"/>
+              </w:tcPr>
+              <w:p>
+                <w:pPr>
+                  <w:spacing w:before="60" w:after="60"/>
+                  <w:jc w:val="center"/>
+                  <w:rPr>
+                    <w:rFonts w:ascii="Aptos" w:hAnsi="Aptos" w:cstheme="minorHAnsi"/>
+                    <w:b/>
+                    <w:bCs/>
+                    <w:sz w:val="24"/>
+                    <w:szCs w:val="24"/>
+                  </w:rPr>
+                </w:pPr>
+                <w:r>
+                  <w:rPr>
+                    <w:rFonts w:ascii="Aptos" w:eastAsia="MS Gothic" w:hAnsi="Aptos" w:cstheme="minorHAnsi"/>
+                    <w:b/>
+                    <w:bCs/>
+                    <w:sz w:val="24"/>
+                    <w:szCs w:val="24"/>
+                  </w:rPr>
+                  <w:t>☐</w:t>
+                </w:r>
+              </w:p>
+            </w:tc>
+          </w:sdtContent>
+        </w:sdt>
+      </w:tr>
+      <w:tr>
+        <w:trPr>
+          <w:gridAfter w:val="1"/>
+          <w:wAfter w:w="6" w:type="dxa"/>
+        </w:trPr>
+        <w:tc>
+          <w:tcPr>
+            <w:tcW w:w="1423" w:type="dxa"/>
+            <w:vMerge/>
+            <w:tcBorders>
+              <w:left w:val="single" w:sz="18" w:space="0" w:color="auto"/>
+              <w:bottom w:val="single" w:sz="24" w:space="0" w:color="auto"/>
+            </w:tcBorders>
+          </w:tcPr>
+          <w:p>
+            <w:pPr>
+              <w:spacing w:before="120" w:after="120"/>
+              <w:rPr>
+                <w:rFonts w:ascii="Aptos" w:hAnsi="Aptos" w:cstheme="minorHAnsi"/>
+                <w:b/>
+                <w:bCs/>
+                <w:sz w:val="24"/>
+                <w:szCs w:val="24"/>
+              </w:rPr>
+            </w:pPr>
+          </w:p>
+        </w:tc>
+        <w:tc>
+          <w:tcPr>
+            <w:tcW w:w="4366" w:type="dxa"/>
+            <w:tcBorders>
+              <w:top w:val="single" w:sz="4" w:space="0" w:color="auto"/>
+              <w:bottom w:val="single" w:sz="24" w:space="0" w:color="auto"/>
+              <w:right w:val="single" w:sz="4" w:space="0" w:color="auto"/>
+            </w:tcBorders>
+            <w:vAlign w:val="center"/>
+          </w:tcPr>
+          <w:p>
+            <w:pPr>
+              <w:spacing w:before="60" w:after="60"/>
+              <w:rPr>
+                <w:rStyle w:val="Estilo4"/>
+                <w:rFonts w:ascii="Aptos" w:hAnsi="Aptos" w:cstheme="minorHAnsi"/>
+                <w:szCs w:val="24"/>
+                <w:highlight w:val="lightGray"/>
+              </w:rPr>
+            </w:pPr>
+            <w:r>
+              <w:rPr>
+                <w:rStyle w:val="Estilo4"/>
+                <w:rFonts w:ascii="Aptos" w:hAnsi="Aptos" w:cstheme="minorHAnsi"/>
+                <w:szCs w:val="24"/>
+                <w:highlight w:val="lightGray"/>
+              </w:rPr>
+              <w:t>Ángel Piñeiro</w:t>
+            </w:r>
+          </w:p>
+        </w:tc>
+        <w:sdt>
+          <w:sdtPr>
+            <w:rPr>
+              <w:rFonts w:ascii="Aptos" w:hAnsi="Aptos" w:cstheme="minorHAnsi"/>
+              <w:b/>
+              <w:bCs/>
+              <w:sz w:val="24"/>
+              <w:szCs w:val="24"/>
+            </w:rPr>
+            <w:id w:val="-1941983907"/>
+            <w14:checkbox>
+              <w14:checked w14:val="1"/>
+              <w14:checkedState w14:val="2612" w14:font="MS Gothic"/>
+              <w14:uncheckedState w14:val="2610" w14:font="MS Gothic"/>
+            </w14:checkbox>
+          </w:sdtPr>
+          <w:sdtContent>
+            <w:tc>
+              <w:tcPr>
+                <w:tcW w:w="1276" w:type="dxa"/>
+                <w:tcBorders>
+                  <w:top w:val="single" w:sz="4" w:space="0" w:color="auto"/>
+                  <w:left w:val="single" w:sz="4" w:space="0" w:color="auto"/>
+                  <w:bottom w:val="single" w:sz="24" w:space="0" w:color="auto"/>
+                  <w:right w:val="single" w:sz="4" w:space="0" w:color="auto"/>
+                </w:tcBorders>
+                <w:vAlign w:val="center"/>
+              </w:tcPr>
+              <w:p>
+                <w:pPr>
+                  <w:spacing w:before="60" w:after="60"/>
+                  <w:jc w:val="center"/>
+                  <w:rPr>
+                    <w:rFonts w:ascii="Aptos" w:hAnsi="Aptos" w:cstheme="minorHAnsi"/>
+                    <w:b/>
+                    <w:bCs/>
+                    <w:sz w:val="24"/>
+                    <w:szCs w:val="24"/>
+                  </w:rPr>
+                </w:pPr>
+                <w:r>
+                  <w:rPr>
+                    <w:rFonts w:ascii="MS Gothic" w:eastAsia="MS Gothic" w:hAnsi="MS Gothic" w:cstheme="minorHAnsi" w:hint="eastAsia"/>
+                    <w:b/>
+                    <w:bCs/>
+                    <w:sz w:val="24"/>
+                    <w:szCs w:val="24"/>
+                  </w:rPr>
+                  <w:t>☒</w:t>
+                </w:r>
+              </w:p>
+            </w:tc>
+          </w:sdtContent>
+        </w:sdt>
+        <w:sdt>
+          <w:sdtPr>
+            <w:rPr>
+              <w:rFonts w:ascii="Aptos" w:hAnsi="Aptos" w:cstheme="minorHAnsi"/>
+              <w:b/>
+              <w:bCs/>
+              <w:sz w:val="24"/>
+              <w:szCs w:val="24"/>
+            </w:rPr>
+            <w:id w:val="734209363"/>
+            <w14:checkbox>
+              <w14:checked w14:val="0"/>
+              <w14:checkedState w14:val="2612" w14:font="MS Gothic"/>
+              <w14:uncheckedState w14:val="2610" w14:font="MS Gothic"/>
+            </w14:checkbox>
+          </w:sdtPr>
+          <w:sdtContent>
+            <w:tc>
+              <w:tcPr>
+                <w:tcW w:w="1518" w:type="dxa"/>
+                <w:tcBorders>
+                  <w:top w:val="single" w:sz="4" w:space="0" w:color="auto"/>
+                  <w:left w:val="single" w:sz="4" w:space="0" w:color="auto"/>
+                  <w:bottom w:val="single" w:sz="24" w:space="0" w:color="auto"/>
+                  <w:right w:val="single" w:sz="18" w:space="0" w:color="auto"/>
+                </w:tcBorders>
+                <w:vAlign w:val="center"/>
+              </w:tcPr>
+              <w:p>
+                <w:pPr>
+                  <w:spacing w:before="60" w:after="60"/>
+                  <w:jc w:val="center"/>
+                  <w:rPr>
+                    <w:rFonts w:ascii="Aptos" w:hAnsi="Aptos" w:cstheme="minorHAnsi"/>
+                    <w:b/>
+                    <w:bCs/>
+                    <w:sz w:val="24"/>
+                    <w:szCs w:val="24"/>
+                  </w:rPr>
+                </w:pPr>
+                <w:r>
+                  <w:rPr>
+                    <w:rFonts w:ascii="Aptos" w:eastAsia="MS Gothic" w:hAnsi="Aptos" w:cstheme="minorHAnsi"/>
+                    <w:b/>
+                    <w:bCs/>
+                    <w:sz w:val="24"/>
+                    <w:szCs w:val="24"/>
+                  </w:rPr>
+                  <w:t>☐</w:t>
+                </w:r>
+              </w:p>
+            </w:tc>
+          </w:sdtContent>
+        </w:sdt>
+      </w:tr>
+    </w:tbl>
+    <w:p>
+      <w:pPr>
         <w:rPr>
           <w:rFonts w:ascii="Aptos" w:hAnsi="Aptos" w:cstheme="minorHAnsi"/>
           <w:sz w:val="24"/>
           <w:szCs w:val="24"/>
           <w:lang w:val="en-US"/>
         </w:rPr>
-        <w:t xml:space="preserve">* </w:t>
-      </w:r>
-      <w:r>
+      </w:pPr>
+    </w:p>
+    <w:tbl>
+      <w:tblPr>
+        <w:tblStyle w:val="Tablaconcuadrcula"/>
+        <w:tblpPr w:leftFromText="141" w:rightFromText="141" w:horzAnchor="margin" w:tblpY="-414"/>
+        <w:tblW w:w="8589" w:type="dxa"/>
+        <w:tblLook w:val="04A0" w:firstRow="1" w:lastRow="0" w:firstColumn="1" w:lastColumn="0" w:noHBand="0" w:noVBand="1"/>
+      </w:tblPr>
+      <w:tblGrid>
+        <w:gridCol w:w="1423"/>
+        <w:gridCol w:w="4366"/>
+        <w:gridCol w:w="1276"/>
+        <w:gridCol w:w="1518"/>
+        <w:gridCol w:w="6"/>
+      </w:tblGrid>
+      <w:tr>
+        <w:trPr>
+          <w:gridAfter w:val="1"/>
+          <w:wAfter w:w="6" w:type="dxa"/>
+          <w:trHeight w:val="342"/>
+        </w:trPr>
+        <w:tc>
+          <w:tcPr>
+            <w:tcW w:w="8583" w:type="dxa"/>
+            <w:gridSpan w:val="4"/>
+            <w:tcBorders>
+              <w:top w:val="single" w:sz="18" w:space="0" w:color="auto"/>
+              <w:left w:val="single" w:sz="18" w:space="0" w:color="auto"/>
+              <w:bottom w:val="nil"/>
+              <w:right w:val="single" w:sz="18" w:space="0" w:color="auto"/>
+            </w:tcBorders>
+          </w:tcPr>
+          <w:p>
+            <w:pPr>
+              <w:spacing w:before="120" w:after="120"/>
+              <w:rPr>
+                <w:rFonts w:ascii="Aptos" w:hAnsi="Aptos" w:cstheme="minorHAnsi"/>
+                <w:b/>
+                <w:bCs/>
+                <w:sz w:val="24"/>
+                <w:szCs w:val="24"/>
+                <w:lang w:val="en-US"/>
+              </w:rPr>
+            </w:pPr>
+            <w:r>
+              <w:rPr>
+                <w:rFonts w:ascii="Aptos" w:hAnsi="Aptos" w:cstheme="minorHAnsi"/>
+                <w:b/>
+                <w:bCs/>
+                <w:sz w:val="24"/>
+                <w:szCs w:val="24"/>
+                <w:lang w:val="en-US"/>
+              </w:rPr>
+              <w:lastRenderedPageBreak/>
+              <w:t>Title and full citation of the publication</w:t>
+            </w:r>
+          </w:p>
+        </w:tc>
+      </w:tr>
+      <w:tr>
+        <w:sdt>
+          <w:sdtPr>
+            <w:rPr>
+              <w:rFonts w:ascii="Aptos" w:hAnsi="Aptos" w:cstheme="minorHAnsi"/>
+              <w:b/>
+              <w:bCs/>
+              <w:sz w:val="24"/>
+              <w:szCs w:val="24"/>
+            </w:rPr>
+            <w:id w:val="1532294995"/>
+            <w:placeholder>
+              <w:docPart w:val="3A558A95C541CA4B9924D55AC931181E"/>
+            </w:placeholder>
+          </w:sdtPr>
+          <w:sdtEndPr>
+            <w:rPr>
+              <w:highlight w:val="lightGray"/>
+            </w:rPr>
+          </w:sdtEndPr>
+          <w:sdtContent>
+            <w:tc>
+              <w:tcPr>
+                <w:tcW w:w="8589" w:type="dxa"/>
+                <w:gridSpan w:val="5"/>
+                <w:tcBorders>
+                  <w:top w:val="nil"/>
+                  <w:left w:val="single" w:sz="18" w:space="0" w:color="auto"/>
+                  <w:right w:val="single" w:sz="18" w:space="0" w:color="auto"/>
+                </w:tcBorders>
+              </w:tcPr>
+              <w:p>
+                <w:pPr>
+                  <w:spacing w:before="120" w:after="120"/>
+                  <w:rPr>
+                    <w:b/>
+                    <w:bCs/>
+                    <w:lang w:val="en-US"/>
+                  </w:rPr>
+                </w:pPr>
+                <w:r>
+                  <w:rPr>
+                    <w:rFonts w:ascii="Aptos" w:hAnsi="Aptos" w:cstheme="minorHAnsi"/>
+                    <w:b/>
+                    <w:bCs/>
+                    <w:sz w:val="24"/>
+                    <w:szCs w:val="24"/>
+                    <w:lang w:val="en-US"/>
+                  </w:rPr>
+                  <w:t>U</w:t>
+                </w:r>
+                <w:r>
+                  <w:rPr>
+                    <w:b/>
+                    <w:bCs/>
+                    <w:lang w:val="en-US"/>
+                  </w:rPr>
+                  <w:t>nlocking the specificity of antimicrobial</w:t>
+                </w:r>
+                <w:r>
+                  <w:rPr>
+                    <w:b/>
+                    <w:bCs/>
+                    <w:lang w:val="en-US"/>
+                  </w:rPr>
+                  <w:t xml:space="preserve"> peptide interactions for membrane-targeted therapies</w:t>
+                </w:r>
+              </w:p>
+              <w:p>
+                <w:pPr>
+                  <w:spacing w:before="120" w:after="120"/>
+                  <w:jc w:val="both"/>
+                  <w:rPr>
+                    <w:rFonts w:ascii="Aptos" w:hAnsi="Aptos" w:cstheme="minorHAnsi"/>
+                    <w:b/>
+                    <w:bCs/>
+                    <w:sz w:val="24"/>
+                    <w:szCs w:val="24"/>
+                    <w:highlight w:val="lightGray"/>
+                    <w:lang w:val="en-US"/>
+                  </w:rPr>
+                </w:pPr>
+                <w:r>
+                  <w:rPr>
+                    <w:rFonts w:cstheme="minorHAnsi"/>
+                    <w:sz w:val="20"/>
+                    <w:szCs w:val="20"/>
+                    <w:lang w:val="en-US"/>
+                  </w:rPr>
+                  <w:t xml:space="preserve">Conde-Torres, D., </w:t>
+                </w:r>
+                <w:proofErr w:type="spellStart"/>
+                <w:r>
+                  <w:rPr>
+                    <w:rFonts w:cstheme="minorHAnsi"/>
+                    <w:sz w:val="20"/>
+                    <w:szCs w:val="20"/>
+                    <w:lang w:val="en-US"/>
+                  </w:rPr>
+                  <w:t>Calvelo</w:t>
+                </w:r>
+                <w:proofErr w:type="spellEnd"/>
+                <w:r>
+                  <w:rPr>
+                    <w:rFonts w:cstheme="minorHAnsi"/>
+                    <w:sz w:val="20"/>
+                    <w:szCs w:val="20"/>
+                    <w:lang w:val="en-US"/>
+                  </w:rPr>
+                  <w:t xml:space="preserve">, M., </w:t>
+                </w:r>
+                <w:proofErr w:type="spellStart"/>
+                <w:r>
+                  <w:rPr>
+                    <w:rFonts w:cstheme="minorHAnsi"/>
+                    <w:sz w:val="20"/>
+                    <w:szCs w:val="20"/>
+                    <w:lang w:val="en-US"/>
+                  </w:rPr>
+                  <w:t>Rovira</w:t>
+                </w:r>
+                <w:proofErr w:type="spellEnd"/>
+                <w:r>
+                  <w:rPr>
+                    <w:rFonts w:cstheme="minorHAnsi"/>
+                    <w:sz w:val="20"/>
+                    <w:szCs w:val="20"/>
+                    <w:lang w:val="en-US"/>
+                  </w:rPr>
+                  <w:t xml:space="preserve">, C., </w:t>
+                </w:r>
+                <w:proofErr w:type="spellStart"/>
+                <w:r>
+                  <w:rPr>
+                    <w:rFonts w:cstheme="minorHAnsi"/>
+                    <w:sz w:val="20"/>
+                    <w:szCs w:val="20"/>
+                    <w:lang w:val="en-US"/>
+                  </w:rPr>
+                  <w:t>Piñeiro</w:t>
+                </w:r>
+                <w:proofErr w:type="spellEnd"/>
+                <w:r>
+                  <w:rPr>
+                    <w:rFonts w:cstheme="minorHAnsi"/>
+                    <w:sz w:val="20"/>
+                    <w:szCs w:val="20"/>
+                    <w:lang w:val="en-US"/>
+                  </w:rPr>
+                  <w:t>, Á. &amp; Garcia-</w:t>
+                </w:r>
+                <w:proofErr w:type="spellStart"/>
+                <w:r>
+                  <w:rPr>
+                    <w:rFonts w:cstheme="minorHAnsi"/>
+                    <w:sz w:val="20"/>
+                    <w:szCs w:val="20"/>
+                    <w:lang w:val="en-US"/>
+                  </w:rPr>
+                  <w:t>Fandino</w:t>
+                </w:r>
+                <w:proofErr w:type="spellEnd"/>
+                <w:r>
+                  <w:rPr>
+                    <w:rFonts w:cstheme="minorHAnsi"/>
+                    <w:sz w:val="20"/>
+                    <w:szCs w:val="20"/>
+                    <w:lang w:val="en-US"/>
+                  </w:rPr>
+                  <w:t>, R.</w:t>
+                </w:r>
+                <w:r>
+                  <w:rPr>
+                    <w:rFonts w:cstheme="minorHAnsi"/>
+                    <w:sz w:val="20"/>
+                    <w:szCs w:val="20"/>
+                    <w:lang w:val="en-US"/>
+                  </w:rPr>
+                  <w:br/>
+                  <w:t>Unlocking the specificity of antimicrobial peptide interactions for membrane-targeted</w:t>
+                </w:r>
+                <w:r>
+                  <w:rPr>
+                    <w:rFonts w:cstheme="minorHAnsi"/>
+                    <w:sz w:val="20"/>
+                    <w:szCs w:val="20"/>
+                    <w:lang w:val="en-US"/>
+                  </w:rPr>
+                  <w:br/>
+                  <w:t xml:space="preserve">therapies. </w:t>
+                </w:r>
+                <w:proofErr w:type="spellStart"/>
+                <w:r>
+                  <w:rPr>
+                    <w:rFonts w:cstheme="minorHAnsi"/>
+                    <w:i/>
+                    <w:iCs/>
+                    <w:sz w:val="20"/>
+                    <w:szCs w:val="20"/>
+                  </w:rPr>
+                  <w:t>Computational</w:t>
+                </w:r>
+                <w:proofErr w:type="spellEnd"/>
+                <w:r>
+                  <w:rPr>
+                    <w:rFonts w:cstheme="minorHAnsi"/>
+                    <w:i/>
+                    <w:iCs/>
+                    <w:sz w:val="20"/>
+                    <w:szCs w:val="20"/>
+                  </w:rPr>
+                  <w:t xml:space="preserve"> and </w:t>
+                </w:r>
+                <w:proofErr w:type="spellStart"/>
+                <w:r>
+                  <w:rPr>
+                    <w:rFonts w:cstheme="minorHAnsi"/>
+                    <w:i/>
+                    <w:iCs/>
+                    <w:sz w:val="20"/>
+                    <w:szCs w:val="20"/>
+                  </w:rPr>
+                  <w:t>Structural</w:t>
+                </w:r>
+                <w:proofErr w:type="spellEnd"/>
+                <w:r>
+                  <w:rPr>
+                    <w:rFonts w:cstheme="minorHAnsi"/>
+                    <w:i/>
+                    <w:iCs/>
+                    <w:sz w:val="20"/>
+                    <w:szCs w:val="20"/>
+                  </w:rPr>
+                  <w:t xml:space="preserve"> </w:t>
+                </w:r>
+                <w:proofErr w:type="spellStart"/>
+                <w:r>
+                  <w:rPr>
+                    <w:rFonts w:cstheme="minorHAnsi"/>
+                    <w:i/>
+                    <w:iCs/>
+                    <w:sz w:val="20"/>
+                    <w:szCs w:val="20"/>
+                  </w:rPr>
+                  <w:t>Biotechnology</w:t>
+                </w:r>
+                <w:proofErr w:type="spellEnd"/>
+                <w:r>
+                  <w:rPr>
+                    <w:rFonts w:cstheme="minorHAnsi"/>
+                    <w:i/>
+                    <w:iCs/>
+                    <w:sz w:val="20"/>
+                    <w:szCs w:val="20"/>
+                  </w:rPr>
+                  <w:t xml:space="preserve"> </w:t>
+                </w:r>
+                <w:proofErr w:type="spellStart"/>
+                <w:r>
+                  <w:rPr>
+                    <w:rFonts w:cstheme="minorHAnsi"/>
+                    <w:i/>
+                    <w:iCs/>
+                    <w:sz w:val="20"/>
+                    <w:szCs w:val="20"/>
+                  </w:rPr>
+                  <w:t>Journal</w:t>
+                </w:r>
+                <w:proofErr w:type="spellEnd"/>
+                <w:r>
+                  <w:rPr>
+                    <w:rFonts w:cstheme="minorHAnsi"/>
+                    <w:sz w:val="20"/>
+                    <w:szCs w:val="20"/>
+                  </w:rPr>
+                  <w:t xml:space="preserve"> </w:t>
+                </w:r>
+                <w:r>
+                  <w:rPr>
+                    <w:rFonts w:cstheme="minorHAnsi"/>
+                    <w:b/>
+                    <w:bCs/>
+                    <w:sz w:val="20"/>
+                    <w:szCs w:val="20"/>
+                  </w:rPr>
+                  <w:t>25</w:t>
+                </w:r>
+                <w:r>
+                  <w:rPr>
+                    <w:rFonts w:cstheme="minorHAnsi"/>
+                    <w:sz w:val="20"/>
+                    <w:szCs w:val="20"/>
+                  </w:rPr>
+                  <w:t xml:space="preserve">, 61–74 (2024). </w:t>
+                </w:r>
+                <w:proofErr w:type="spellStart"/>
+                <w:r>
+                  <w:rPr>
+                    <w:rFonts w:cstheme="minorHAnsi"/>
+                    <w:sz w:val="20"/>
+                    <w:szCs w:val="20"/>
+                  </w:rPr>
+                  <w:t>doi</w:t>
+                </w:r>
+                <w:proofErr w:type="spellEnd"/>
+                <w:r>
+                  <w:rPr>
+                    <w:rFonts w:cstheme="minorHAnsi"/>
+                    <w:sz w:val="20"/>
+                    <w:szCs w:val="20"/>
+                  </w:rPr>
+                  <w:t>:</w:t>
+                </w:r>
+                <w:r>
+                  <w:rPr>
+                    <w:rFonts w:cstheme="minorHAnsi"/>
+                    <w:sz w:val="20"/>
+                    <w:szCs w:val="20"/>
+                  </w:rPr>
+                  <w:br/>
+                </w:r>
+                <w:hyperlink r:id="rId14" w:history="1">
+                  <w:r>
+                    <w:rPr>
+                      <w:rStyle w:val="Hipervnculo"/>
+                      <w:rFonts w:cstheme="minorHAnsi"/>
+                      <w:sz w:val="20"/>
+                      <w:szCs w:val="20"/>
+                    </w:rPr>
+                    <w:t>10.1016/j.csbj.2024.04.022</w:t>
+                  </w:r>
+                </w:hyperlink>
+                <w:r>
+                  <w:rPr>
+                    <w:rFonts w:cstheme="minorHAnsi"/>
+                    <w:sz w:val="20"/>
+                    <w:szCs w:val="20"/>
+                  </w:rPr>
+                  <w:t>.</w:t>
+                </w:r>
+              </w:p>
+            </w:tc>
+          </w:sdtContent>
+        </w:sdt>
+      </w:tr>
+      <w:tr>
+        <w:trPr>
+          <w:gridAfter w:val="1"/>
+          <w:wAfter w:w="6" w:type="dxa"/>
+          <w:trHeight w:val="596"/>
+        </w:trPr>
+        <w:tc>
+          <w:tcPr>
+            <w:tcW w:w="1423" w:type="dxa"/>
+            <w:vMerge w:val="restart"/>
+            <w:tcBorders>
+              <w:left w:val="single" w:sz="18" w:space="0" w:color="auto"/>
+            </w:tcBorders>
+            <w:vAlign w:val="center"/>
+          </w:tcPr>
+          <w:p>
+            <w:pPr>
+              <w:spacing w:before="120" w:after="120"/>
+              <w:rPr>
+                <w:rFonts w:ascii="Aptos" w:hAnsi="Aptos" w:cstheme="minorHAnsi"/>
+                <w:b/>
+                <w:bCs/>
+                <w:sz w:val="24"/>
+                <w:szCs w:val="24"/>
+              </w:rPr>
+            </w:pPr>
+            <w:proofErr w:type="spellStart"/>
+            <w:r>
+              <w:rPr>
+                <w:rFonts w:ascii="Aptos" w:hAnsi="Aptos" w:cstheme="minorHAnsi"/>
+                <w:b/>
+                <w:bCs/>
+                <w:sz w:val="24"/>
+                <w:szCs w:val="24"/>
+              </w:rPr>
+              <w:t>Aut</w:t>
+            </w:r>
+            <w:r>
+              <w:rPr>
+                <w:rFonts w:ascii="Aptos" w:hAnsi="Aptos" w:cstheme="minorHAnsi"/>
+                <w:b/>
+                <w:bCs/>
+                <w:sz w:val="24"/>
+                <w:szCs w:val="24"/>
+              </w:rPr>
+              <w:t>horship</w:t>
+            </w:r>
+            <w:proofErr w:type="spellEnd"/>
+          </w:p>
+        </w:tc>
+        <w:tc>
+          <w:tcPr>
+            <w:tcW w:w="7160" w:type="dxa"/>
+            <w:gridSpan w:val="3"/>
+            <w:tcBorders>
+              <w:bottom w:val="single" w:sz="4" w:space="0" w:color="auto"/>
+              <w:right w:val="single" w:sz="18" w:space="0" w:color="auto"/>
+            </w:tcBorders>
+            <w:vAlign w:val="center"/>
+          </w:tcPr>
+          <w:p>
+            <w:pPr>
+              <w:spacing w:before="120" w:after="120"/>
+              <w:rPr>
+                <w:rFonts w:ascii="Aptos" w:hAnsi="Aptos" w:cstheme="minorHAnsi"/>
+                <w:b/>
+                <w:bCs/>
+                <w:sz w:val="24"/>
+                <w:szCs w:val="24"/>
+                <w:lang w:val="en-US"/>
+              </w:rPr>
+            </w:pPr>
+            <w:sdt>
+              <w:sdtPr>
+                <w:rPr>
+                  <w:rFonts w:ascii="Aptos" w:hAnsi="Aptos" w:cstheme="minorHAnsi"/>
+                  <w:sz w:val="24"/>
+                  <w:szCs w:val="24"/>
+                  <w:lang w:val="en-US"/>
+                </w:rPr>
+                <w:id w:val="-1014302270"/>
+                <w14:checkbox>
+                  <w14:checked w14:val="0"/>
+                  <w14:checkedState w14:val="2612" w14:font="MS Gothic"/>
+                  <w14:uncheckedState w14:val="2610" w14:font="MS Gothic"/>
+                </w14:checkbox>
+              </w:sdtPr>
+              <w:sdtContent>
+                <w:r>
+                  <w:rPr>
+                    <w:rFonts w:ascii="Aptos" w:eastAsia="MS Gothic" w:hAnsi="Aptos" w:cs="Segoe UI Symbol"/>
+                    <w:sz w:val="24"/>
+                    <w:szCs w:val="24"/>
+                    <w:lang w:val="en-US"/>
+                  </w:rPr>
+                  <w:t>☐</w:t>
+                </w:r>
+              </w:sdtContent>
+            </w:sdt>
+            <w:r>
+              <w:rPr>
+                <w:rFonts w:ascii="Aptos" w:hAnsi="Aptos" w:cstheme="minorHAnsi"/>
+                <w:sz w:val="24"/>
+                <w:szCs w:val="24"/>
+                <w:lang w:val="en-US"/>
+              </w:rPr>
+              <w:t xml:space="preserve"> I am the only author</w:t>
+            </w:r>
+          </w:p>
+        </w:tc>
+      </w:tr>
+      <w:tr>
+        <w:trPr>
+          <w:gridAfter w:val="1"/>
+          <w:wAfter w:w="6" w:type="dxa"/>
+          <w:trHeight w:val="639"/>
+        </w:trPr>
+        <w:tc>
+          <w:tcPr>
+            <w:tcW w:w="1423" w:type="dxa"/>
+            <w:vMerge/>
+            <w:tcBorders>
+              <w:left w:val="single" w:sz="18" w:space="0" w:color="auto"/>
+            </w:tcBorders>
+          </w:tcPr>
+          <w:p>
+            <w:pPr>
+              <w:spacing w:before="120" w:after="120"/>
+              <w:rPr>
+                <w:rFonts w:ascii="Aptos" w:hAnsi="Aptos" w:cstheme="minorHAnsi"/>
+                <w:b/>
+                <w:bCs/>
+                <w:sz w:val="24"/>
+                <w:szCs w:val="24"/>
+                <w:lang w:val="en-US"/>
+              </w:rPr>
+            </w:pPr>
+          </w:p>
+        </w:tc>
+        <w:tc>
+          <w:tcPr>
+            <w:tcW w:w="7160" w:type="dxa"/>
+            <w:gridSpan w:val="3"/>
+            <w:tcBorders>
+              <w:bottom w:val="nil"/>
+              <w:right w:val="single" w:sz="18" w:space="0" w:color="auto"/>
+            </w:tcBorders>
+            <w:vAlign w:val="center"/>
+          </w:tcPr>
+          <w:p>
+            <w:pPr>
+              <w:spacing w:before="120" w:after="120"/>
+              <w:rPr>
+                <w:rFonts w:ascii="Aptos" w:hAnsi="Aptos" w:cstheme="minorHAnsi"/>
+                <w:b/>
+                <w:bCs/>
+                <w:sz w:val="24"/>
+                <w:szCs w:val="24"/>
+                <w:lang w:val="en-US"/>
+              </w:rPr>
+            </w:pPr>
+            <w:sdt>
+              <w:sdtPr>
+                <w:rPr>
+                  <w:rFonts w:ascii="Aptos" w:hAnsi="Aptos" w:cstheme="minorHAnsi"/>
+                  <w:sz w:val="24"/>
+                  <w:szCs w:val="24"/>
+                  <w:lang w:val="en-US"/>
+                </w:rPr>
+                <w:id w:val="-17244203"/>
+                <w14:checkbox>
+                  <w14:checked w14:val="1"/>
+                  <w14:checkedState w14:val="2612" w14:font="MS Gothic"/>
+                  <w14:uncheckedState w14:val="2610" w14:font="MS Gothic"/>
+                </w14:checkbox>
+              </w:sdtPr>
+              <w:sdtContent>
+                <w:r>
+                  <w:rPr>
+                    <w:rFonts w:ascii="MS Gothic" w:eastAsia="MS Gothic" w:hAnsi="MS Gothic" w:cstheme="minorHAnsi" w:hint="eastAsia"/>
+                    <w:sz w:val="24"/>
+                    <w:szCs w:val="24"/>
+                    <w:lang w:val="en-US"/>
+                  </w:rPr>
+                  <w:t>☒</w:t>
+                </w:r>
+              </w:sdtContent>
+            </w:sdt>
+            <w:r>
+              <w:rPr>
+                <w:rFonts w:ascii="Aptos" w:hAnsi="Aptos" w:cstheme="minorHAnsi"/>
+                <w:sz w:val="24"/>
+                <w:szCs w:val="24"/>
+                <w:lang w:val="en-US"/>
+              </w:rPr>
+              <w:t xml:space="preserve"> </w:t>
+            </w:r>
+            <w:r>
+              <w:rPr>
+                <w:rFonts w:ascii="Aptos" w:hAnsi="Aptos" w:cstheme="minorHAnsi"/>
+                <w:sz w:val="24"/>
+                <w:szCs w:val="24"/>
+                <w:lang w:val="en"/>
+              </w:rPr>
+              <w:t xml:space="preserve">The publication </w:t>
+            </w:r>
+            <w:r>
+              <w:rPr>
+                <w:rFonts w:ascii="Aptos" w:hAnsi="Aptos" w:cstheme="minorHAnsi"/>
+                <w:sz w:val="24"/>
+                <w:szCs w:val="24"/>
+                <w:lang w:val="en"/>
+              </w:rPr>
+              <w:t xml:space="preserve">includes </w:t>
+            </w:r>
+            <w:r>
+              <w:rPr>
+                <w:rFonts w:ascii="Aptos" w:hAnsi="Aptos" w:cstheme="minorHAnsi"/>
+                <w:sz w:val="24"/>
+                <w:szCs w:val="24"/>
+                <w:lang w:val="en"/>
+              </w:rPr>
+              <w:t>the following co-authors</w:t>
+            </w:r>
+          </w:p>
+        </w:tc>
+      </w:tr>
+      <w:tr>
+        <w:trPr>
+          <w:gridAfter w:val="1"/>
+          <w:wAfter w:w="6" w:type="dxa"/>
+          <w:trHeight w:val="272"/>
+        </w:trPr>
+        <w:tc>
+          <w:tcPr>
+            <w:tcW w:w="1423" w:type="dxa"/>
+            <w:vMerge/>
+            <w:tcBorders>
+              <w:left w:val="single" w:sz="18" w:space="0" w:color="auto"/>
+            </w:tcBorders>
+          </w:tcPr>
+          <w:p>
+            <w:pPr>
+              <w:spacing w:before="120" w:after="120"/>
+              <w:rPr>
+                <w:rFonts w:ascii="Aptos" w:hAnsi="Aptos" w:cstheme="minorHAnsi"/>
+                <w:b/>
+                <w:bCs/>
+                <w:sz w:val="24"/>
+                <w:szCs w:val="24"/>
+                <w:lang w:val="en-US"/>
+              </w:rPr>
+            </w:pPr>
+          </w:p>
+        </w:tc>
+        <w:tc>
+          <w:tcPr>
+            <w:tcW w:w="4366" w:type="dxa"/>
+            <w:tcBorders>
+              <w:top w:val="nil"/>
+              <w:bottom w:val="single" w:sz="4" w:space="0" w:color="auto"/>
+              <w:right w:val="nil"/>
+            </w:tcBorders>
+            <w:vAlign w:val="bottom"/>
+          </w:tcPr>
+          <w:p>
+            <w:pPr>
+              <w:spacing w:before="120" w:after="120"/>
+              <w:rPr>
+                <w:rFonts w:ascii="Aptos" w:hAnsi="Aptos" w:cstheme="minorHAnsi"/>
+                <w:b/>
+                <w:sz w:val="24"/>
+                <w:szCs w:val="24"/>
+                <w:lang w:val="en-US"/>
+              </w:rPr>
+            </w:pPr>
+            <w:r>
+              <w:rPr>
+                <w:rFonts w:ascii="Aptos" w:hAnsi="Aptos" w:cstheme="minorHAnsi"/>
+                <w:b/>
+                <w:sz w:val="24"/>
+                <w:szCs w:val="24"/>
+                <w:lang w:val="en-US"/>
+              </w:rPr>
+              <w:t>Name of the co-author</w:t>
+            </w:r>
+            <w:r>
+              <w:rPr>
+                <w:rFonts w:ascii="Aptos" w:hAnsi="Aptos" w:cstheme="minorHAnsi"/>
+                <w:b/>
+                <w:sz w:val="24"/>
+                <w:szCs w:val="24"/>
+                <w:lang w:val="en-US"/>
+              </w:rPr>
+              <w:br/>
+            </w:r>
+            <w:r>
+              <w:rPr>
+                <w:rFonts w:ascii="Aptos" w:hAnsi="Aptos" w:cstheme="minorHAnsi"/>
+                <w:b/>
+                <w:lang w:val="en-US"/>
+              </w:rPr>
+              <w:t>(including author)</w:t>
+            </w:r>
+          </w:p>
+        </w:tc>
+        <w:tc>
+          <w:tcPr>
+            <w:tcW w:w="1276" w:type="dxa"/>
+            <w:tcBorders>
+              <w:top w:val="nil"/>
+              <w:left w:val="nil"/>
+              <w:bottom w:val="single" w:sz="4" w:space="0" w:color="auto"/>
+              <w:right w:val="nil"/>
+            </w:tcBorders>
+            <w:vAlign w:val="bottom"/>
+          </w:tcPr>
+          <w:p>
+            <w:pPr>
+              <w:spacing w:before="120" w:after="120"/>
+              <w:jc w:val="center"/>
+              <w:rPr>
+                <w:rStyle w:val="Estilo4"/>
+                <w:rFonts w:ascii="Aptos" w:hAnsi="Aptos" w:cstheme="minorHAnsi"/>
+                <w:b/>
+                <w:bCs/>
+                <w:szCs w:val="24"/>
+                <w:highlight w:val="lightGray"/>
+              </w:rPr>
+            </w:pPr>
+            <w:r>
+              <w:rPr>
+                <w:rStyle w:val="Estilo4"/>
+                <w:rFonts w:ascii="Aptos" w:hAnsi="Aptos" w:cstheme="minorHAnsi"/>
+                <w:b/>
+                <w:bCs/>
+                <w:szCs w:val="24"/>
+              </w:rPr>
+              <w:t>D</w:t>
+            </w:r>
+            <w:r>
+              <w:rPr>
+                <w:rStyle w:val="Estilo4"/>
+                <w:rFonts w:ascii="Aptos" w:hAnsi="Aptos"/>
+                <w:b/>
+                <w:szCs w:val="24"/>
+              </w:rPr>
+              <w:t>octor</w:t>
+            </w:r>
+          </w:p>
+        </w:tc>
+        <w:tc>
+          <w:tcPr>
+            <w:tcW w:w="1518" w:type="dxa"/>
+            <w:tcBorders>
+              <w:top w:val="nil"/>
+              <w:left w:val="nil"/>
+              <w:bottom w:val="single" w:sz="4" w:space="0" w:color="auto"/>
+              <w:right w:val="single" w:sz="18" w:space="0" w:color="auto"/>
+            </w:tcBorders>
+            <w:vAlign w:val="bottom"/>
+          </w:tcPr>
+          <w:p>
+            <w:pPr>
+              <w:spacing w:before="120" w:after="120"/>
+              <w:jc w:val="center"/>
+              <w:rPr>
+                <w:rFonts w:ascii="Aptos" w:hAnsi="Aptos" w:cstheme="minorHAnsi"/>
+                <w:b/>
+                <w:bCs/>
+                <w:sz w:val="24"/>
+                <w:szCs w:val="24"/>
+              </w:rPr>
+            </w:pPr>
+            <w:r>
+              <w:rPr>
+                <w:rFonts w:ascii="Aptos" w:hAnsi="Aptos" w:cstheme="minorHAnsi"/>
+                <w:b/>
+                <w:bCs/>
+                <w:sz w:val="24"/>
+                <w:szCs w:val="24"/>
+              </w:rPr>
+              <w:t>No</w:t>
+            </w:r>
+            <w:r>
+              <w:rPr>
+                <w:rFonts w:ascii="Aptos" w:hAnsi="Aptos" w:cstheme="minorHAnsi"/>
+                <w:b/>
+                <w:bCs/>
+                <w:sz w:val="24"/>
+                <w:szCs w:val="24"/>
+              </w:rPr>
+              <w:t>n</w:t>
+            </w:r>
+            <w:r>
+              <w:rPr>
+                <w:rFonts w:ascii="Aptos" w:hAnsi="Aptos" w:cstheme="minorHAnsi"/>
+                <w:b/>
+                <w:bCs/>
+                <w:sz w:val="24"/>
+                <w:szCs w:val="24"/>
+              </w:rPr>
+              <w:t xml:space="preserve"> doctor</w:t>
+            </w:r>
+          </w:p>
+        </w:tc>
+      </w:tr>
+      <w:tr>
+        <w:trPr>
+          <w:gridAfter w:val="1"/>
+          <w:wAfter w:w="6" w:type="dxa"/>
+          <w:trHeight w:val="463"/>
+        </w:trPr>
+        <w:tc>
+          <w:tcPr>
+            <w:tcW w:w="1423" w:type="dxa"/>
+            <w:vMerge/>
+            <w:tcBorders>
+              <w:left w:val="single" w:sz="18" w:space="0" w:color="auto"/>
+            </w:tcBorders>
+          </w:tcPr>
+          <w:p>
+            <w:pPr>
+              <w:spacing w:before="120" w:after="120"/>
+              <w:rPr>
+                <w:rFonts w:ascii="Aptos" w:hAnsi="Aptos" w:cstheme="minorHAnsi"/>
+                <w:b/>
+                <w:bCs/>
+                <w:sz w:val="24"/>
+                <w:szCs w:val="24"/>
+              </w:rPr>
+            </w:pPr>
+          </w:p>
+        </w:tc>
+        <w:sdt>
+          <w:sdtPr>
+            <w:rPr>
+              <w:rStyle w:val="Estilo4"/>
+              <w:rFonts w:ascii="Aptos" w:hAnsi="Aptos" w:cstheme="minorHAnsi"/>
+              <w:szCs w:val="24"/>
+              <w:highlight w:val="lightGray"/>
+            </w:rPr>
+            <w:id w:val="1397785282"/>
+            <w:placeholder>
+              <w:docPart w:val="7BD0788B08BAE740A71BD75CCD385524"/>
+            </w:placeholder>
+          </w:sdtPr>
+          <w:sdtEndPr>
+            <w:rPr>
+              <w:rStyle w:val="Fuentedeprrafopredeter"/>
+              <w:sz w:val="22"/>
+            </w:rPr>
+          </w:sdtEndPr>
+          <w:sdtContent>
+            <w:tc>
+              <w:tcPr>
+                <w:tcW w:w="4366" w:type="dxa"/>
+                <w:tcBorders>
+                  <w:top w:val="single" w:sz="4" w:space="0" w:color="auto"/>
+                  <w:bottom w:val="single" w:sz="4" w:space="0" w:color="auto"/>
+                  <w:right w:val="single" w:sz="4" w:space="0" w:color="auto"/>
+                </w:tcBorders>
+                <w:vAlign w:val="center"/>
+              </w:tcPr>
+              <w:p>
+                <w:pPr>
+                  <w:spacing w:before="120" w:after="120"/>
+                  <w:rPr>
+                    <w:rFonts w:ascii="Aptos" w:hAnsi="Aptos" w:cstheme="minorHAnsi"/>
+                    <w:bCs/>
+                    <w:sz w:val="24"/>
+                    <w:szCs w:val="24"/>
+                  </w:rPr>
+                </w:pPr>
+                <w:r>
+                  <w:rPr>
+                    <w:rStyle w:val="Estilo4"/>
+                    <w:rFonts w:ascii="Aptos" w:hAnsi="Aptos" w:cstheme="minorHAnsi"/>
+                    <w:szCs w:val="24"/>
+                    <w:highlight w:val="lightGray"/>
+                  </w:rPr>
+                  <w:t>Daniel Conde-Torres</w:t>
+                </w:r>
+              </w:p>
+            </w:tc>
+          </w:sdtContent>
+        </w:sdt>
+        <w:sdt>
+          <w:sdtPr>
+            <w:rPr>
+              <w:rFonts w:ascii="Aptos" w:hAnsi="Aptos" w:cstheme="minorHAnsi"/>
+              <w:b/>
+              <w:bCs/>
+              <w:sz w:val="24"/>
+              <w:szCs w:val="24"/>
+            </w:rPr>
+            <w:id w:val="-1176190024"/>
+            <w14:checkbox>
+              <w14:checked w14:val="0"/>
+              <w14:checkedState w14:val="2612" w14:font="MS Gothic"/>
+              <w14:uncheckedState w14:val="2610" w14:font="MS Gothic"/>
+            </w14:checkbox>
+          </w:sdtPr>
+          <w:sdtContent>
+            <w:tc>
+              <w:tcPr>
+                <w:tcW w:w="1276" w:type="dxa"/>
+                <w:tcBorders>
+                  <w:top w:val="single" w:sz="4" w:space="0" w:color="auto"/>
+                  <w:left w:val="single" w:sz="4" w:space="0" w:color="auto"/>
+                  <w:bottom w:val="single" w:sz="4" w:space="0" w:color="auto"/>
+                  <w:right w:val="single" w:sz="4" w:space="0" w:color="auto"/>
+                </w:tcBorders>
+                <w:vAlign w:val="center"/>
+              </w:tcPr>
+              <w:p>
+                <w:pPr>
+                  <w:spacing w:before="120" w:after="120"/>
+                  <w:jc w:val="center"/>
+                  <w:rPr>
+                    <w:rFonts w:ascii="Aptos" w:hAnsi="Aptos" w:cstheme="minorHAnsi"/>
+                    <w:sz w:val="24"/>
+                    <w:szCs w:val="24"/>
+                  </w:rPr>
+                </w:pPr>
+                <w:r>
+                  <w:rPr>
+                    <w:rFonts w:ascii="MS Gothic" w:eastAsia="MS Gothic" w:hAnsi="MS Gothic" w:cstheme="minorHAnsi" w:hint="eastAsia"/>
+                    <w:b/>
+                    <w:bCs/>
+                    <w:sz w:val="24"/>
+                    <w:szCs w:val="24"/>
+                  </w:rPr>
+                  <w:t>☐</w:t>
+                </w:r>
+              </w:p>
+            </w:tc>
+          </w:sdtContent>
+        </w:sdt>
+        <w:sdt>
+          <w:sdtPr>
+            <w:rPr>
+              <w:rFonts w:ascii="Aptos" w:hAnsi="Aptos" w:cstheme="minorHAnsi"/>
+              <w:b/>
+              <w:bCs/>
+              <w:sz w:val="24"/>
+              <w:szCs w:val="24"/>
+            </w:rPr>
+            <w:id w:val="-760835246"/>
+            <w14:checkbox>
+              <w14:checked w14:val="1"/>
+              <w14:checkedState w14:val="2612" w14:font="MS Gothic"/>
+              <w14:uncheckedState w14:val="2610" w14:font="MS Gothic"/>
+            </w14:checkbox>
+          </w:sdtPr>
+          <w:sdtContent>
+            <w:tc>
+              <w:tcPr>
+                <w:tcW w:w="1518" w:type="dxa"/>
+                <w:tcBorders>
+                  <w:top w:val="single" w:sz="4" w:space="0" w:color="auto"/>
+                  <w:left w:val="single" w:sz="4" w:space="0" w:color="auto"/>
+                  <w:bottom w:val="single" w:sz="4" w:space="0" w:color="auto"/>
+                  <w:right w:val="single" w:sz="18" w:space="0" w:color="auto"/>
+                </w:tcBorders>
+                <w:vAlign w:val="center"/>
+              </w:tcPr>
+              <w:p>
+                <w:pPr>
+                  <w:spacing w:before="120" w:after="120"/>
+                  <w:jc w:val="center"/>
+                  <w:rPr>
+                    <w:rFonts w:ascii="Aptos" w:hAnsi="Aptos" w:cstheme="minorHAnsi"/>
+                    <w:b/>
+                    <w:bCs/>
+                    <w:sz w:val="24"/>
+                    <w:szCs w:val="24"/>
+                  </w:rPr>
+                </w:pPr>
+                <w:r>
+                  <w:rPr>
+                    <w:rFonts w:ascii="MS Gothic" w:eastAsia="MS Gothic" w:hAnsi="MS Gothic" w:cstheme="minorHAnsi" w:hint="eastAsia"/>
+                    <w:b/>
+                    <w:bCs/>
+                    <w:sz w:val="24"/>
+                    <w:szCs w:val="24"/>
+                  </w:rPr>
+                  <w:t>☒</w:t>
+                </w:r>
+              </w:p>
+            </w:tc>
+          </w:sdtContent>
+        </w:sdt>
+      </w:tr>
+      <w:tr>
+        <w:trPr>
+          <w:gridAfter w:val="1"/>
+          <w:wAfter w:w="6" w:type="dxa"/>
+          <w:trHeight w:val="428"/>
+        </w:trPr>
+        <w:tc>
+          <w:tcPr>
+            <w:tcW w:w="1423" w:type="dxa"/>
+            <w:vMerge/>
+            <w:tcBorders>
+              <w:left w:val="single" w:sz="18" w:space="0" w:color="auto"/>
+            </w:tcBorders>
+          </w:tcPr>
+          <w:p>
+            <w:pPr>
+              <w:spacing w:before="120" w:after="120"/>
+              <w:rPr>
+                <w:rFonts w:ascii="Aptos" w:hAnsi="Aptos" w:cstheme="minorHAnsi"/>
+                <w:b/>
+                <w:bCs/>
+                <w:sz w:val="24"/>
+                <w:szCs w:val="24"/>
+              </w:rPr>
+            </w:pPr>
+          </w:p>
+        </w:tc>
+        <w:sdt>
+          <w:sdtPr>
+            <w:rPr>
+              <w:rStyle w:val="Estilo4"/>
+              <w:rFonts w:ascii="Aptos" w:hAnsi="Aptos" w:cstheme="minorHAnsi"/>
+              <w:szCs w:val="24"/>
+              <w:highlight w:val="lightGray"/>
+            </w:rPr>
+            <w:id w:val="393393806"/>
+            <w:placeholder>
+              <w:docPart w:val="54C1687B5208214491DD2D5D8D1065B5"/>
+            </w:placeholder>
+          </w:sdtPr>
+          <w:sdtEndPr>
+            <w:rPr>
+              <w:rStyle w:val="Fuentedeprrafopredeter"/>
+              <w:sz w:val="22"/>
+            </w:rPr>
+          </w:sdtEndPr>
+          <w:sdtContent>
+            <w:tc>
+              <w:tcPr>
+                <w:tcW w:w="4366" w:type="dxa"/>
+                <w:tcBorders>
+                  <w:top w:val="single" w:sz="4" w:space="0" w:color="auto"/>
+                  <w:bottom w:val="single" w:sz="4" w:space="0" w:color="auto"/>
+                  <w:right w:val="single" w:sz="4" w:space="0" w:color="auto"/>
+                </w:tcBorders>
+                <w:vAlign w:val="center"/>
+              </w:tcPr>
+              <w:p>
+                <w:pPr>
+                  <w:spacing w:before="120" w:after="120"/>
+                  <w:rPr>
+                    <w:rFonts w:ascii="Aptos" w:hAnsi="Aptos" w:cstheme="minorHAnsi"/>
+                    <w:bCs/>
+                    <w:sz w:val="24"/>
+                    <w:szCs w:val="24"/>
+                  </w:rPr>
+                </w:pPr>
+                <w:r>
+                  <w:rPr>
+                    <w:rStyle w:val="Estilo4"/>
+                    <w:rFonts w:ascii="Aptos" w:hAnsi="Aptos" w:cstheme="minorHAnsi"/>
+                    <w:szCs w:val="24"/>
+                    <w:highlight w:val="lightGray"/>
+                  </w:rPr>
+                  <w:t xml:space="preserve">Martín </w:t>
+                </w:r>
+                <w:proofErr w:type="spellStart"/>
+                <w:r>
+                  <w:rPr>
+                    <w:rStyle w:val="Estilo4"/>
+                    <w:rFonts w:ascii="Aptos" w:hAnsi="Aptos" w:cstheme="minorHAnsi"/>
+                    <w:szCs w:val="24"/>
+                    <w:highlight w:val="lightGray"/>
+                  </w:rPr>
+                  <w:t>Calvelo</w:t>
+                </w:r>
+                <w:proofErr w:type="spellEnd"/>
+              </w:p>
+            </w:tc>
+          </w:sdtContent>
+        </w:sdt>
+        <w:sdt>
+          <w:sdtPr>
+            <w:rPr>
+              <w:rFonts w:ascii="Aptos" w:hAnsi="Aptos" w:cstheme="minorHAnsi"/>
+              <w:b/>
+              <w:bCs/>
+              <w:sz w:val="24"/>
+              <w:szCs w:val="24"/>
+            </w:rPr>
+            <w:id w:val="-632491777"/>
+            <w14:checkbox>
+              <w14:checked w14:val="1"/>
+              <w14:checkedState w14:val="2612" w14:font="MS Gothic"/>
+              <w14:uncheckedState w14:val="2610" w14:font="MS Gothic"/>
+            </w14:checkbox>
+          </w:sdtPr>
+          <w:sdtContent>
+            <w:tc>
+              <w:tcPr>
+                <w:tcW w:w="1276" w:type="dxa"/>
+                <w:tcBorders>
+                  <w:top w:val="single" w:sz="4" w:space="0" w:color="auto"/>
+                  <w:left w:val="single" w:sz="4" w:space="0" w:color="auto"/>
+                  <w:bottom w:val="single" w:sz="4" w:space="0" w:color="auto"/>
+                  <w:right w:val="single" w:sz="4" w:space="0" w:color="auto"/>
+                </w:tcBorders>
+                <w:vAlign w:val="center"/>
+              </w:tcPr>
+              <w:p>
+                <w:pPr>
+                  <w:spacing w:before="120" w:after="120"/>
+                  <w:jc w:val="center"/>
+                  <w:rPr>
+                    <w:rFonts w:ascii="Aptos" w:hAnsi="Aptos" w:cstheme="minorHAnsi"/>
+                    <w:b/>
+                    <w:bCs/>
+                    <w:sz w:val="24"/>
+                    <w:szCs w:val="24"/>
+                  </w:rPr>
+                </w:pPr>
+                <w:r>
+                  <w:rPr>
+                    <w:rFonts w:ascii="MS Gothic" w:eastAsia="MS Gothic" w:hAnsi="MS Gothic" w:cstheme="minorHAnsi" w:hint="eastAsia"/>
+                    <w:b/>
+                    <w:bCs/>
+                    <w:sz w:val="24"/>
+                    <w:szCs w:val="24"/>
+                  </w:rPr>
+                  <w:t>☒</w:t>
+                </w:r>
+              </w:p>
+            </w:tc>
+          </w:sdtContent>
+        </w:sdt>
+        <w:sdt>
+          <w:sdtPr>
+            <w:rPr>
+              <w:rFonts w:ascii="Aptos" w:hAnsi="Aptos" w:cstheme="minorHAnsi"/>
+              <w:b/>
+              <w:bCs/>
+              <w:sz w:val="24"/>
+              <w:szCs w:val="24"/>
+            </w:rPr>
+            <w:id w:val="-992644082"/>
+            <w14:checkbox>
+              <w14:checked w14:val="0"/>
+              <w14:checkedState w14:val="2612" w14:font="MS Gothic"/>
+              <w14:uncheckedState w14:val="2610" w14:font="MS Gothic"/>
+            </w14:checkbox>
+          </w:sdtPr>
+          <w:sdtContent>
+            <w:tc>
+              <w:tcPr>
+                <w:tcW w:w="1518" w:type="dxa"/>
+                <w:tcBorders>
+                  <w:top w:val="single" w:sz="4" w:space="0" w:color="auto"/>
+                  <w:left w:val="single" w:sz="4" w:space="0" w:color="auto"/>
+                  <w:bottom w:val="single" w:sz="4" w:space="0" w:color="auto"/>
+                  <w:right w:val="single" w:sz="18" w:space="0" w:color="auto"/>
+                </w:tcBorders>
+                <w:vAlign w:val="center"/>
+              </w:tcPr>
+              <w:p>
+                <w:pPr>
+                  <w:spacing w:before="120" w:after="120"/>
+                  <w:jc w:val="center"/>
+                  <w:rPr>
+                    <w:rFonts w:ascii="Aptos" w:hAnsi="Aptos" w:cstheme="minorHAnsi"/>
+                    <w:b/>
+                    <w:bCs/>
+                    <w:sz w:val="24"/>
+                    <w:szCs w:val="24"/>
+                  </w:rPr>
+                </w:pPr>
+                <w:r>
+                  <w:rPr>
+                    <w:rFonts w:ascii="MS Gothic" w:eastAsia="MS Gothic" w:hAnsi="MS Gothic" w:cstheme="minorHAnsi" w:hint="eastAsia"/>
+                    <w:b/>
+                    <w:bCs/>
+                    <w:sz w:val="24"/>
+                    <w:szCs w:val="24"/>
+                  </w:rPr>
+                  <w:t>☐</w:t>
+                </w:r>
+              </w:p>
+            </w:tc>
+          </w:sdtContent>
+        </w:sdt>
+      </w:tr>
+      <w:tr>
+        <w:trPr>
+          <w:gridAfter w:val="1"/>
+          <w:wAfter w:w="6" w:type="dxa"/>
+        </w:trPr>
+        <w:tc>
+          <w:tcPr>
+            <w:tcW w:w="1423" w:type="dxa"/>
+            <w:vMerge/>
+            <w:tcBorders>
+              <w:left w:val="single" w:sz="18" w:space="0" w:color="auto"/>
+            </w:tcBorders>
+          </w:tcPr>
+          <w:p>
+            <w:pPr>
+              <w:spacing w:before="120" w:after="120"/>
+              <w:rPr>
+                <w:rFonts w:ascii="Aptos" w:hAnsi="Aptos" w:cstheme="minorHAnsi"/>
+                <w:b/>
+                <w:bCs/>
+                <w:sz w:val="24"/>
+                <w:szCs w:val="24"/>
+              </w:rPr>
+            </w:pPr>
+          </w:p>
+        </w:tc>
+        <w:tc>
+          <w:tcPr>
+            <w:tcW w:w="4366" w:type="dxa"/>
+            <w:tcBorders>
+              <w:top w:val="single" w:sz="4" w:space="0" w:color="auto"/>
+              <w:bottom w:val="single" w:sz="4" w:space="0" w:color="auto"/>
+              <w:right w:val="single" w:sz="4" w:space="0" w:color="auto"/>
+            </w:tcBorders>
+            <w:vAlign w:val="center"/>
+          </w:tcPr>
+          <w:p>
+            <w:pPr>
+              <w:spacing w:before="60" w:after="60"/>
+              <w:rPr>
+                <w:rStyle w:val="Estilo4"/>
+                <w:rFonts w:ascii="Aptos" w:hAnsi="Aptos" w:cstheme="minorHAnsi"/>
+                <w:szCs w:val="24"/>
+                <w:highlight w:val="lightGray"/>
+              </w:rPr>
+            </w:pPr>
+            <w:r>
+              <w:rPr>
+                <w:rStyle w:val="Estilo4"/>
+                <w:rFonts w:ascii="Aptos" w:hAnsi="Aptos" w:cstheme="minorHAnsi"/>
+                <w:szCs w:val="24"/>
+                <w:highlight w:val="lightGray"/>
+              </w:rPr>
+              <w:t>Carme Rovira</w:t>
+            </w:r>
+          </w:p>
+        </w:tc>
+        <w:sdt>
+          <w:sdtPr>
+            <w:rPr>
+              <w:rFonts w:ascii="Aptos" w:hAnsi="Aptos" w:cstheme="minorHAnsi"/>
+              <w:b/>
+              <w:bCs/>
+              <w:sz w:val="24"/>
+              <w:szCs w:val="24"/>
+            </w:rPr>
+            <w:id w:val="-269782001"/>
+            <w14:checkbox>
+              <w14:checked w14:val="1"/>
+              <w14:checkedState w14:val="2612" w14:font="MS Gothic"/>
+              <w14:uncheckedState w14:val="2610" w14:font="MS Gothic"/>
+            </w14:checkbox>
+          </w:sdtPr>
+          <w:sdtContent>
+            <w:tc>
+              <w:tcPr>
+                <w:tcW w:w="1276" w:type="dxa"/>
+                <w:tcBorders>
+                  <w:top w:val="single" w:sz="4" w:space="0" w:color="auto"/>
+                  <w:left w:val="single" w:sz="4" w:space="0" w:color="auto"/>
+                  <w:bottom w:val="single" w:sz="4" w:space="0" w:color="auto"/>
+                  <w:right w:val="single" w:sz="4" w:space="0" w:color="auto"/>
+                </w:tcBorders>
+                <w:vAlign w:val="center"/>
+              </w:tcPr>
+              <w:p>
+                <w:pPr>
+                  <w:spacing w:before="60" w:after="60"/>
+                  <w:jc w:val="center"/>
+                  <w:rPr>
+                    <w:rFonts w:ascii="Aptos" w:hAnsi="Aptos" w:cstheme="minorHAnsi"/>
+                    <w:b/>
+                    <w:bCs/>
+                    <w:sz w:val="24"/>
+                    <w:szCs w:val="24"/>
+                  </w:rPr>
+                </w:pPr>
+                <w:r>
+                  <w:rPr>
+                    <w:rFonts w:ascii="MS Gothic" w:eastAsia="MS Gothic" w:hAnsi="MS Gothic" w:cstheme="minorHAnsi" w:hint="eastAsia"/>
+                    <w:b/>
+                    <w:bCs/>
+                    <w:sz w:val="24"/>
+                    <w:szCs w:val="24"/>
+                  </w:rPr>
+                  <w:t>☒</w:t>
+                </w:r>
+              </w:p>
+            </w:tc>
+          </w:sdtContent>
+        </w:sdt>
+        <w:sdt>
+          <w:sdtPr>
+            <w:rPr>
+              <w:rFonts w:ascii="Aptos" w:hAnsi="Aptos" w:cstheme="minorHAnsi"/>
+              <w:b/>
+              <w:bCs/>
+              <w:sz w:val="24"/>
+              <w:szCs w:val="24"/>
+            </w:rPr>
+            <w:id w:val="-2052224941"/>
+            <w14:checkbox>
+              <w14:checked w14:val="0"/>
+              <w14:checkedState w14:val="2612" w14:font="MS Gothic"/>
+              <w14:uncheckedState w14:val="2610" w14:font="MS Gothic"/>
+            </w14:checkbox>
+          </w:sdtPr>
+          <w:sdtContent>
+            <w:tc>
+              <w:tcPr>
+                <w:tcW w:w="1518" w:type="dxa"/>
+                <w:tcBorders>
+                  <w:top w:val="single" w:sz="4" w:space="0" w:color="auto"/>
+                  <w:left w:val="single" w:sz="4" w:space="0" w:color="auto"/>
+                  <w:bottom w:val="single" w:sz="2" w:space="0" w:color="auto"/>
+                  <w:right w:val="single" w:sz="18" w:space="0" w:color="auto"/>
+                </w:tcBorders>
+                <w:vAlign w:val="center"/>
+              </w:tcPr>
+              <w:p>
+                <w:pPr>
+                  <w:spacing w:before="60" w:after="60"/>
+                  <w:jc w:val="center"/>
+                  <w:rPr>
+                    <w:rFonts w:ascii="Aptos" w:hAnsi="Aptos" w:cstheme="minorHAnsi"/>
+                    <w:b/>
+                    <w:bCs/>
+                    <w:sz w:val="24"/>
+                    <w:szCs w:val="24"/>
+                  </w:rPr>
+                </w:pPr>
+                <w:r>
+                  <w:rPr>
+                    <w:rFonts w:ascii="MS Gothic" w:eastAsia="MS Gothic" w:hAnsi="MS Gothic" w:cstheme="minorHAnsi" w:hint="eastAsia"/>
+                    <w:b/>
+                    <w:bCs/>
+                    <w:sz w:val="24"/>
+                    <w:szCs w:val="24"/>
+                  </w:rPr>
+                  <w:t>☐</w:t>
+                </w:r>
+              </w:p>
+            </w:tc>
+          </w:sdtContent>
+        </w:sdt>
+      </w:tr>
+      <w:tr>
+        <w:trPr>
+          <w:gridAfter w:val="1"/>
+          <w:wAfter w:w="6" w:type="dxa"/>
+        </w:trPr>
+        <w:tc>
+          <w:tcPr>
+            <w:tcW w:w="1423" w:type="dxa"/>
+            <w:vMerge/>
+            <w:tcBorders>
+              <w:left w:val="single" w:sz="18" w:space="0" w:color="auto"/>
+            </w:tcBorders>
+          </w:tcPr>
+          <w:p>
+            <w:pPr>
+              <w:spacing w:before="120" w:after="120"/>
+              <w:rPr>
+                <w:rFonts w:ascii="Aptos" w:hAnsi="Aptos" w:cstheme="minorHAnsi"/>
+                <w:b/>
+                <w:bCs/>
+                <w:sz w:val="24"/>
+                <w:szCs w:val="24"/>
+              </w:rPr>
+            </w:pPr>
+          </w:p>
+        </w:tc>
+        <w:tc>
+          <w:tcPr>
+            <w:tcW w:w="4366" w:type="dxa"/>
+            <w:tcBorders>
+              <w:top w:val="single" w:sz="4" w:space="0" w:color="auto"/>
+              <w:bottom w:val="single" w:sz="4" w:space="0" w:color="auto"/>
+              <w:right w:val="single" w:sz="4" w:space="0" w:color="auto"/>
+            </w:tcBorders>
+            <w:vAlign w:val="center"/>
+          </w:tcPr>
+          <w:p>
+            <w:pPr>
+              <w:spacing w:before="60" w:after="60"/>
+              <w:rPr>
+                <w:rStyle w:val="Estilo4"/>
+                <w:rFonts w:ascii="Aptos" w:hAnsi="Aptos" w:cstheme="minorHAnsi"/>
+                <w:szCs w:val="24"/>
+                <w:highlight w:val="lightGray"/>
+              </w:rPr>
+            </w:pPr>
+            <w:r>
+              <w:rPr>
+                <w:rStyle w:val="Estilo4"/>
+                <w:rFonts w:ascii="Aptos" w:hAnsi="Aptos" w:cstheme="minorHAnsi"/>
+                <w:szCs w:val="24"/>
+                <w:highlight w:val="lightGray"/>
+              </w:rPr>
+              <w:t>Ángel Piñeiro</w:t>
+            </w:r>
+          </w:p>
+        </w:tc>
+        <w:sdt>
+          <w:sdtPr>
+            <w:rPr>
+              <w:rFonts w:ascii="Aptos" w:hAnsi="Aptos" w:cstheme="minorHAnsi"/>
+              <w:b/>
+              <w:bCs/>
+              <w:sz w:val="24"/>
+              <w:szCs w:val="24"/>
+            </w:rPr>
+            <w:id w:val="909885222"/>
+            <w14:checkbox>
+              <w14:checked w14:val="1"/>
+              <w14:checkedState w14:val="2612" w14:font="MS Gothic"/>
+              <w14:uncheckedState w14:val="2610" w14:font="MS Gothic"/>
+            </w14:checkbox>
+          </w:sdtPr>
+          <w:sdtContent>
+            <w:tc>
+              <w:tcPr>
+                <w:tcW w:w="1276" w:type="dxa"/>
+                <w:tcBorders>
+                  <w:top w:val="single" w:sz="4" w:space="0" w:color="auto"/>
+                  <w:left w:val="single" w:sz="4" w:space="0" w:color="auto"/>
+                  <w:bottom w:val="single" w:sz="4" w:space="0" w:color="auto"/>
+                  <w:right w:val="single" w:sz="4" w:space="0" w:color="auto"/>
+                </w:tcBorders>
+                <w:vAlign w:val="center"/>
+              </w:tcPr>
+              <w:p>
+                <w:pPr>
+                  <w:spacing w:before="60" w:after="60"/>
+                  <w:jc w:val="center"/>
+                  <w:rPr>
+                    <w:rFonts w:ascii="Aptos" w:hAnsi="Aptos" w:cstheme="minorHAnsi"/>
+                    <w:b/>
+                    <w:bCs/>
+                    <w:sz w:val="24"/>
+                    <w:szCs w:val="24"/>
+                  </w:rPr>
+                </w:pPr>
+                <w:r>
+                  <w:rPr>
+                    <w:rFonts w:ascii="MS Gothic" w:eastAsia="MS Gothic" w:hAnsi="MS Gothic" w:cstheme="minorHAnsi" w:hint="eastAsia"/>
+                    <w:b/>
+                    <w:bCs/>
+                    <w:sz w:val="24"/>
+                    <w:szCs w:val="24"/>
+                  </w:rPr>
+                  <w:t>☒</w:t>
+                </w:r>
+              </w:p>
+            </w:tc>
+          </w:sdtContent>
+        </w:sdt>
+        <w:sdt>
+          <w:sdtPr>
+            <w:rPr>
+              <w:rFonts w:ascii="Aptos" w:hAnsi="Aptos" w:cstheme="minorHAnsi"/>
+              <w:b/>
+              <w:bCs/>
+              <w:sz w:val="24"/>
+              <w:szCs w:val="24"/>
+            </w:rPr>
+            <w:id w:val="-1187819172"/>
+            <w14:checkbox>
+              <w14:checked w14:val="0"/>
+              <w14:checkedState w14:val="2612" w14:font="MS Gothic"/>
+              <w14:uncheckedState w14:val="2610" w14:font="MS Gothic"/>
+            </w14:checkbox>
+          </w:sdtPr>
+          <w:sdtContent>
+            <w:tc>
+              <w:tcPr>
+                <w:tcW w:w="1518" w:type="dxa"/>
+                <w:tcBorders>
+                  <w:top w:val="single" w:sz="2" w:space="0" w:color="auto"/>
+                  <w:left w:val="single" w:sz="4" w:space="0" w:color="auto"/>
+                  <w:bottom w:val="single" w:sz="4" w:space="0" w:color="auto"/>
+                  <w:right w:val="single" w:sz="18" w:space="0" w:color="auto"/>
+                </w:tcBorders>
+                <w:vAlign w:val="center"/>
+              </w:tcPr>
+              <w:p>
+                <w:pPr>
+                  <w:spacing w:before="60" w:after="60"/>
+                  <w:jc w:val="center"/>
+                  <w:rPr>
+                    <w:rFonts w:ascii="Aptos" w:hAnsi="Aptos" w:cstheme="minorHAnsi"/>
+                    <w:b/>
+                    <w:bCs/>
+                    <w:sz w:val="24"/>
+                    <w:szCs w:val="24"/>
+                  </w:rPr>
+                </w:pPr>
+                <w:r>
+                  <w:rPr>
+                    <w:rFonts w:ascii="MS Gothic" w:eastAsia="MS Gothic" w:hAnsi="MS Gothic" w:cstheme="minorHAnsi" w:hint="eastAsia"/>
+                    <w:b/>
+                    <w:bCs/>
+                    <w:sz w:val="24"/>
+                    <w:szCs w:val="24"/>
+                  </w:rPr>
+                  <w:t>☐</w:t>
+                </w:r>
+              </w:p>
+            </w:tc>
+          </w:sdtContent>
+        </w:sdt>
+      </w:tr>
+      <w:tr>
+        <w:trPr>
+          <w:gridAfter w:val="1"/>
+          <w:wAfter w:w="6" w:type="dxa"/>
+        </w:trPr>
+        <w:tc>
+          <w:tcPr>
+            <w:tcW w:w="1423" w:type="dxa"/>
+            <w:vMerge/>
+            <w:tcBorders>
+              <w:left w:val="single" w:sz="18" w:space="0" w:color="auto"/>
+              <w:bottom w:val="nil"/>
+            </w:tcBorders>
+          </w:tcPr>
+          <w:p>
+            <w:pPr>
+              <w:spacing w:before="120" w:after="120"/>
+              <w:rPr>
+                <w:rFonts w:ascii="Aptos" w:hAnsi="Aptos" w:cstheme="minorHAnsi"/>
+                <w:b/>
+                <w:bCs/>
+                <w:sz w:val="24"/>
+                <w:szCs w:val="24"/>
+              </w:rPr>
+            </w:pPr>
+          </w:p>
+        </w:tc>
+        <w:tc>
+          <w:tcPr>
+            <w:tcW w:w="4366" w:type="dxa"/>
+            <w:tcBorders>
+              <w:top w:val="single" w:sz="4" w:space="0" w:color="auto"/>
+              <w:bottom w:val="single" w:sz="4" w:space="0" w:color="auto"/>
+              <w:right w:val="single" w:sz="4" w:space="0" w:color="auto"/>
+            </w:tcBorders>
+            <w:vAlign w:val="center"/>
+          </w:tcPr>
+          <w:p>
+            <w:pPr>
+              <w:spacing w:before="60" w:after="60"/>
+              <w:rPr>
+                <w:rStyle w:val="Estilo4"/>
+                <w:rFonts w:ascii="Aptos" w:hAnsi="Aptos" w:cstheme="minorHAnsi"/>
+                <w:szCs w:val="24"/>
+                <w:highlight w:val="lightGray"/>
+              </w:rPr>
+            </w:pPr>
+            <w:r>
+              <w:rPr>
+                <w:rStyle w:val="Estilo4"/>
+                <w:rFonts w:ascii="Aptos" w:hAnsi="Aptos" w:cstheme="minorHAnsi"/>
+                <w:szCs w:val="24"/>
+                <w:highlight w:val="lightGray"/>
+              </w:rPr>
+              <w:t>Rebeca García-Fandiño</w:t>
+            </w:r>
+          </w:p>
+        </w:tc>
+        <w:sdt>
+          <w:sdtPr>
+            <w:rPr>
+              <w:rFonts w:ascii="Aptos" w:hAnsi="Aptos" w:cstheme="minorHAnsi"/>
+              <w:b/>
+              <w:bCs/>
+              <w:sz w:val="24"/>
+              <w:szCs w:val="24"/>
+            </w:rPr>
+            <w:id w:val="-837070871"/>
+            <w14:checkbox>
+              <w14:checked w14:val="1"/>
+              <w14:checkedState w14:val="2612" w14:font="MS Gothic"/>
+              <w14:uncheckedState w14:val="2610" w14:font="MS Gothic"/>
+            </w14:checkbox>
+          </w:sdtPr>
+          <w:sdtContent>
+            <w:tc>
+              <w:tcPr>
+                <w:tcW w:w="1276" w:type="dxa"/>
+                <w:tcBorders>
+                  <w:top w:val="single" w:sz="4" w:space="0" w:color="auto"/>
+                  <w:left w:val="single" w:sz="4" w:space="0" w:color="auto"/>
+                  <w:bottom w:val="single" w:sz="4" w:space="0" w:color="auto"/>
+                  <w:right w:val="single" w:sz="4" w:space="0" w:color="auto"/>
+                </w:tcBorders>
+                <w:vAlign w:val="center"/>
+              </w:tcPr>
+              <w:p>
+                <w:pPr>
+                  <w:spacing w:before="60" w:after="60"/>
+                  <w:jc w:val="center"/>
+                  <w:rPr>
+                    <w:rFonts w:ascii="Aptos" w:hAnsi="Aptos" w:cstheme="minorHAnsi"/>
+                    <w:b/>
+                    <w:bCs/>
+                    <w:sz w:val="24"/>
+                    <w:szCs w:val="24"/>
+                  </w:rPr>
+                </w:pPr>
+                <w:r>
+                  <w:rPr>
+                    <w:rFonts w:ascii="MS Gothic" w:eastAsia="MS Gothic" w:hAnsi="MS Gothic" w:cstheme="minorHAnsi" w:hint="eastAsia"/>
+                    <w:b/>
+                    <w:bCs/>
+                    <w:sz w:val="24"/>
+                    <w:szCs w:val="24"/>
+                  </w:rPr>
+                  <w:t>☒</w:t>
+                </w:r>
+              </w:p>
+            </w:tc>
+          </w:sdtContent>
+        </w:sdt>
+        <w:sdt>
+          <w:sdtPr>
+            <w:rPr>
+              <w:rFonts w:ascii="Aptos" w:hAnsi="Aptos" w:cstheme="minorHAnsi"/>
+              <w:b/>
+              <w:bCs/>
+              <w:sz w:val="24"/>
+              <w:szCs w:val="24"/>
+            </w:rPr>
+            <w:id w:val="-394823130"/>
+            <w14:checkbox>
+              <w14:checked w14:val="0"/>
+              <w14:checkedState w14:val="2612" w14:font="MS Gothic"/>
+              <w14:uncheckedState w14:val="2610" w14:font="MS Gothic"/>
+            </w14:checkbox>
+          </w:sdtPr>
+          <w:sdtContent>
+            <w:tc>
+              <w:tcPr>
+                <w:tcW w:w="1518" w:type="dxa"/>
+                <w:tcBorders>
+                  <w:top w:val="single" w:sz="4" w:space="0" w:color="auto"/>
+                  <w:left w:val="single" w:sz="4" w:space="0" w:color="auto"/>
+                  <w:bottom w:val="single" w:sz="4" w:space="0" w:color="auto"/>
+                  <w:right w:val="single" w:sz="18" w:space="0" w:color="auto"/>
+                </w:tcBorders>
+                <w:vAlign w:val="center"/>
+              </w:tcPr>
+              <w:p>
+                <w:pPr>
+                  <w:spacing w:before="60" w:after="60"/>
+                  <w:jc w:val="center"/>
+                  <w:rPr>
+                    <w:rFonts w:ascii="Aptos" w:hAnsi="Aptos" w:cstheme="minorHAnsi"/>
+                    <w:b/>
+                    <w:bCs/>
+                    <w:sz w:val="24"/>
+                    <w:szCs w:val="24"/>
+                  </w:rPr>
+                </w:pPr>
+                <w:r>
+                  <w:rPr>
+                    <w:rFonts w:ascii="MS Gothic" w:eastAsia="MS Gothic" w:hAnsi="MS Gothic" w:cstheme="minorHAnsi" w:hint="eastAsia"/>
+                    <w:b/>
+                    <w:bCs/>
+                    <w:sz w:val="24"/>
+                    <w:szCs w:val="24"/>
+                  </w:rPr>
+                  <w:t>☐</w:t>
+                </w:r>
+              </w:p>
+            </w:tc>
+          </w:sdtContent>
+        </w:sdt>
+      </w:tr>
+    </w:tbl>
+    <w:p>
+      <w:pPr>
         <w:rPr>
           <w:rFonts w:ascii="Aptos" w:hAnsi="Aptos" w:cstheme="minorHAnsi"/>
           <w:sz w:val="24"/>
           <w:szCs w:val="24"/>
           <w:lang w:val="en-US"/>
         </w:rPr>
-        <w:t>Add one table for each publication and as many rows as necessary.</w:t>
-      </w:r>
+      </w:pPr>
+    </w:p>
+    <w:tbl>
+      <w:tblPr>
+        <w:tblStyle w:val="Tablaconcuadrcula"/>
+        <w:tblW w:w="8583" w:type="dxa"/>
+        <w:tblLook w:val="04A0" w:firstRow="1" w:lastRow="0" w:firstColumn="1" w:lastColumn="0" w:noHBand="0" w:noVBand="1"/>
+      </w:tblPr>
+      <w:tblGrid>
+        <w:gridCol w:w="1423"/>
+        <w:gridCol w:w="4366"/>
+        <w:gridCol w:w="1276"/>
+        <w:gridCol w:w="1518"/>
+      </w:tblGrid>
+      <w:tr>
+        <w:tc>
+          <w:tcPr>
+            <w:tcW w:w="8583" w:type="dxa"/>
+            <w:gridSpan w:val="4"/>
+            <w:tcBorders>
+              <w:top w:val="single" w:sz="18" w:space="0" w:color="auto"/>
+              <w:left w:val="single" w:sz="18" w:space="0" w:color="auto"/>
+              <w:bottom w:val="nil"/>
+              <w:right w:val="single" w:sz="18" w:space="0" w:color="auto"/>
+            </w:tcBorders>
+          </w:tcPr>
+          <w:p>
+            <w:pPr>
+              <w:spacing w:before="120" w:after="120"/>
+              <w:rPr>
+                <w:rFonts w:ascii="Aptos" w:hAnsi="Aptos" w:cstheme="minorHAnsi"/>
+                <w:b/>
+                <w:bCs/>
+                <w:sz w:val="24"/>
+                <w:szCs w:val="24"/>
+                <w:lang w:val="en-US"/>
+              </w:rPr>
+            </w:pPr>
+            <w:r>
+              <w:rPr>
+                <w:rFonts w:ascii="Aptos" w:hAnsi="Aptos" w:cstheme="minorHAnsi"/>
+                <w:b/>
+                <w:bCs/>
+                <w:sz w:val="24"/>
+                <w:szCs w:val="24"/>
+                <w:lang w:val="en-US"/>
+              </w:rPr>
+              <w:t>Title and full citation of the publication</w:t>
+            </w:r>
+          </w:p>
+        </w:tc>
+      </w:tr>
+      <w:tr>
+        <w:sdt>
+          <w:sdtPr>
+            <w:rPr>
+              <w:rFonts w:ascii="Aptos" w:hAnsi="Aptos"/>
+              <w:sz w:val="24"/>
+              <w:lang w:val="en-US"/>
+            </w:rPr>
+            <w:id w:val="635528815"/>
+            <w:placeholder>
+              <w:docPart w:val="F871C1EA2178994D8BADF741803B794F"/>
+            </w:placeholder>
+          </w:sdtPr>
+          <w:sdtEndPr>
+            <w:rPr>
+              <w:rFonts w:cstheme="minorHAnsi"/>
+              <w:b/>
+              <w:bCs/>
+              <w:sz w:val="21"/>
+              <w:szCs w:val="20"/>
+            </w:rPr>
+          </w:sdtEndPr>
+          <w:sdtContent>
+            <w:tc>
+              <w:tcPr>
+                <w:tcW w:w="8583" w:type="dxa"/>
+                <w:gridSpan w:val="4"/>
+                <w:tcBorders>
+                  <w:top w:val="nil"/>
+                  <w:left w:val="single" w:sz="18" w:space="0" w:color="auto"/>
+                  <w:right w:val="single" w:sz="18" w:space="0" w:color="auto"/>
+                </w:tcBorders>
+              </w:tcPr>
+              <w:p>
+                <w:pPr>
+                  <w:rPr>
+                    <w:rFonts w:cstheme="minorHAnsi"/>
+                    <w:b/>
+                    <w:bCs/>
+                    <w:szCs w:val="24"/>
+                    <w:lang w:val="en-US"/>
+                  </w:rPr>
+                </w:pPr>
+                <w:r>
+                  <w:rPr>
+                    <w:rFonts w:ascii="Aptos" w:hAnsi="Aptos" w:cstheme="minorHAnsi"/>
+                    <w:b/>
+                    <w:bCs/>
+                    <w:sz w:val="24"/>
+                    <w:szCs w:val="24"/>
+                    <w:lang w:val="en-US"/>
+                  </w:rPr>
+                  <w:t>Mapping the quantum computing landscape: growth, collaboration, and thematic convergence</w:t>
+                </w:r>
+              </w:p>
+              <w:p>
+                <w:pPr>
+                  <w:pStyle w:val="Prrafodelista"/>
+                  <w:rPr>
+                    <w:rFonts w:cstheme="minorHAnsi"/>
+                    <w:b/>
+                    <w:bCs/>
+                    <w:szCs w:val="24"/>
+                    <w:lang w:val="en-US"/>
+                  </w:rPr>
+                </w:pPr>
+              </w:p>
+              <w:p>
+                <w:pPr>
+                  <w:rPr>
+                    <w:sz w:val="20"/>
+                    <w:szCs w:val="21"/>
+                  </w:rPr>
+                </w:pPr>
+                <w:r>
+                  <w:rPr>
+                    <w:sz w:val="20"/>
+                    <w:szCs w:val="21"/>
+                  </w:rPr>
+                  <w:t>Conde-Torres, D., Seco-González, A., Piñeiro, Á. </w:t>
+                </w:r>
+                <w:r>
+                  <w:rPr>
+                    <w:i/>
+                    <w:iCs/>
+                    <w:sz w:val="20"/>
+                    <w:szCs w:val="21"/>
+                  </w:rPr>
+                  <w:t>et al.</w:t>
+                </w:r>
+                <w:r>
+                  <w:rPr>
+                    <w:sz w:val="20"/>
+                    <w:szCs w:val="21"/>
+                  </w:rPr>
+                  <w:t> </w:t>
+                </w:r>
+                <w:r>
+                  <w:rPr>
+                    <w:sz w:val="20"/>
+                    <w:szCs w:val="21"/>
+                    <w:lang w:val="en-US"/>
+                  </w:rPr>
+                  <w:t>Mapping the quantum computing landscape: growth, collaboration, and thematic convergence. </w:t>
+                </w:r>
+                <w:r>
+                  <w:rPr>
+                    <w:i/>
+                    <w:iCs/>
+                    <w:sz w:val="20"/>
+                    <w:szCs w:val="21"/>
+                  </w:rPr>
+                  <w:t xml:space="preserve">EPJ Quantum </w:t>
+                </w:r>
+                <w:proofErr w:type="spellStart"/>
+                <w:r>
+                  <w:rPr>
+                    <w:i/>
+                    <w:iCs/>
+                    <w:sz w:val="20"/>
+                    <w:szCs w:val="21"/>
+                  </w:rPr>
+                  <w:t>Technology</w:t>
+                </w:r>
+                <w:proofErr w:type="spellEnd"/>
+                <w:r>
+                  <w:rPr>
+                    <w:sz w:val="20"/>
+                    <w:szCs w:val="21"/>
+                  </w:rPr>
+                  <w:t> </w:t>
+                </w:r>
+                <w:r>
+                  <w:rPr>
+                    <w:b/>
+                    <w:bCs/>
+                    <w:sz w:val="20"/>
+                    <w:szCs w:val="21"/>
+                  </w:rPr>
+                  <w:t>13</w:t>
+                </w:r>
+                <w:r>
+                  <w:rPr>
+                    <w:sz w:val="20"/>
+                    <w:szCs w:val="21"/>
+                  </w:rPr>
+                  <w:t xml:space="preserve">, 7 (2026). </w:t>
+                </w:r>
+                <w:proofErr w:type="spellStart"/>
+                <w:r>
+                  <w:rPr>
+                    <w:sz w:val="20"/>
+                    <w:szCs w:val="21"/>
+                  </w:rPr>
+                  <w:t>doi</w:t>
+                </w:r>
+                <w:proofErr w:type="spellEnd"/>
+                <w:r>
+                  <w:rPr>
+                    <w:sz w:val="20"/>
+                    <w:szCs w:val="21"/>
+                  </w:rPr>
+                  <w:t xml:space="preserve">: </w:t>
+                </w:r>
+                <w:hyperlink r:id="rId15" w:history="1">
+                  <w:r>
+                    <w:rPr>
+                      <w:rStyle w:val="Hipervnculo"/>
+                      <w:sz w:val="20"/>
+                      <w:szCs w:val="21"/>
+                    </w:rPr>
+                    <w:t>10.1140/</w:t>
+                  </w:r>
+                  <w:proofErr w:type="spellStart"/>
+                  <w:r>
+                    <w:rPr>
+                      <w:rStyle w:val="Hipervnculo"/>
+                      <w:sz w:val="20"/>
+                      <w:szCs w:val="21"/>
+                    </w:rPr>
+                    <w:t>epjqt</w:t>
+                  </w:r>
+                  <w:proofErr w:type="spellEnd"/>
+                  <w:r>
+                    <w:rPr>
+                      <w:rStyle w:val="Hipervnculo"/>
+                      <w:sz w:val="20"/>
+                      <w:szCs w:val="21"/>
+                    </w:rPr>
+                    <w:t>/s40507-026-00464-4</w:t>
+                  </w:r>
+                </w:hyperlink>
+              </w:p>
+              <w:p>
+                <w:pPr>
+                  <w:rPr>
+                    <w:rFonts w:ascii="Aptos" w:hAnsi="Aptos"/>
+                    <w:i/>
+                    <w:iCs/>
+                    <w:sz w:val="24"/>
+                    <w:szCs w:val="24"/>
+                    <w:lang w:val="en-US"/>
+                  </w:rPr>
+                </w:pPr>
+              </w:p>
+            </w:tc>
+          </w:sdtContent>
+        </w:sdt>
+      </w:tr>
+      <w:tr>
+        <w:trPr>
+          <w:trHeight w:val="596"/>
+        </w:trPr>
+        <w:tc>
+          <w:tcPr>
+            <w:tcW w:w="1423" w:type="dxa"/>
+            <w:vMerge w:val="restart"/>
+            <w:tcBorders>
+              <w:left w:val="single" w:sz="18" w:space="0" w:color="auto"/>
+            </w:tcBorders>
+            <w:vAlign w:val="center"/>
+          </w:tcPr>
+          <w:p>
+            <w:pPr>
+              <w:spacing w:before="120" w:after="120"/>
+              <w:rPr>
+                <w:rFonts w:ascii="Aptos" w:hAnsi="Aptos" w:cstheme="minorHAnsi"/>
+                <w:b/>
+                <w:bCs/>
+                <w:sz w:val="24"/>
+                <w:szCs w:val="24"/>
+              </w:rPr>
+            </w:pPr>
+            <w:proofErr w:type="spellStart"/>
+            <w:r>
+              <w:rPr>
+                <w:rFonts w:ascii="Aptos" w:hAnsi="Aptos" w:cstheme="minorHAnsi"/>
+                <w:b/>
+                <w:bCs/>
+                <w:sz w:val="24"/>
+                <w:szCs w:val="24"/>
+              </w:rPr>
+              <w:t>Aut</w:t>
+            </w:r>
+            <w:r>
+              <w:rPr>
+                <w:rFonts w:ascii="Aptos" w:hAnsi="Aptos" w:cstheme="minorHAnsi"/>
+                <w:b/>
+                <w:bCs/>
+                <w:sz w:val="24"/>
+                <w:szCs w:val="24"/>
+              </w:rPr>
+              <w:t>horship</w:t>
+            </w:r>
+            <w:proofErr w:type="spellEnd"/>
+          </w:p>
+        </w:tc>
+        <w:tc>
+          <w:tcPr>
+            <w:tcW w:w="7160" w:type="dxa"/>
+            <w:gridSpan w:val="3"/>
+            <w:tcBorders>
+              <w:bottom w:val="single" w:sz="4" w:space="0" w:color="auto"/>
+              <w:right w:val="single" w:sz="18" w:space="0" w:color="auto"/>
+            </w:tcBorders>
+            <w:vAlign w:val="center"/>
+          </w:tcPr>
+          <w:p>
+            <w:pPr>
+              <w:spacing w:before="120" w:after="120"/>
+              <w:rPr>
+                <w:rFonts w:ascii="Aptos" w:hAnsi="Aptos" w:cstheme="minorHAnsi"/>
+                <w:b/>
+                <w:bCs/>
+                <w:sz w:val="24"/>
+                <w:szCs w:val="24"/>
+                <w:lang w:val="en-US"/>
+              </w:rPr>
+            </w:pPr>
+            <w:sdt>
+              <w:sdtPr>
+                <w:rPr>
+                  <w:rFonts w:ascii="Aptos" w:hAnsi="Aptos" w:cstheme="minorHAnsi"/>
+                  <w:sz w:val="24"/>
+                  <w:szCs w:val="24"/>
+                  <w:lang w:val="en-US"/>
+                </w:rPr>
+                <w:id w:val="213775554"/>
+                <w14:checkbox>
+                  <w14:checked w14:val="0"/>
+                  <w14:checkedState w14:val="2612" w14:font="MS Gothic"/>
+                  <w14:uncheckedState w14:val="2610" w14:font="MS Gothic"/>
+                </w14:checkbox>
+              </w:sdtPr>
+              <w:sdtContent>
+                <w:r>
+                  <w:rPr>
+                    <w:rFonts w:ascii="Aptos" w:eastAsia="MS Gothic" w:hAnsi="Aptos" w:cs="Segoe UI Symbol"/>
+                    <w:sz w:val="24"/>
+                    <w:szCs w:val="24"/>
+                    <w:lang w:val="en-US"/>
+                  </w:rPr>
+                  <w:t>☐</w:t>
+                </w:r>
+              </w:sdtContent>
+            </w:sdt>
+            <w:r>
+              <w:rPr>
+                <w:rFonts w:ascii="Aptos" w:hAnsi="Aptos" w:cstheme="minorHAnsi"/>
+                <w:sz w:val="24"/>
+                <w:szCs w:val="24"/>
+                <w:lang w:val="en-US"/>
+              </w:rPr>
+              <w:t xml:space="preserve"> I am the only author</w:t>
+            </w:r>
+          </w:p>
+        </w:tc>
+      </w:tr>
+      <w:tr>
+        <w:trPr>
+          <w:trHeight w:val="639"/>
+        </w:trPr>
+        <w:tc>
+          <w:tcPr>
+            <w:tcW w:w="1423" w:type="dxa"/>
+            <w:vMerge/>
+            <w:tcBorders>
+              <w:left w:val="single" w:sz="18" w:space="0" w:color="auto"/>
+            </w:tcBorders>
+          </w:tcPr>
+          <w:p>
+            <w:pPr>
+              <w:spacing w:before="120" w:after="120"/>
+              <w:rPr>
+                <w:rFonts w:ascii="Aptos" w:hAnsi="Aptos" w:cstheme="minorHAnsi"/>
+                <w:b/>
+                <w:bCs/>
+                <w:sz w:val="24"/>
+                <w:szCs w:val="24"/>
+                <w:lang w:val="en-US"/>
+              </w:rPr>
+            </w:pPr>
+          </w:p>
+        </w:tc>
+        <w:tc>
+          <w:tcPr>
+            <w:tcW w:w="7160" w:type="dxa"/>
+            <w:gridSpan w:val="3"/>
+            <w:tcBorders>
+              <w:bottom w:val="nil"/>
+              <w:right w:val="single" w:sz="18" w:space="0" w:color="auto"/>
+            </w:tcBorders>
+            <w:vAlign w:val="center"/>
+          </w:tcPr>
+          <w:p>
+            <w:pPr>
+              <w:spacing w:before="120" w:after="120"/>
+              <w:rPr>
+                <w:rFonts w:ascii="Aptos" w:hAnsi="Aptos" w:cstheme="minorHAnsi"/>
+                <w:b/>
+                <w:bCs/>
+                <w:sz w:val="24"/>
+                <w:szCs w:val="24"/>
+                <w:lang w:val="en-US"/>
+              </w:rPr>
+            </w:pPr>
+            <w:sdt>
+              <w:sdtPr>
+                <w:rPr>
+                  <w:rFonts w:ascii="Aptos" w:hAnsi="Aptos" w:cstheme="minorHAnsi"/>
+                  <w:sz w:val="24"/>
+                  <w:szCs w:val="24"/>
+                  <w:lang w:val="en-US"/>
+                </w:rPr>
+                <w:id w:val="603391303"/>
+                <w14:checkbox>
+                  <w14:checked w14:val="1"/>
+                  <w14:checkedState w14:val="2612" w14:font="MS Gothic"/>
+                  <w14:uncheckedState w14:val="2610" w14:font="MS Gothic"/>
+                </w14:checkbox>
+              </w:sdtPr>
+              <w:sdtContent>
+                <w:r>
+                  <w:rPr>
+                    <w:rFonts w:ascii="MS Gothic" w:eastAsia="MS Gothic" w:hAnsi="MS Gothic" w:cstheme="minorHAnsi" w:hint="eastAsia"/>
+                    <w:sz w:val="24"/>
+                    <w:szCs w:val="24"/>
+                    <w:lang w:val="en-US"/>
+                  </w:rPr>
+                  <w:t>☒</w:t>
+                </w:r>
+              </w:sdtContent>
+            </w:sdt>
+            <w:r>
+              <w:rPr>
+                <w:rFonts w:ascii="Aptos" w:hAnsi="Aptos" w:cstheme="minorHAnsi"/>
+                <w:sz w:val="24"/>
+                <w:szCs w:val="24"/>
+                <w:lang w:val="en-US"/>
+              </w:rPr>
+              <w:t xml:space="preserve"> </w:t>
+            </w:r>
+            <w:r>
+              <w:rPr>
+                <w:rFonts w:ascii="Aptos" w:hAnsi="Aptos" w:cstheme="minorHAnsi"/>
+                <w:sz w:val="24"/>
+                <w:szCs w:val="24"/>
+                <w:lang w:val="en"/>
+              </w:rPr>
+              <w:t xml:space="preserve">The publication </w:t>
+            </w:r>
+            <w:r>
+              <w:rPr>
+                <w:rFonts w:ascii="Aptos" w:hAnsi="Aptos" w:cstheme="minorHAnsi"/>
+                <w:sz w:val="24"/>
+                <w:szCs w:val="24"/>
+                <w:lang w:val="en"/>
+              </w:rPr>
+              <w:t>includes the</w:t>
+            </w:r>
+            <w:r>
+              <w:rPr>
+                <w:rFonts w:ascii="Aptos" w:hAnsi="Aptos" w:cstheme="minorHAnsi"/>
+                <w:sz w:val="24"/>
+                <w:szCs w:val="24"/>
+                <w:lang w:val="en"/>
+              </w:rPr>
+              <w:t xml:space="preserve"> following co-authors</w:t>
+            </w:r>
+          </w:p>
+        </w:tc>
+      </w:tr>
+      <w:tr>
+        <w:trPr>
+          <w:trHeight w:val="272"/>
+        </w:trPr>
+        <w:tc>
+          <w:tcPr>
+            <w:tcW w:w="1423" w:type="dxa"/>
+            <w:vMerge/>
+            <w:tcBorders>
+              <w:left w:val="single" w:sz="18" w:space="0" w:color="auto"/>
+            </w:tcBorders>
+          </w:tcPr>
+          <w:p>
+            <w:pPr>
+              <w:spacing w:before="120" w:after="120"/>
+              <w:rPr>
+                <w:rFonts w:ascii="Aptos" w:hAnsi="Aptos" w:cstheme="minorHAnsi"/>
+                <w:b/>
+                <w:bCs/>
+                <w:sz w:val="24"/>
+                <w:szCs w:val="24"/>
+                <w:lang w:val="en-US"/>
+              </w:rPr>
+            </w:pPr>
+          </w:p>
+        </w:tc>
+        <w:tc>
+          <w:tcPr>
+            <w:tcW w:w="4366" w:type="dxa"/>
+            <w:tcBorders>
+              <w:top w:val="nil"/>
+              <w:bottom w:val="single" w:sz="4" w:space="0" w:color="auto"/>
+              <w:right w:val="nil"/>
+            </w:tcBorders>
+            <w:vAlign w:val="bottom"/>
+          </w:tcPr>
+          <w:p>
+            <w:pPr>
+              <w:spacing w:before="120" w:after="120"/>
+              <w:rPr>
+                <w:rFonts w:ascii="Aptos" w:hAnsi="Aptos" w:cstheme="minorHAnsi"/>
+                <w:b/>
+                <w:sz w:val="24"/>
+                <w:szCs w:val="24"/>
+                <w:lang w:val="en-US"/>
+              </w:rPr>
+            </w:pPr>
+            <w:r>
+              <w:rPr>
+                <w:rFonts w:ascii="Aptos" w:hAnsi="Aptos" w:cstheme="minorHAnsi"/>
+                <w:b/>
+                <w:sz w:val="24"/>
+                <w:szCs w:val="24"/>
+                <w:lang w:val="en-US"/>
+              </w:rPr>
+              <w:t>Name of the co-author</w:t>
+            </w:r>
+            <w:r>
+              <w:rPr>
+                <w:rFonts w:ascii="Aptos" w:hAnsi="Aptos" w:cstheme="minorHAnsi"/>
+                <w:b/>
+                <w:sz w:val="24"/>
+                <w:szCs w:val="24"/>
+                <w:lang w:val="en-US"/>
+              </w:rPr>
+              <w:br/>
+            </w:r>
+            <w:r>
+              <w:rPr>
+                <w:rFonts w:ascii="Aptos" w:hAnsi="Aptos" w:cstheme="minorHAnsi"/>
+                <w:b/>
+                <w:lang w:val="en-US"/>
+              </w:rPr>
+              <w:t>(including author)</w:t>
+            </w:r>
+          </w:p>
+        </w:tc>
+        <w:tc>
+          <w:tcPr>
+            <w:tcW w:w="1276" w:type="dxa"/>
+            <w:tcBorders>
+              <w:top w:val="nil"/>
+              <w:left w:val="nil"/>
+              <w:bottom w:val="single" w:sz="4" w:space="0" w:color="auto"/>
+              <w:right w:val="nil"/>
+            </w:tcBorders>
+            <w:vAlign w:val="bottom"/>
+          </w:tcPr>
+          <w:p>
+            <w:pPr>
+              <w:spacing w:before="120" w:after="120"/>
+              <w:jc w:val="center"/>
+              <w:rPr>
+                <w:rStyle w:val="Estilo4"/>
+                <w:rFonts w:ascii="Aptos" w:hAnsi="Aptos" w:cstheme="minorHAnsi"/>
+                <w:b/>
+                <w:bCs/>
+                <w:szCs w:val="24"/>
+                <w:highlight w:val="lightGray"/>
+              </w:rPr>
+            </w:pPr>
+            <w:r>
+              <w:rPr>
+                <w:rStyle w:val="Estilo4"/>
+                <w:rFonts w:ascii="Aptos" w:hAnsi="Aptos" w:cstheme="minorHAnsi"/>
+                <w:b/>
+                <w:bCs/>
+                <w:szCs w:val="24"/>
+              </w:rPr>
+              <w:t>D</w:t>
+            </w:r>
+            <w:r>
+              <w:rPr>
+                <w:rStyle w:val="Estilo4"/>
+                <w:rFonts w:ascii="Aptos" w:hAnsi="Aptos"/>
+                <w:b/>
+                <w:szCs w:val="24"/>
+              </w:rPr>
+              <w:t>octor</w:t>
+            </w:r>
+          </w:p>
+        </w:tc>
+        <w:tc>
+          <w:tcPr>
+            <w:tcW w:w="1518" w:type="dxa"/>
+            <w:tcBorders>
+              <w:top w:val="nil"/>
+              <w:left w:val="nil"/>
+              <w:bottom w:val="single" w:sz="4" w:space="0" w:color="auto"/>
+              <w:right w:val="single" w:sz="18" w:space="0" w:color="auto"/>
+            </w:tcBorders>
+            <w:vAlign w:val="bottom"/>
+          </w:tcPr>
+          <w:p>
+            <w:pPr>
+              <w:spacing w:before="120" w:after="120"/>
+              <w:jc w:val="center"/>
+              <w:rPr>
+                <w:rFonts w:ascii="Aptos" w:hAnsi="Aptos" w:cstheme="minorHAnsi"/>
+                <w:b/>
+                <w:bCs/>
+                <w:sz w:val="24"/>
+                <w:szCs w:val="24"/>
+              </w:rPr>
+            </w:pPr>
+            <w:r>
+              <w:rPr>
+                <w:rFonts w:ascii="Aptos" w:hAnsi="Aptos" w:cstheme="minorHAnsi"/>
+                <w:b/>
+                <w:bCs/>
+                <w:sz w:val="24"/>
+                <w:szCs w:val="24"/>
+              </w:rPr>
+              <w:t>No</w:t>
+            </w:r>
+            <w:r>
+              <w:rPr>
+                <w:rFonts w:ascii="Aptos" w:hAnsi="Aptos" w:cstheme="minorHAnsi"/>
+                <w:b/>
+                <w:bCs/>
+                <w:sz w:val="24"/>
+                <w:szCs w:val="24"/>
+              </w:rPr>
+              <w:t>n</w:t>
+            </w:r>
+            <w:r>
+              <w:rPr>
+                <w:rFonts w:ascii="Aptos" w:hAnsi="Aptos" w:cstheme="minorHAnsi"/>
+                <w:b/>
+                <w:bCs/>
+                <w:sz w:val="24"/>
+                <w:szCs w:val="24"/>
+              </w:rPr>
+              <w:t xml:space="preserve"> doctor</w:t>
+            </w:r>
+          </w:p>
+        </w:tc>
+      </w:tr>
+      <w:tr>
+        <w:trPr>
+          <w:trHeight w:val="463"/>
+        </w:trPr>
+        <w:tc>
+          <w:tcPr>
+            <w:tcW w:w="1423" w:type="dxa"/>
+            <w:vMerge/>
+            <w:tcBorders>
+              <w:left w:val="single" w:sz="18" w:space="0" w:color="auto"/>
+            </w:tcBorders>
+          </w:tcPr>
+          <w:p>
+            <w:pPr>
+              <w:spacing w:before="120" w:after="120"/>
+              <w:rPr>
+                <w:rFonts w:ascii="Aptos" w:hAnsi="Aptos" w:cstheme="minorHAnsi"/>
+                <w:b/>
+                <w:bCs/>
+                <w:sz w:val="24"/>
+                <w:szCs w:val="24"/>
+              </w:rPr>
+            </w:pPr>
+          </w:p>
+        </w:tc>
+        <w:sdt>
+          <w:sdtPr>
+            <w:rPr>
+              <w:rStyle w:val="Estilo4"/>
+              <w:rFonts w:ascii="Aptos" w:hAnsi="Aptos" w:cstheme="minorHAnsi"/>
+              <w:szCs w:val="24"/>
+              <w:highlight w:val="lightGray"/>
+            </w:rPr>
+            <w:id w:val="-1158300123"/>
+            <w:placeholder>
+              <w:docPart w:val="01B676DD0D700C43B85F4B0FFE0C4B79"/>
+            </w:placeholder>
+          </w:sdtPr>
+          <w:sdtEndPr>
+            <w:rPr>
+              <w:rStyle w:val="Fuentedeprrafopredeter"/>
+              <w:sz w:val="22"/>
+            </w:rPr>
+          </w:sdtEndPr>
+          <w:sdtContent>
+            <w:tc>
+              <w:tcPr>
+                <w:tcW w:w="4366" w:type="dxa"/>
+                <w:tcBorders>
+                  <w:top w:val="single" w:sz="4" w:space="0" w:color="auto"/>
+                  <w:bottom w:val="single" w:sz="4" w:space="0" w:color="auto"/>
+                  <w:right w:val="single" w:sz="4" w:space="0" w:color="auto"/>
+                </w:tcBorders>
+                <w:vAlign w:val="center"/>
+              </w:tcPr>
+              <w:p>
+                <w:pPr>
+                  <w:spacing w:before="120" w:after="120"/>
+                  <w:rPr>
+                    <w:rFonts w:ascii="Aptos" w:hAnsi="Aptos" w:cstheme="minorHAnsi"/>
+                    <w:bCs/>
+                    <w:sz w:val="24"/>
+                    <w:szCs w:val="24"/>
+                  </w:rPr>
+                </w:pPr>
+                <w:r>
+                  <w:rPr>
+                    <w:rStyle w:val="Estilo4"/>
+                    <w:rFonts w:ascii="Aptos" w:hAnsi="Aptos" w:cstheme="minorHAnsi"/>
+                    <w:szCs w:val="24"/>
+                    <w:highlight w:val="lightGray"/>
+                  </w:rPr>
+                  <w:t>D</w:t>
+                </w:r>
+                <w:r>
+                  <w:rPr>
+                    <w:rStyle w:val="Estilo4"/>
+                    <w:rFonts w:ascii="Aptos" w:hAnsi="Aptos"/>
+                    <w:highlight w:val="lightGray"/>
+                  </w:rPr>
+                  <w:t>aniel Conde-Torres</w:t>
+                </w:r>
+              </w:p>
+            </w:tc>
+          </w:sdtContent>
+        </w:sdt>
+        <w:sdt>
+          <w:sdtPr>
+            <w:rPr>
+              <w:rFonts w:ascii="Aptos" w:hAnsi="Aptos" w:cstheme="minorHAnsi"/>
+              <w:b/>
+              <w:bCs/>
+              <w:sz w:val="24"/>
+              <w:szCs w:val="24"/>
+            </w:rPr>
+            <w:id w:val="-80526855"/>
+            <w14:checkbox>
+              <w14:checked w14:val="0"/>
+              <w14:checkedState w14:val="2612" w14:font="MS Gothic"/>
+              <w14:uncheckedState w14:val="2610" w14:font="MS Gothic"/>
+            </w14:checkbox>
+          </w:sdtPr>
+          <w:sdtContent>
+            <w:tc>
+              <w:tcPr>
+                <w:tcW w:w="1276" w:type="dxa"/>
+                <w:tcBorders>
+                  <w:top w:val="single" w:sz="4" w:space="0" w:color="auto"/>
+                  <w:left w:val="single" w:sz="4" w:space="0" w:color="auto"/>
+                  <w:bottom w:val="single" w:sz="4" w:space="0" w:color="auto"/>
+                  <w:right w:val="single" w:sz="4" w:space="0" w:color="auto"/>
+                </w:tcBorders>
+                <w:vAlign w:val="center"/>
+              </w:tcPr>
+              <w:p>
+                <w:pPr>
+                  <w:spacing w:before="120" w:after="120"/>
+                  <w:jc w:val="center"/>
+                  <w:rPr>
+                    <w:rFonts w:ascii="Aptos" w:hAnsi="Aptos" w:cstheme="minorHAnsi"/>
+                    <w:sz w:val="24"/>
+                    <w:szCs w:val="24"/>
+                  </w:rPr>
+                </w:pPr>
+                <w:r>
+                  <w:rPr>
+                    <w:rFonts w:ascii="MS Gothic" w:eastAsia="MS Gothic" w:hAnsi="MS Gothic" w:cstheme="minorHAnsi" w:hint="eastAsia"/>
+                    <w:b/>
+                    <w:bCs/>
+                    <w:sz w:val="24"/>
+                    <w:szCs w:val="24"/>
+                  </w:rPr>
+                  <w:t>☐</w:t>
+                </w:r>
+              </w:p>
+            </w:tc>
+          </w:sdtContent>
+        </w:sdt>
+        <w:sdt>
+          <w:sdtPr>
+            <w:rPr>
+              <w:rFonts w:ascii="Aptos" w:hAnsi="Aptos" w:cstheme="minorHAnsi"/>
+              <w:b/>
+              <w:bCs/>
+              <w:sz w:val="24"/>
+              <w:szCs w:val="24"/>
+            </w:rPr>
+            <w:id w:val="1322931427"/>
+            <w14:checkbox>
+              <w14:checked w14:val="1"/>
+              <w14:checkedState w14:val="2612" w14:font="MS Gothic"/>
+              <w14:uncheckedState w14:val="2610" w14:font="MS Gothic"/>
+            </w14:checkbox>
+          </w:sdtPr>
+          <w:sdtContent>
+            <w:tc>
+              <w:tcPr>
+                <w:tcW w:w="1518" w:type="dxa"/>
+                <w:tcBorders>
+                  <w:top w:val="single" w:sz="4" w:space="0" w:color="auto"/>
+                  <w:left w:val="single" w:sz="4" w:space="0" w:color="auto"/>
+                  <w:bottom w:val="single" w:sz="4" w:space="0" w:color="auto"/>
+                  <w:right w:val="single" w:sz="18" w:space="0" w:color="auto"/>
+                </w:tcBorders>
+                <w:vAlign w:val="center"/>
+              </w:tcPr>
+              <w:p>
+                <w:pPr>
+                  <w:spacing w:before="120" w:after="120"/>
+                  <w:jc w:val="center"/>
+                  <w:rPr>
+                    <w:rFonts w:ascii="Aptos" w:hAnsi="Aptos" w:cstheme="minorHAnsi"/>
+                    <w:b/>
+                    <w:bCs/>
+                    <w:sz w:val="24"/>
+                    <w:szCs w:val="24"/>
+                  </w:rPr>
+                </w:pPr>
+                <w:r>
+                  <w:rPr>
+                    <w:rFonts w:ascii="MS Gothic" w:eastAsia="MS Gothic" w:hAnsi="MS Gothic" w:cstheme="minorHAnsi" w:hint="eastAsia"/>
+                    <w:b/>
+                    <w:bCs/>
+                    <w:sz w:val="24"/>
+                    <w:szCs w:val="24"/>
+                  </w:rPr>
+                  <w:t>☒</w:t>
+                </w:r>
+              </w:p>
+            </w:tc>
+          </w:sdtContent>
+        </w:sdt>
+      </w:tr>
+      <w:tr>
+        <w:tc>
+          <w:tcPr>
+            <w:tcW w:w="1423" w:type="dxa"/>
+            <w:vMerge/>
+            <w:tcBorders>
+              <w:left w:val="single" w:sz="18" w:space="0" w:color="auto"/>
+            </w:tcBorders>
+          </w:tcPr>
+          <w:p>
+            <w:pPr>
+              <w:spacing w:before="120" w:after="120"/>
+              <w:rPr>
+                <w:rFonts w:ascii="Aptos" w:hAnsi="Aptos" w:cstheme="minorHAnsi"/>
+                <w:b/>
+                <w:bCs/>
+                <w:sz w:val="24"/>
+                <w:szCs w:val="24"/>
+              </w:rPr>
+            </w:pPr>
+          </w:p>
+        </w:tc>
+        <w:tc>
+          <w:tcPr>
+            <w:tcW w:w="4366" w:type="dxa"/>
+            <w:tcBorders>
+              <w:top w:val="single" w:sz="4" w:space="0" w:color="auto"/>
+              <w:bottom w:val="single" w:sz="4" w:space="0" w:color="auto"/>
+              <w:right w:val="single" w:sz="4" w:space="0" w:color="auto"/>
+            </w:tcBorders>
+            <w:vAlign w:val="center"/>
+          </w:tcPr>
+          <w:p>
+            <w:pPr>
+              <w:spacing w:before="120" w:after="120"/>
+              <w:rPr>
+                <w:rStyle w:val="Estilo4"/>
+                <w:rFonts w:ascii="Aptos" w:hAnsi="Aptos" w:cstheme="minorHAnsi"/>
+                <w:szCs w:val="24"/>
+                <w:highlight w:val="lightGray"/>
+              </w:rPr>
+            </w:pPr>
+            <w:r>
+              <w:rPr>
+                <w:rStyle w:val="Estilo4"/>
+                <w:rFonts w:ascii="Aptos" w:hAnsi="Aptos" w:cstheme="minorHAnsi"/>
+                <w:szCs w:val="24"/>
+                <w:highlight w:val="lightGray"/>
+              </w:rPr>
+              <w:t>Alejandro Seco-González</w:t>
+            </w:r>
+          </w:p>
+        </w:tc>
+        <w:sdt>
+          <w:sdtPr>
+            <w:rPr>
+              <w:rFonts w:ascii="Aptos" w:hAnsi="Aptos" w:cstheme="minorHAnsi"/>
+              <w:b/>
+              <w:bCs/>
+              <w:sz w:val="24"/>
+              <w:szCs w:val="24"/>
+            </w:rPr>
+            <w:id w:val="-26572413"/>
+            <w14:checkbox>
+              <w14:checked w14:val="1"/>
+              <w14:checkedState w14:val="2612" w14:font="MS Gothic"/>
+              <w14:uncheckedState w14:val="2610" w14:font="MS Gothic"/>
+            </w14:checkbox>
+          </w:sdtPr>
+          <w:sdtContent>
+            <w:tc>
+              <w:tcPr>
+                <w:tcW w:w="1276" w:type="dxa"/>
+                <w:tcBorders>
+                  <w:top w:val="single" w:sz="4" w:space="0" w:color="auto"/>
+                  <w:left w:val="single" w:sz="4" w:space="0" w:color="auto"/>
+                  <w:bottom w:val="single" w:sz="4" w:space="0" w:color="auto"/>
+                  <w:right w:val="single" w:sz="4" w:space="0" w:color="auto"/>
+                </w:tcBorders>
+                <w:vAlign w:val="center"/>
+              </w:tcPr>
+              <w:p>
+                <w:pPr>
+                  <w:spacing w:before="120" w:after="120"/>
+                  <w:jc w:val="center"/>
+                  <w:rPr>
+                    <w:rFonts w:ascii="Aptos" w:hAnsi="Aptos" w:cstheme="minorHAnsi"/>
+                    <w:b/>
+                    <w:bCs/>
+                    <w:sz w:val="24"/>
+                    <w:szCs w:val="24"/>
+                  </w:rPr>
+                </w:pPr>
+                <w:r>
+                  <w:rPr>
+                    <w:rFonts w:ascii="MS Gothic" w:eastAsia="MS Gothic" w:hAnsi="MS Gothic" w:cstheme="minorHAnsi" w:hint="eastAsia"/>
+                    <w:b/>
+                    <w:bCs/>
+                    <w:sz w:val="24"/>
+                    <w:szCs w:val="24"/>
+                  </w:rPr>
+                  <w:t>☒</w:t>
+                </w:r>
+              </w:p>
+            </w:tc>
+          </w:sdtContent>
+        </w:sdt>
+        <w:sdt>
+          <w:sdtPr>
+            <w:rPr>
+              <w:rFonts w:ascii="Aptos" w:hAnsi="Aptos" w:cstheme="minorHAnsi"/>
+              <w:b/>
+              <w:bCs/>
+              <w:sz w:val="24"/>
+              <w:szCs w:val="24"/>
+            </w:rPr>
+            <w:id w:val="-837312289"/>
+            <w14:checkbox>
+              <w14:checked w14:val="0"/>
+              <w14:checkedState w14:val="2612" w14:font="MS Gothic"/>
+              <w14:uncheckedState w14:val="2610" w14:font="MS Gothic"/>
+            </w14:checkbox>
+          </w:sdtPr>
+          <w:sdtContent>
+            <w:tc>
+              <w:tcPr>
+                <w:tcW w:w="1518" w:type="dxa"/>
+                <w:tcBorders>
+                  <w:top w:val="single" w:sz="4" w:space="0" w:color="auto"/>
+                  <w:left w:val="single" w:sz="4" w:space="0" w:color="auto"/>
+                  <w:bottom w:val="single" w:sz="2" w:space="0" w:color="auto"/>
+                  <w:right w:val="single" w:sz="18" w:space="0" w:color="auto"/>
+                </w:tcBorders>
+                <w:vAlign w:val="center"/>
+              </w:tcPr>
+              <w:p>
+                <w:pPr>
+                  <w:spacing w:before="120" w:after="120"/>
+                  <w:jc w:val="center"/>
+                  <w:rPr>
+                    <w:rFonts w:ascii="Aptos" w:hAnsi="Aptos" w:cstheme="minorHAnsi"/>
+                    <w:b/>
+                    <w:bCs/>
+                    <w:sz w:val="24"/>
+                    <w:szCs w:val="24"/>
+                  </w:rPr>
+                </w:pPr>
+                <w:r>
+                  <w:rPr>
+                    <w:rFonts w:ascii="MS Gothic" w:eastAsia="MS Gothic" w:hAnsi="MS Gothic" w:cstheme="minorHAnsi" w:hint="eastAsia"/>
+                    <w:b/>
+                    <w:bCs/>
+                    <w:sz w:val="24"/>
+                    <w:szCs w:val="24"/>
+                  </w:rPr>
+                  <w:t>☐</w:t>
+                </w:r>
+              </w:p>
+            </w:tc>
+          </w:sdtContent>
+        </w:sdt>
+      </w:tr>
+      <w:tr>
+        <w:trPr>
+          <w:trHeight w:val="425"/>
+        </w:trPr>
+        <w:tc>
+          <w:tcPr>
+            <w:tcW w:w="1423" w:type="dxa"/>
+            <w:vMerge/>
+            <w:tcBorders>
+              <w:left w:val="single" w:sz="18" w:space="0" w:color="auto"/>
+              <w:bottom w:val="single" w:sz="24" w:space="0" w:color="auto"/>
+            </w:tcBorders>
+          </w:tcPr>
+          <w:p>
+            <w:pPr>
+              <w:spacing w:before="120" w:after="120"/>
+              <w:rPr>
+                <w:rFonts w:ascii="Aptos" w:hAnsi="Aptos" w:cstheme="minorHAnsi"/>
+                <w:b/>
+                <w:bCs/>
+                <w:sz w:val="24"/>
+                <w:szCs w:val="24"/>
+              </w:rPr>
+            </w:pPr>
+          </w:p>
+        </w:tc>
+        <w:tc>
+          <w:tcPr>
+            <w:tcW w:w="4366" w:type="dxa"/>
+            <w:tcBorders>
+              <w:top w:val="single" w:sz="4" w:space="0" w:color="auto"/>
+              <w:bottom w:val="single" w:sz="24" w:space="0" w:color="auto"/>
+              <w:right w:val="single" w:sz="4" w:space="0" w:color="auto"/>
+            </w:tcBorders>
+            <w:vAlign w:val="center"/>
+          </w:tcPr>
+          <w:p>
+            <w:pPr>
+              <w:spacing w:before="120" w:after="120"/>
+              <w:rPr>
+                <w:rStyle w:val="Estilo4"/>
+                <w:rFonts w:ascii="Aptos" w:hAnsi="Aptos" w:cstheme="minorHAnsi"/>
+                <w:szCs w:val="24"/>
+                <w:highlight w:val="lightGray"/>
+              </w:rPr>
+            </w:pPr>
+            <w:r>
+              <w:rPr>
+                <w:rStyle w:val="Estilo4"/>
+                <w:rFonts w:ascii="Aptos" w:hAnsi="Aptos" w:cstheme="minorHAnsi"/>
+                <w:szCs w:val="24"/>
+                <w:highlight w:val="lightGray"/>
+              </w:rPr>
+              <w:t>Ángel Piñeiro</w:t>
+            </w:r>
+          </w:p>
+        </w:tc>
+        <w:sdt>
+          <w:sdtPr>
+            <w:rPr>
+              <w:rFonts w:ascii="Aptos" w:hAnsi="Aptos" w:cstheme="minorHAnsi"/>
+              <w:b/>
+              <w:bCs/>
+              <w:sz w:val="24"/>
+              <w:szCs w:val="24"/>
+            </w:rPr>
+            <w:id w:val="-204949424"/>
+            <w14:checkbox>
+              <w14:checked w14:val="1"/>
+              <w14:checkedState w14:val="2612" w14:font="MS Gothic"/>
+              <w14:uncheckedState w14:val="2610" w14:font="MS Gothic"/>
+            </w14:checkbox>
+          </w:sdtPr>
+          <w:sdtContent>
+            <w:tc>
+              <w:tcPr>
+                <w:tcW w:w="1276" w:type="dxa"/>
+                <w:tcBorders>
+                  <w:top w:val="single" w:sz="4" w:space="0" w:color="auto"/>
+                  <w:left w:val="single" w:sz="4" w:space="0" w:color="auto"/>
+                  <w:bottom w:val="single" w:sz="24" w:space="0" w:color="auto"/>
+                  <w:right w:val="single" w:sz="4" w:space="0" w:color="auto"/>
+                </w:tcBorders>
+                <w:vAlign w:val="center"/>
+              </w:tcPr>
+              <w:p>
+                <w:pPr>
+                  <w:spacing w:before="120" w:after="120"/>
+                  <w:jc w:val="center"/>
+                  <w:rPr>
+                    <w:rFonts w:ascii="Aptos" w:hAnsi="Aptos" w:cstheme="minorHAnsi"/>
+                    <w:b/>
+                    <w:bCs/>
+                    <w:sz w:val="24"/>
+                    <w:szCs w:val="24"/>
+                  </w:rPr>
+                </w:pPr>
+                <w:r>
+                  <w:rPr>
+                    <w:rFonts w:ascii="MS Gothic" w:eastAsia="MS Gothic" w:hAnsi="MS Gothic" w:cstheme="minorHAnsi" w:hint="eastAsia"/>
+                    <w:b/>
+                    <w:bCs/>
+                    <w:sz w:val="24"/>
+                    <w:szCs w:val="24"/>
+                  </w:rPr>
+                  <w:t>☒</w:t>
+                </w:r>
+              </w:p>
+            </w:tc>
+          </w:sdtContent>
+        </w:sdt>
+        <w:sdt>
+          <w:sdtPr>
+            <w:rPr>
+              <w:rFonts w:ascii="Aptos" w:hAnsi="Aptos" w:cstheme="minorHAnsi"/>
+              <w:b/>
+              <w:bCs/>
+              <w:sz w:val="24"/>
+              <w:szCs w:val="24"/>
+            </w:rPr>
+            <w:id w:val="1185026801"/>
+            <w14:checkbox>
+              <w14:checked w14:val="0"/>
+              <w14:checkedState w14:val="2612" w14:font="MS Gothic"/>
+              <w14:uncheckedState w14:val="2610" w14:font="MS Gothic"/>
+            </w14:checkbox>
+          </w:sdtPr>
+          <w:sdtContent>
+            <w:tc>
+              <w:tcPr>
+                <w:tcW w:w="1518" w:type="dxa"/>
+                <w:tcBorders>
+                  <w:top w:val="single" w:sz="4" w:space="0" w:color="auto"/>
+                  <w:left w:val="single" w:sz="4" w:space="0" w:color="auto"/>
+                  <w:bottom w:val="single" w:sz="24" w:space="0" w:color="auto"/>
+                  <w:right w:val="single" w:sz="18" w:space="0" w:color="auto"/>
+                </w:tcBorders>
+                <w:vAlign w:val="center"/>
+              </w:tcPr>
+              <w:p>
+                <w:pPr>
+                  <w:spacing w:before="120" w:after="120"/>
+                  <w:jc w:val="center"/>
+                  <w:rPr>
+                    <w:rFonts w:ascii="Aptos" w:hAnsi="Aptos" w:cstheme="minorHAnsi"/>
+                    <w:b/>
+                    <w:bCs/>
+                    <w:sz w:val="24"/>
+                    <w:szCs w:val="24"/>
+                  </w:rPr>
+                </w:pPr>
+                <w:r>
+                  <w:rPr>
+                    <w:rFonts w:ascii="MS Gothic" w:eastAsia="MS Gothic" w:hAnsi="MS Gothic" w:cstheme="minorHAnsi" w:hint="eastAsia"/>
+                    <w:b/>
+                    <w:bCs/>
+                    <w:sz w:val="24"/>
+                    <w:szCs w:val="24"/>
+                  </w:rPr>
+                  <w:t>☐</w:t>
+                </w:r>
+              </w:p>
+            </w:tc>
+          </w:sdtContent>
+        </w:sdt>
+      </w:tr>
+      <w:tr>
+        <w:tc>
+          <w:tcPr>
+            <w:tcW w:w="1423" w:type="dxa"/>
+            <w:vMerge/>
+            <w:tcBorders>
+              <w:left w:val="single" w:sz="18" w:space="0" w:color="auto"/>
+              <w:bottom w:val="single" w:sz="24" w:space="0" w:color="auto"/>
+            </w:tcBorders>
+          </w:tcPr>
+          <w:p>
+            <w:pPr>
+              <w:spacing w:before="120" w:after="120"/>
+              <w:rPr>
+                <w:rFonts w:ascii="Aptos" w:hAnsi="Aptos" w:cstheme="minorHAnsi"/>
+                <w:b/>
+                <w:bCs/>
+                <w:sz w:val="24"/>
+                <w:szCs w:val="24"/>
+              </w:rPr>
+            </w:pPr>
+          </w:p>
+        </w:tc>
+        <w:tc>
+          <w:tcPr>
+            <w:tcW w:w="4366" w:type="dxa"/>
+            <w:tcBorders>
+              <w:top w:val="single" w:sz="4" w:space="0" w:color="auto"/>
+              <w:bottom w:val="single" w:sz="24" w:space="0" w:color="auto"/>
+              <w:right w:val="single" w:sz="4" w:space="0" w:color="auto"/>
+            </w:tcBorders>
+            <w:vAlign w:val="center"/>
+          </w:tcPr>
+          <w:p>
+            <w:pPr>
+              <w:spacing w:before="120" w:after="120"/>
+              <w:rPr>
+                <w:rStyle w:val="Estilo4"/>
+                <w:rFonts w:ascii="Aptos" w:hAnsi="Aptos" w:cstheme="minorHAnsi"/>
+                <w:szCs w:val="24"/>
+                <w:highlight w:val="lightGray"/>
+              </w:rPr>
+            </w:pPr>
+            <w:r>
+              <w:rPr>
+                <w:rStyle w:val="Estilo4"/>
+                <w:rFonts w:ascii="Aptos" w:hAnsi="Aptos" w:cstheme="minorHAnsi"/>
+                <w:szCs w:val="24"/>
+                <w:highlight w:val="lightGray"/>
+              </w:rPr>
+              <w:t>Rebeca García-Fandiño</w:t>
+            </w:r>
+          </w:p>
+        </w:tc>
+        <w:sdt>
+          <w:sdtPr>
+            <w:rPr>
+              <w:rFonts w:ascii="Aptos" w:hAnsi="Aptos" w:cstheme="minorHAnsi"/>
+              <w:b/>
+              <w:bCs/>
+              <w:sz w:val="24"/>
+              <w:szCs w:val="24"/>
+            </w:rPr>
+            <w:id w:val="-13920855"/>
+            <w14:checkbox>
+              <w14:checked w14:val="1"/>
+              <w14:checkedState w14:val="2612" w14:font="MS Gothic"/>
+              <w14:uncheckedState w14:val="2610" w14:font="MS Gothic"/>
+            </w14:checkbox>
+          </w:sdtPr>
+          <w:sdtContent>
+            <w:tc>
+              <w:tcPr>
+                <w:tcW w:w="1276" w:type="dxa"/>
+                <w:tcBorders>
+                  <w:top w:val="single" w:sz="4" w:space="0" w:color="auto"/>
+                  <w:left w:val="single" w:sz="4" w:space="0" w:color="auto"/>
+                  <w:bottom w:val="single" w:sz="24" w:space="0" w:color="auto"/>
+                  <w:right w:val="single" w:sz="4" w:space="0" w:color="auto"/>
+                </w:tcBorders>
+                <w:vAlign w:val="center"/>
+              </w:tcPr>
+              <w:p>
+                <w:pPr>
+                  <w:spacing w:before="120" w:after="120"/>
+                  <w:jc w:val="center"/>
+                  <w:rPr>
+                    <w:rFonts w:ascii="Aptos" w:hAnsi="Aptos" w:cstheme="minorHAnsi"/>
+                    <w:b/>
+                    <w:bCs/>
+                    <w:sz w:val="24"/>
+                    <w:szCs w:val="24"/>
+                  </w:rPr>
+                </w:pPr>
+                <w:r>
+                  <w:rPr>
+                    <w:rFonts w:ascii="MS Gothic" w:eastAsia="MS Gothic" w:hAnsi="MS Gothic" w:cstheme="minorHAnsi" w:hint="eastAsia"/>
+                    <w:b/>
+                    <w:bCs/>
+                    <w:sz w:val="24"/>
+                    <w:szCs w:val="24"/>
+                  </w:rPr>
+                  <w:t>☒</w:t>
+                </w:r>
+              </w:p>
+            </w:tc>
+          </w:sdtContent>
+        </w:sdt>
+        <w:sdt>
+          <w:sdtPr>
+            <w:rPr>
+              <w:rFonts w:ascii="Aptos" w:hAnsi="Aptos" w:cstheme="minorHAnsi"/>
+              <w:b/>
+              <w:bCs/>
+              <w:sz w:val="24"/>
+              <w:szCs w:val="24"/>
+            </w:rPr>
+            <w:id w:val="-588694710"/>
+            <w14:checkbox>
+              <w14:checked w14:val="0"/>
+              <w14:checkedState w14:val="2612" w14:font="MS Gothic"/>
+              <w14:uncheckedState w14:val="2610" w14:font="MS Gothic"/>
+            </w14:checkbox>
+          </w:sdtPr>
+          <w:sdtContent>
+            <w:tc>
+              <w:tcPr>
+                <w:tcW w:w="1518" w:type="dxa"/>
+                <w:tcBorders>
+                  <w:top w:val="single" w:sz="4" w:space="0" w:color="auto"/>
+                  <w:left w:val="single" w:sz="4" w:space="0" w:color="auto"/>
+                  <w:bottom w:val="single" w:sz="24" w:space="0" w:color="auto"/>
+                  <w:right w:val="single" w:sz="18" w:space="0" w:color="auto"/>
+                </w:tcBorders>
+                <w:vAlign w:val="center"/>
+              </w:tcPr>
+              <w:p>
+                <w:pPr>
+                  <w:spacing w:before="120" w:after="120"/>
+                  <w:jc w:val="center"/>
+                  <w:rPr>
+                    <w:rFonts w:ascii="Aptos" w:hAnsi="Aptos" w:cstheme="minorHAnsi"/>
+                    <w:b/>
+                    <w:bCs/>
+                    <w:sz w:val="24"/>
+                    <w:szCs w:val="24"/>
+                  </w:rPr>
+                </w:pPr>
+                <w:r>
+                  <w:rPr>
+                    <w:rFonts w:ascii="MS Gothic" w:eastAsia="MS Gothic" w:hAnsi="MS Gothic" w:cstheme="minorHAnsi" w:hint="eastAsia"/>
+                    <w:b/>
+                    <w:bCs/>
+                    <w:sz w:val="24"/>
+                    <w:szCs w:val="24"/>
+                  </w:rPr>
+                  <w:t>☐</w:t>
+                </w:r>
+              </w:p>
+            </w:tc>
+          </w:sdtContent>
+        </w:sdt>
+      </w:tr>
+    </w:tbl>
+    <w:p>
+      <w:pPr>
+        <w:rPr>
+          <w:rFonts w:ascii="Aptos" w:hAnsi="Aptos" w:cstheme="minorHAnsi"/>
+          <w:sz w:val="24"/>
+          <w:szCs w:val="24"/>
+          <w:lang w:val="en-US"/>
+        </w:rPr>
+      </w:pPr>
     </w:p>
     <w:sectPr>
       <w:type w:val="continuous"/>
@@ -6411,6 +9097,7 @@
       </w:p>
     </w:sdtContent>
   </w:sdt>
+  <w:p/>
 </w:ftr>
 </file>
 
@@ -8124,6 +10811,41 @@
       <w:vertAlign w:val="superscript"/>
     </w:rPr>
   </w:style>
+  <w:style w:type="character" w:styleId="Hipervnculo">
+    <w:name w:val="Hyperlink"/>
+    <w:basedOn w:val="Fuentedeprrafopredeter"/>
+    <w:uiPriority w:val="99"/>
+    <w:unhideWhenUsed/>
+    <w:rsid w:val="005A40AE"/>
+    <w:rPr>
+      <w:color w:val="0563C1" w:themeColor="hyperlink"/>
+      <w:u w:val="single"/>
+    </w:rPr>
+  </w:style>
+  <w:style w:type="character" w:styleId="Mencinsinresolver">
+    <w:name w:val="Unresolved Mention"/>
+    <w:basedOn w:val="Fuentedeprrafopredeter"/>
+    <w:uiPriority w:val="99"/>
+    <w:semiHidden/>
+    <w:unhideWhenUsed/>
+    <w:rsid w:val="005A40AE"/>
+    <w:rPr>
+      <w:color w:val="605E5C"/>
+      <w:shd w:val="clear" w:color="auto" w:fill="E1DFDD"/>
+    </w:rPr>
+  </w:style>
+  <w:style w:type="character" w:styleId="Hipervnculovisitado">
+    <w:name w:val="FollowedHyperlink"/>
+    <w:basedOn w:val="Fuentedeprrafopredeter"/>
+    <w:uiPriority w:val="99"/>
+    <w:semiHidden/>
+    <w:unhideWhenUsed/>
+    <w:rsid w:val="00E230B9"/>
+    <w:rPr>
+      <w:color w:val="954F72" w:themeColor="followedHyperlink"/>
+      <w:u w:val="single"/>
+    </w:rPr>
+  </w:style>
 </w:styles>
 </file>
 
@@ -8216,106 +10938,6 @@
               <w:lang w:val="en-US"/>
             </w:rPr>
             <w:t>Title of the thesis</w:t>
-          </w:r>
-        </w:p>
-      </w:docPartBody>
-    </w:docPart>
-    <w:docPart>
-      <w:docPartPr>
-        <w:name w:val="3A43BA7A9B0643549BE84DC6BB5CAB8B"/>
-        <w:category>
-          <w:name w:val="Xeral"/>
-          <w:gallery w:val="placeholder"/>
-        </w:category>
-        <w:types>
-          <w:type w:val="bbPlcHdr"/>
-        </w:types>
-        <w:behaviors>
-          <w:behavior w:val="content"/>
-        </w:behaviors>
-        <w:guid w:val="{CABA087A-F22C-4616-91B4-6359DFF060AB}"/>
-      </w:docPartPr>
-      <w:docPartBody>
-        <w:p>
-          <w:pPr>
-            <w:pStyle w:val="3A43BA7A9B0643549BE84DC6BB5CAB8B2"/>
-          </w:pPr>
-          <w:r>
-            <w:rPr>
-              <w:rStyle w:val="Textodelmarcadordeposicin"/>
-              <w:rFonts w:ascii="Aptos" w:hAnsi="Aptos" w:cstheme="minorHAnsi"/>
-              <w:sz w:val="24"/>
-              <w:szCs w:val="24"/>
-              <w:highlight w:val="lightGray"/>
-            </w:rPr>
-            <w:t>Full name</w:t>
-          </w:r>
-        </w:p>
-      </w:docPartBody>
-    </w:docPart>
-    <w:docPart>
-      <w:docPartPr>
-        <w:name w:val="A9EC7DE37CB64F619F4CFDA243831826"/>
-        <w:category>
-          <w:name w:val="Xeral"/>
-          <w:gallery w:val="placeholder"/>
-        </w:category>
-        <w:types>
-          <w:type w:val="bbPlcHdr"/>
-        </w:types>
-        <w:behaviors>
-          <w:behavior w:val="content"/>
-        </w:behaviors>
-        <w:guid w:val="{D3C90079-08BB-433F-A6BB-A1CB822F8D7F}"/>
-      </w:docPartPr>
-      <w:docPartBody>
-        <w:p>
-          <w:pPr>
-            <w:pStyle w:val="A9EC7DE37CB64F619F4CFDA2438318262"/>
-          </w:pPr>
-          <w:r>
-            <w:rPr>
-              <w:rStyle w:val="Textodelmarcadordeposicin"/>
-              <w:rFonts w:ascii="Aptos" w:hAnsi="Aptos" w:cstheme="minorHAnsi"/>
-              <w:sz w:val="24"/>
-              <w:szCs w:val="24"/>
-              <w:highlight w:val="lightGray"/>
-            </w:rPr>
-            <w:t>Full name</w:t>
-          </w:r>
-        </w:p>
-      </w:docPartBody>
-    </w:docPart>
-    <w:docPart>
-      <w:docPartPr>
-        <w:name w:val="D11E8E4E25764D26BD55C5EC946387CA"/>
-        <w:category>
-          <w:name w:val="Xeral"/>
-          <w:gallery w:val="placeholder"/>
-        </w:category>
-        <w:types>
-          <w:type w:val="bbPlcHdr"/>
-        </w:types>
-        <w:behaviors>
-          <w:behavior w:val="content"/>
-        </w:behaviors>
-        <w:guid w:val="{61D374CC-C174-4587-81FE-3D825042A95C}"/>
-      </w:docPartPr>
-      <w:docPartBody>
-        <w:p>
-          <w:pPr>
-            <w:pStyle w:val="D11E8E4E25764D26BD55C5EC946387CA2"/>
-          </w:pPr>
-          <w:r>
-            <w:rPr>
-              <w:rStyle w:val="Textodelmarcadordeposicin"/>
-              <w:rFonts w:ascii="Aptos" w:hAnsi="Aptos"/>
-              <w:sz w:val="24"/>
-              <w:szCs w:val="24"/>
-              <w:highlight w:val="lightGray"/>
-              <w:lang w:val="en-US"/>
-            </w:rPr>
-            <w:t>Title and full citation of the publication</w:t>
           </w:r>
         </w:p>
       </w:docPartBody>
@@ -8557,6 +11179,226 @@
         </w:p>
       </w:docPartBody>
     </w:docPart>
+    <w:docPart>
+      <w:docPartPr>
+        <w:name w:val="B3164281CC5F3E49A06726DE3097F925"/>
+        <w:category>
+          <w:name w:val="General"/>
+          <w:gallery w:val="placeholder"/>
+        </w:category>
+        <w:types>
+          <w:type w:val="bbPlcHdr"/>
+        </w:types>
+        <w:behaviors>
+          <w:behavior w:val="content"/>
+        </w:behaviors>
+        <w:guid w:val="{433ABC3F-5C77-274A-8E98-7E5DD295DED0}"/>
+      </w:docPartPr>
+      <w:docPartBody>
+        <w:p>
+          <w:pPr>
+            <w:pStyle w:val="B3164281CC5F3E49A06726DE3097F925"/>
+          </w:pPr>
+          <w:r>
+            <w:rPr>
+              <w:rStyle w:val="Textodelmarcadordeposicin"/>
+              <w:rFonts w:ascii="Aptos" w:hAnsi="Aptos"/>
+              <w:highlight w:val="lightGray"/>
+              <w:lang w:val="en-US"/>
+            </w:rPr>
+            <w:t>Title and full citation of the publication</w:t>
+          </w:r>
+        </w:p>
+      </w:docPartBody>
+    </w:docPart>
+    <w:docPart>
+      <w:docPartPr>
+        <w:name w:val="13777895AC77DC498F1804C49409AAE4"/>
+        <w:category>
+          <w:name w:val="General"/>
+          <w:gallery w:val="placeholder"/>
+        </w:category>
+        <w:types>
+          <w:type w:val="bbPlcHdr"/>
+        </w:types>
+        <w:behaviors>
+          <w:behavior w:val="content"/>
+        </w:behaviors>
+        <w:guid w:val="{0D4210C3-A3EB-DB4D-8F9D-794FEF1E72FD}"/>
+      </w:docPartPr>
+      <w:docPartBody>
+        <w:p>
+          <w:pPr>
+            <w:pStyle w:val="13777895AC77DC498F1804C49409AAE4"/>
+          </w:pPr>
+          <w:r>
+            <w:rPr>
+              <w:rStyle w:val="Textodelmarcadordeposicin"/>
+              <w:rFonts w:ascii="Aptos" w:hAnsi="Aptos" w:cstheme="minorHAnsi"/>
+              <w:highlight w:val="lightGray"/>
+            </w:rPr>
+            <w:t>Full name</w:t>
+          </w:r>
+        </w:p>
+      </w:docPartBody>
+    </w:docPart>
+    <w:docPart>
+      <w:docPartPr>
+        <w:name w:val="3A558A95C541CA4B9924D55AC931181E"/>
+        <w:category>
+          <w:name w:val="General"/>
+          <w:gallery w:val="placeholder"/>
+        </w:category>
+        <w:types>
+          <w:type w:val="bbPlcHdr"/>
+        </w:types>
+        <w:behaviors>
+          <w:behavior w:val="content"/>
+        </w:behaviors>
+        <w:guid w:val="{5DCB69CD-5232-7B4F-BFC0-4E5E8C934BEB}"/>
+      </w:docPartPr>
+      <w:docPartBody>
+        <w:p>
+          <w:pPr>
+            <w:pStyle w:val="3A558A95C541CA4B9924D55AC931181E"/>
+          </w:pPr>
+          <w:r>
+            <w:rPr>
+              <w:rStyle w:val="Textodelmarcadordeposicin"/>
+              <w:rFonts w:ascii="Aptos" w:hAnsi="Aptos"/>
+              <w:highlight w:val="lightGray"/>
+              <w:lang w:val="en-US"/>
+            </w:rPr>
+            <w:t>Title and full citation of the publication</w:t>
+          </w:r>
+        </w:p>
+      </w:docPartBody>
+    </w:docPart>
+    <w:docPart>
+      <w:docPartPr>
+        <w:name w:val="7BD0788B08BAE740A71BD75CCD385524"/>
+        <w:category>
+          <w:name w:val="General"/>
+          <w:gallery w:val="placeholder"/>
+        </w:category>
+        <w:types>
+          <w:type w:val="bbPlcHdr"/>
+        </w:types>
+        <w:behaviors>
+          <w:behavior w:val="content"/>
+        </w:behaviors>
+        <w:guid w:val="{07214F2A-538D-3F4A-8248-81FEE993BD4F}"/>
+      </w:docPartPr>
+      <w:docPartBody>
+        <w:p>
+          <w:pPr>
+            <w:pStyle w:val="7BD0788B08BAE740A71BD75CCD385524"/>
+          </w:pPr>
+          <w:r>
+            <w:rPr>
+              <w:rStyle w:val="Textodelmarcadordeposicin"/>
+              <w:rFonts w:ascii="Aptos" w:hAnsi="Aptos" w:cstheme="minorHAnsi"/>
+              <w:highlight w:val="lightGray"/>
+            </w:rPr>
+            <w:t>Full name</w:t>
+          </w:r>
+        </w:p>
+      </w:docPartBody>
+    </w:docPart>
+    <w:docPart>
+      <w:docPartPr>
+        <w:name w:val="54C1687B5208214491DD2D5D8D1065B5"/>
+        <w:category>
+          <w:name w:val="General"/>
+          <w:gallery w:val="placeholder"/>
+        </w:category>
+        <w:types>
+          <w:type w:val="bbPlcHdr"/>
+        </w:types>
+        <w:behaviors>
+          <w:behavior w:val="content"/>
+        </w:behaviors>
+        <w:guid w:val="{F52C4E37-E065-8042-B07E-63CF40A1FE77}"/>
+      </w:docPartPr>
+      <w:docPartBody>
+        <w:p>
+          <w:pPr>
+            <w:pStyle w:val="54C1687B5208214491DD2D5D8D1065B5"/>
+          </w:pPr>
+          <w:r>
+            <w:rPr>
+              <w:rStyle w:val="Textodelmarcadordeposicin"/>
+              <w:rFonts w:ascii="Aptos" w:hAnsi="Aptos" w:cstheme="minorHAnsi"/>
+              <w:highlight w:val="lightGray"/>
+            </w:rPr>
+            <w:t>Full name</w:t>
+          </w:r>
+        </w:p>
+      </w:docPartBody>
+    </w:docPart>
+    <w:docPart>
+      <w:docPartPr>
+        <w:name w:val="F871C1EA2178994D8BADF741803B794F"/>
+        <w:category>
+          <w:name w:val="General"/>
+          <w:gallery w:val="placeholder"/>
+        </w:category>
+        <w:types>
+          <w:type w:val="bbPlcHdr"/>
+        </w:types>
+        <w:behaviors>
+          <w:behavior w:val="content"/>
+        </w:behaviors>
+        <w:guid w:val="{0D47438A-A574-BD4B-9073-2A73779E2042}"/>
+      </w:docPartPr>
+      <w:docPartBody>
+        <w:p>
+          <w:pPr>
+            <w:pStyle w:val="F871C1EA2178994D8BADF741803B794F"/>
+          </w:pPr>
+          <w:r>
+            <w:rPr>
+              <w:rStyle w:val="Textodelmarcadordeposicin"/>
+              <w:rFonts w:ascii="Aptos" w:hAnsi="Aptos"/>
+              <w:highlight w:val="lightGray"/>
+              <w:lang w:val="en-US"/>
+            </w:rPr>
+            <w:t>Title and full citation of the publication</w:t>
+          </w:r>
+        </w:p>
+      </w:docPartBody>
+    </w:docPart>
+    <w:docPart>
+      <w:docPartPr>
+        <w:name w:val="01B676DD0D700C43B85F4B0FFE0C4B79"/>
+        <w:category>
+          <w:name w:val="General"/>
+          <w:gallery w:val="placeholder"/>
+        </w:category>
+        <w:types>
+          <w:type w:val="bbPlcHdr"/>
+        </w:types>
+        <w:behaviors>
+          <w:behavior w:val="content"/>
+        </w:behaviors>
+        <w:guid w:val="{E5F431AF-8C5D-4E4F-BECB-E8C3C54EA5EF}"/>
+      </w:docPartPr>
+      <w:docPartBody>
+        <w:p>
+          <w:pPr>
+            <w:pStyle w:val="01B676DD0D700C43B85F4B0FFE0C4B79"/>
+          </w:pPr>
+          <w:r>
+            <w:rPr>
+              <w:rStyle w:val="Textodelmarcadordeposicin"/>
+              <w:rFonts w:ascii="Aptos" w:hAnsi="Aptos" w:cstheme="minorHAnsi"/>
+              <w:highlight w:val="lightGray"/>
+            </w:rPr>
+            <w:t>Full name</w:t>
+          </w:r>
+        </w:p>
+      </w:docPartBody>
+    </w:docPart>
   </w:docParts>
 </w:glossaryDocument>
 </file>
@@ -8603,7 +11445,7 @@
     <w:charset w:val="00"/>
     <w:family w:val="swiss"/>
     <w:pitch w:val="variable"/>
-    <w:sig w:usb0="E4002EFF" w:usb1="C000247B" w:usb2="00000009" w:usb3="00000000" w:csb0="000001FF" w:csb1="00000000"/>
+    <w:sig w:usb0="E0002AFF" w:usb1="C000247B" w:usb2="00000009" w:usb3="00000000" w:csb0="000001FF" w:csb1="00000000"/>
   </w:font>
   <w:font w:name="Aptos">
     <w:panose1 w:val="020B0004020202020204"/>
@@ -8656,20 +11498,25 @@
     <w:rsidRoot w:val="002D7EB9"/>
     <w:rsid w:val="00014436"/>
     <w:rsid w:val="000A46FE"/>
+    <w:rsid w:val="00171F56"/>
+    <w:rsid w:val="00174F72"/>
     <w:rsid w:val="001F19AB"/>
     <w:rsid w:val="002035F0"/>
     <w:rsid w:val="002D7EB9"/>
     <w:rsid w:val="00346B04"/>
     <w:rsid w:val="00471909"/>
+    <w:rsid w:val="004F3686"/>
     <w:rsid w:val="00913FCC"/>
     <w:rsid w:val="00A2238F"/>
     <w:rsid w:val="00AE4033"/>
     <w:rsid w:val="00AF4B4A"/>
     <w:rsid w:val="00B216CB"/>
+    <w:rsid w:val="00C91BF3"/>
     <w:rsid w:val="00D336AE"/>
     <w:rsid w:val="00D42A84"/>
     <w:rsid w:val="00D964DF"/>
     <w:rsid w:val="00E24437"/>
+    <w:rsid w:val="00E35006"/>
     <w:rsid w:val="00EC5079"/>
     <w:rsid w:val="00EF1B79"/>
     <w:rsid w:val="00FA5A0C"/>
@@ -9130,7 +11977,7 @@
     <w:basedOn w:val="Fuentedeprrafopredeter"/>
     <w:uiPriority w:val="99"/>
     <w:semiHidden/>
-    <w:rsid w:val="00EF1B79"/>
+    <w:rsid w:val="004F3686"/>
     <w:rPr>
       <w:color w:val="666666"/>
     </w:rPr>
@@ -9195,49 +12042,25 @@
       <w14:ligatures w14:val="none"/>
     </w:rPr>
   </w:style>
-  <w:style w:type="paragraph" w:customStyle="1" w:styleId="D11E8E4E25764D26BD55C5EC946387CA2">
-    <w:name w:val="D11E8E4E25764D26BD55C5EC946387CA2"/>
-    <w:rsid w:val="00D336AE"/>
-    <w:pPr>
-      <w:spacing w:line="259" w:lineRule="auto"/>
-    </w:pPr>
+  <w:style w:type="paragraph" w:customStyle="1" w:styleId="F871C1EA2178994D8BADF741803B794F">
+    <w:name w:val="F871C1EA2178994D8BADF741803B794F"/>
+    <w:rsid w:val="004F3686"/>
     <w:rPr>
-      <w:rFonts w:eastAsiaTheme="minorHAnsi"/>
-      <w:kern w:val="0"/>
-      <w:sz w:val="22"/>
-      <w:szCs w:val="22"/>
-      <w:lang w:eastAsia="en-US"/>
-      <w14:ligatures w14:val="none"/>
+      <w:lang w:eastAsia="es-ES_tradnl"/>
     </w:rPr>
   </w:style>
-  <w:style w:type="paragraph" w:customStyle="1" w:styleId="3A43BA7A9B0643549BE84DC6BB5CAB8B2">
-    <w:name w:val="3A43BA7A9B0643549BE84DC6BB5CAB8B2"/>
-    <w:rsid w:val="00D336AE"/>
-    <w:pPr>
-      <w:spacing w:line="259" w:lineRule="auto"/>
-    </w:pPr>
+  <w:style w:type="paragraph" w:customStyle="1" w:styleId="01B676DD0D700C43B85F4B0FFE0C4B79">
+    <w:name w:val="01B676DD0D700C43B85F4B0FFE0C4B79"/>
+    <w:rsid w:val="004F3686"/>
     <w:rPr>
-      <w:rFonts w:eastAsiaTheme="minorHAnsi"/>
-      <w:kern w:val="0"/>
-      <w:sz w:val="22"/>
-      <w:szCs w:val="22"/>
-      <w:lang w:eastAsia="en-US"/>
-      <w14:ligatures w14:val="none"/>
+      <w:lang w:eastAsia="es-ES_tradnl"/>
     </w:rPr>
   </w:style>
-  <w:style w:type="paragraph" w:customStyle="1" w:styleId="A9EC7DE37CB64F619F4CFDA2438318262">
-    <w:name w:val="A9EC7DE37CB64F619F4CFDA2438318262"/>
-    <w:rsid w:val="00D336AE"/>
-    <w:pPr>
-      <w:spacing w:line="259" w:lineRule="auto"/>
-    </w:pPr>
+  <w:style w:type="paragraph" w:customStyle="1" w:styleId="5EC661AEDC42234B971C99717EDDAE2A">
+    <w:name w:val="5EC661AEDC42234B971C99717EDDAE2A"/>
+    <w:rsid w:val="004F3686"/>
     <w:rPr>
-      <w:rFonts w:eastAsiaTheme="minorHAnsi"/>
-      <w:kern w:val="0"/>
-      <w:sz w:val="22"/>
-      <w:szCs w:val="22"/>
-      <w:lang w:eastAsia="en-US"/>
-      <w14:ligatures w14:val="none"/>
+      <w:lang w:eastAsia="es-ES_tradnl"/>
     </w:rPr>
   </w:style>
   <w:style w:type="paragraph" w:customStyle="1" w:styleId="B370F451E4C1437BA4C69203BA111DEF1">
@@ -9279,6 +12102,41 @@
   <w:style w:type="paragraph" w:customStyle="1" w:styleId="CBC64173ADBC0A46A4714DCC02C4F2D3">
     <w:name w:val="CBC64173ADBC0A46A4714DCC02C4F2D3"/>
     <w:rsid w:val="00EF1B79"/>
+    <w:rPr>
+      <w:lang w:eastAsia="es-ES_tradnl"/>
+    </w:rPr>
+  </w:style>
+  <w:style w:type="paragraph" w:customStyle="1" w:styleId="B3164281CC5F3E49A06726DE3097F925">
+    <w:name w:val="B3164281CC5F3E49A06726DE3097F925"/>
+    <w:rsid w:val="00171F56"/>
+    <w:rPr>
+      <w:lang w:eastAsia="es-ES_tradnl"/>
+    </w:rPr>
+  </w:style>
+  <w:style w:type="paragraph" w:customStyle="1" w:styleId="13777895AC77DC498F1804C49409AAE4">
+    <w:name w:val="13777895AC77DC498F1804C49409AAE4"/>
+    <w:rsid w:val="00171F56"/>
+    <w:rPr>
+      <w:lang w:eastAsia="es-ES_tradnl"/>
+    </w:rPr>
+  </w:style>
+  <w:style w:type="paragraph" w:customStyle="1" w:styleId="3A558A95C541CA4B9924D55AC931181E">
+    <w:name w:val="3A558A95C541CA4B9924D55AC931181E"/>
+    <w:rsid w:val="00171F56"/>
+    <w:rPr>
+      <w:lang w:eastAsia="es-ES_tradnl"/>
+    </w:rPr>
+  </w:style>
+  <w:style w:type="paragraph" w:customStyle="1" w:styleId="7BD0788B08BAE740A71BD75CCD385524">
+    <w:name w:val="7BD0788B08BAE740A71BD75CCD385524"/>
+    <w:rsid w:val="00171F56"/>
+    <w:rPr>
+      <w:lang w:eastAsia="es-ES_tradnl"/>
+    </w:rPr>
+  </w:style>
+  <w:style w:type="paragraph" w:customStyle="1" w:styleId="54C1687B5208214491DD2D5D8D1065B5">
+    <w:name w:val="54C1687B5208214491DD2D5D8D1065B5"/>
+    <w:rsid w:val="00171F56"/>
     <w:rPr>
       <w:lang w:eastAsia="es-ES_tradnl"/>
     </w:rPr>
